--- a/CÔNG TY TNHH KHUÔN MẪU TRƯỜNG PHÁT/GPKD_TRUONG_PHAT_28-10-24.docx
+++ b/CÔNG TY TNHH KHUÔN MẪU TRƯỜNG PHÁT/GPKD_TRUONG_PHAT_28-10-24.docx
@@ -128,31 +128,7 @@
       </w:r>
       <w:proofErr w:type="spellEnd"/>
       <w:r>
-        <w:t xml:space="preserve"> 1253/</w:t>
-      </w:r>
-      <w:proofErr w:type="gramStart"/>
-      <w:r>
-        <w:t>44,Đường</w:t>
-      </w:r>
-      <w:proofErr w:type="gramEnd"/>
-      <w:r>
-        <w:t xml:space="preserve"> Khánh Bình </w:t>
-      </w:r>
-      <w:proofErr w:type="gramStart"/>
-      <w:r>
-        <w:t>09,Tổ</w:t>
-      </w:r>
-      <w:proofErr w:type="gramEnd"/>
-      <w:r>
-        <w:t xml:space="preserve"> </w:t>
-      </w:r>
-      <w:proofErr w:type="gramStart"/>
-      <w:r>
-        <w:t>1,Khu</w:t>
-      </w:r>
-      <w:proofErr w:type="gramEnd"/>
-      <w:r>
-        <w:t xml:space="preserve"> </w:t>
+        <w:t xml:space="preserve"> 1253/44,Đường Khánh Bình 09,Tổ 1,Khu </w:t>
       </w:r>
       <w:proofErr w:type="spellStart"/>
       <w:r>
@@ -1208,23 +1184,7 @@
           <w:rFonts w:cs="Times New Roman"/>
           <w:iCs/>
         </w:rPr>
-        <w:t xml:space="preserve"> Phương </w:t>
-      </w:r>
-      <w:proofErr w:type="gramStart"/>
-      <w:r>
-        <w:rPr>
-          <w:rFonts w:cs="Times New Roman"/>
-          <w:iCs/>
-        </w:rPr>
-        <w:t>An</w:t>
-      </w:r>
-      <w:proofErr w:type="gramEnd"/>
-      <w:r>
-        <w:rPr>
-          <w:rFonts w:cs="Times New Roman"/>
-          <w:iCs/>
-        </w:rPr>
-        <w:t xml:space="preserve"> 1, </w:t>
+        <w:t xml:space="preserve"> Phương An 1, </w:t>
       </w:r>
       <w:proofErr w:type="spellStart"/>
       <w:r>
@@ -1384,23 +1344,7 @@
           <w:rFonts w:cs="Times New Roman"/>
           <w:iCs/>
         </w:rPr>
-        <w:t xml:space="preserve"> Phương </w:t>
-      </w:r>
-      <w:proofErr w:type="gramStart"/>
-      <w:r>
-        <w:rPr>
-          <w:rFonts w:cs="Times New Roman"/>
-          <w:iCs/>
-        </w:rPr>
-        <w:t>An</w:t>
-      </w:r>
-      <w:proofErr w:type="gramEnd"/>
-      <w:r>
-        <w:rPr>
-          <w:rFonts w:cs="Times New Roman"/>
-          <w:iCs/>
-        </w:rPr>
-        <w:t xml:space="preserve"> 1, </w:t>
+        <w:t xml:space="preserve"> Phương An 1, </w:t>
       </w:r>
       <w:proofErr w:type="spellStart"/>
       <w:r>
@@ -2403,23 +2347,171 @@
           <w:rFonts w:cs="Times New Roman"/>
           <w:iCs/>
         </w:rPr>
-        <w:t xml:space="preserve"> Phương </w:t>
-      </w:r>
-      <w:proofErr w:type="gramStart"/>
+        <w:t xml:space="preserve"> Phương An 1, </w:t>
+      </w:r>
+      <w:proofErr w:type="spellStart"/>
+      <w:r>
+        <w:rPr>
+          <w:rFonts w:cs="Times New Roman"/>
+        </w:rPr>
+        <w:t>xã</w:t>
+      </w:r>
+      <w:proofErr w:type="spellEnd"/>
+      <w:r>
+        <w:rPr>
+          <w:rFonts w:cs="Times New Roman"/>
+        </w:rPr>
+        <w:t xml:space="preserve"> Long </w:t>
+      </w:r>
+      <w:proofErr w:type="spellStart"/>
+      <w:r>
+        <w:rPr>
+          <w:rFonts w:cs="Times New Roman"/>
+        </w:rPr>
+        <w:t>Hưng</w:t>
+      </w:r>
+      <w:proofErr w:type="spellEnd"/>
+      <w:r>
+        <w:rPr>
+          <w:rFonts w:cs="Times New Roman"/>
+        </w:rPr>
+        <w:t xml:space="preserve">, </w:t>
+      </w:r>
+      <w:proofErr w:type="spellStart"/>
+      <w:r>
+        <w:rPr>
+          <w:rFonts w:cs="Times New Roman"/>
+        </w:rPr>
+        <w:t>thành</w:t>
+      </w:r>
+      <w:proofErr w:type="spellEnd"/>
+      <w:r>
+        <w:rPr>
+          <w:rFonts w:cs="Times New Roman"/>
+        </w:rPr>
+        <w:t xml:space="preserve"> </w:t>
+      </w:r>
+      <w:proofErr w:type="spellStart"/>
+      <w:r>
+        <w:rPr>
+          <w:rFonts w:cs="Times New Roman"/>
+        </w:rPr>
+        <w:t>phố</w:t>
+      </w:r>
+      <w:proofErr w:type="spellEnd"/>
+      <w:r>
+        <w:rPr>
+          <w:rFonts w:cs="Times New Roman"/>
+        </w:rPr>
+        <w:t xml:space="preserve"> </w:t>
+      </w:r>
+      <w:proofErr w:type="spellStart"/>
+      <w:r>
+        <w:rPr>
+          <w:rFonts w:cs="Times New Roman"/>
+        </w:rPr>
+        <w:t>Cần</w:t>
+      </w:r>
+      <w:proofErr w:type="spellEnd"/>
+      <w:r>
+        <w:rPr>
+          <w:rFonts w:cs="Times New Roman"/>
+        </w:rPr>
+        <w:t xml:space="preserve"> Thơ</w:t>
+      </w:r>
       <w:r>
         <w:rPr>
           <w:rFonts w:cs="Times New Roman"/>
           <w:iCs/>
         </w:rPr>
-        <w:t>An</w:t>
-      </w:r>
-      <w:proofErr w:type="gramEnd"/>
-      <w:r>
+        <w:t>, Việt Nam</w:t>
+      </w:r>
+      <w:r>
+        <w:rPr>
+          <w:rFonts w:cs="Times New Roman"/>
+        </w:rPr>
+        <w:t xml:space="preserve"> </w:t>
+      </w:r>
+    </w:p>
+    <w:p>
+      <w:pPr>
+        <w:spacing w:after="240"/>
         <w:rPr>
           <w:rFonts w:cs="Times New Roman"/>
           <w:iCs/>
         </w:rPr>
-        <w:t xml:space="preserve"> 1, </w:t>
+      </w:pPr>
+      <w:proofErr w:type="spellStart"/>
+      <w:r>
+        <w:rPr>
+          <w:rFonts w:cs="Times New Roman"/>
+        </w:rPr>
+        <w:t>Địa</w:t>
+      </w:r>
+      <w:proofErr w:type="spellEnd"/>
+      <w:r>
+        <w:rPr>
+          <w:rFonts w:cs="Times New Roman"/>
+        </w:rPr>
+        <w:t xml:space="preserve"> </w:t>
+      </w:r>
+      <w:proofErr w:type="spellStart"/>
+      <w:r>
+        <w:rPr>
+          <w:rFonts w:cs="Times New Roman"/>
+        </w:rPr>
+        <w:t>chỉ</w:t>
+      </w:r>
+      <w:proofErr w:type="spellEnd"/>
+      <w:r>
+        <w:rPr>
+          <w:rFonts w:cs="Times New Roman"/>
+        </w:rPr>
+        <w:t xml:space="preserve"> </w:t>
+      </w:r>
+      <w:proofErr w:type="spellStart"/>
+      <w:r>
+        <w:rPr>
+          <w:rFonts w:cs="Times New Roman"/>
+        </w:rPr>
+        <w:t>liên</w:t>
+      </w:r>
+      <w:proofErr w:type="spellEnd"/>
+      <w:r>
+        <w:rPr>
+          <w:rFonts w:cs="Times New Roman"/>
+        </w:rPr>
+        <w:t xml:space="preserve"> </w:t>
+      </w:r>
+      <w:proofErr w:type="spellStart"/>
+      <w:r>
+        <w:rPr>
+          <w:rFonts w:cs="Times New Roman"/>
+        </w:rPr>
+        <w:t>lạc</w:t>
+      </w:r>
+      <w:proofErr w:type="spellEnd"/>
+      <w:r>
+        <w:rPr>
+          <w:rFonts w:cs="Times New Roman"/>
+        </w:rPr>
+        <w:t xml:space="preserve">: </w:t>
+      </w:r>
+      <w:proofErr w:type="spellStart"/>
+      <w:r>
+        <w:rPr>
+          <w:rFonts w:cs="Times New Roman"/>
+          <w:iCs/>
+        </w:rPr>
+        <w:t>Ấp</w:t>
+      </w:r>
+      <w:proofErr w:type="spellEnd"/>
+      <w:r>
+        <w:rPr>
+          <w:rFonts w:cs="Times New Roman"/>
+          <w:iCs/>
+        </w:rPr>
+        <w:t xml:space="preserve"> Phương An 1, </w:t>
       </w:r>
       <w:proofErr w:type="spellStart"/>
       <w:r>
@@ -2498,182 +2590,1662 @@
         </w:rPr>
         <w:t>, Việt Nam</w:t>
       </w:r>
-      <w:r>
-        <w:rPr>
-          <w:rFonts w:cs="Times New Roman"/>
-        </w:rPr>
-        <w:t xml:space="preserve"> </w:t>
+    </w:p>
+    <w:p>
+      <w:pPr>
+        <w:spacing w:after="240"/>
+        <w:rPr>
+          <w:rFonts w:cs="Times New Roman"/>
+          <w:iCs/>
+        </w:rPr>
+      </w:pPr>
+    </w:p>
+    <w:p>
+      <w:pPr>
+        <w:rPr>
+          <w:rFonts w:cs="Times New Roman"/>
+        </w:rPr>
+      </w:pPr>
+      <w:r>
+        <w:rPr>
+          <w:rFonts w:cs="Times New Roman"/>
+        </w:rPr>
+        <w:t xml:space="preserve">6. </w:t>
+      </w:r>
+      <w:proofErr w:type="spellStart"/>
+      <w:r>
+        <w:rPr>
+          <w:rFonts w:cs="Times New Roman"/>
+        </w:rPr>
+        <w:t>Chủ</w:t>
+      </w:r>
+      <w:proofErr w:type="spellEnd"/>
+      <w:r>
+        <w:rPr>
+          <w:rFonts w:cs="Times New Roman"/>
+        </w:rPr>
+        <w:t xml:space="preserve"> </w:t>
+      </w:r>
+      <w:proofErr w:type="spellStart"/>
+      <w:r>
+        <w:rPr>
+          <w:rFonts w:cs="Times New Roman"/>
+        </w:rPr>
+        <w:t>sở</w:t>
+      </w:r>
+      <w:proofErr w:type="spellEnd"/>
+      <w:r>
+        <w:rPr>
+          <w:rFonts w:cs="Times New Roman"/>
+        </w:rPr>
+        <w:t xml:space="preserve"> </w:t>
+      </w:r>
+      <w:proofErr w:type="spellStart"/>
+      <w:r>
+        <w:rPr>
+          <w:rFonts w:cs="Times New Roman"/>
+        </w:rPr>
+        <w:t>hữu</w:t>
+      </w:r>
+      <w:proofErr w:type="spellEnd"/>
+      <w:r>
+        <w:rPr>
+          <w:rFonts w:cs="Times New Roman"/>
+        </w:rPr>
+        <w:t xml:space="preserve"> </w:t>
+      </w:r>
+      <w:proofErr w:type="spellStart"/>
+      <w:r>
+        <w:rPr>
+          <w:rFonts w:cs="Times New Roman"/>
+        </w:rPr>
+        <w:t>và</w:t>
+      </w:r>
+      <w:proofErr w:type="spellEnd"/>
+      <w:r>
+        <w:rPr>
+          <w:rFonts w:cs="Times New Roman"/>
+        </w:rPr>
+        <w:t xml:space="preserve"> </w:t>
+      </w:r>
+      <w:proofErr w:type="spellStart"/>
+      <w:r>
+        <w:rPr>
+          <w:rFonts w:cs="Times New Roman"/>
+        </w:rPr>
+        <w:t>đại</w:t>
+      </w:r>
+      <w:proofErr w:type="spellEnd"/>
+      <w:r>
+        <w:rPr>
+          <w:rFonts w:cs="Times New Roman"/>
+        </w:rPr>
+        <w:t xml:space="preserve"> </w:t>
+      </w:r>
+      <w:proofErr w:type="spellStart"/>
+      <w:r>
+        <w:rPr>
+          <w:rFonts w:cs="Times New Roman"/>
+        </w:rPr>
+        <w:t>diện</w:t>
+      </w:r>
+      <w:proofErr w:type="spellEnd"/>
+      <w:r>
+        <w:rPr>
+          <w:rFonts w:cs="Times New Roman"/>
+        </w:rPr>
+        <w:t xml:space="preserve"> </w:t>
+      </w:r>
+      <w:proofErr w:type="spellStart"/>
+      <w:r>
+        <w:rPr>
+          <w:rFonts w:cs="Times New Roman"/>
+        </w:rPr>
+        <w:t>pháp</w:t>
+      </w:r>
+      <w:proofErr w:type="spellEnd"/>
+      <w:r>
+        <w:rPr>
+          <w:rFonts w:cs="Times New Roman"/>
+        </w:rPr>
+        <w:t xml:space="preserve"> </w:t>
+      </w:r>
+      <w:proofErr w:type="spellStart"/>
+      <w:r>
+        <w:rPr>
+          <w:rFonts w:cs="Times New Roman"/>
+        </w:rPr>
+        <w:t>luật</w:t>
+      </w:r>
+      <w:proofErr w:type="spellEnd"/>
+      <w:r>
+        <w:rPr>
+          <w:rFonts w:cs="Times New Roman"/>
+        </w:rPr>
+        <w:t xml:space="preserve"> </w:t>
+      </w:r>
+      <w:proofErr w:type="spellStart"/>
+      <w:r>
+        <w:rPr>
+          <w:rFonts w:cs="Times New Roman"/>
+        </w:rPr>
+        <w:t>mới</w:t>
+      </w:r>
+      <w:proofErr w:type="spellEnd"/>
+      <w:r>
+        <w:rPr>
+          <w:rFonts w:cs="Times New Roman"/>
+        </w:rPr>
+        <w:t>(</w:t>
+      </w:r>
+      <w:proofErr w:type="spellStart"/>
+      <w:r>
+        <w:rPr>
+          <w:rFonts w:cs="Times New Roman"/>
+        </w:rPr>
+        <w:t>nhận</w:t>
+      </w:r>
+      <w:proofErr w:type="spellEnd"/>
+      <w:r>
+        <w:rPr>
+          <w:rFonts w:cs="Times New Roman"/>
+        </w:rPr>
+        <w:t xml:space="preserve"> </w:t>
+      </w:r>
+      <w:proofErr w:type="spellStart"/>
+      <w:r>
+        <w:rPr>
+          <w:rFonts w:cs="Times New Roman"/>
+        </w:rPr>
+        <w:t>chuyển</w:t>
+      </w:r>
+      <w:proofErr w:type="spellEnd"/>
+      <w:r>
+        <w:rPr>
+          <w:rFonts w:cs="Times New Roman"/>
+        </w:rPr>
+        <w:t xml:space="preserve"> </w:t>
+      </w:r>
+      <w:proofErr w:type="spellStart"/>
+      <w:r>
+        <w:rPr>
+          <w:rFonts w:cs="Times New Roman"/>
+        </w:rPr>
+        <w:t>nhượng</w:t>
+      </w:r>
+      <w:proofErr w:type="spellEnd"/>
+      <w:r>
+        <w:rPr>
+          <w:rFonts w:cs="Times New Roman"/>
+        </w:rPr>
+        <w:t xml:space="preserve"> </w:t>
+      </w:r>
+      <w:proofErr w:type="spellStart"/>
+      <w:r>
+        <w:rPr>
+          <w:rFonts w:cs="Times New Roman"/>
+        </w:rPr>
+        <w:t>toàn</w:t>
+      </w:r>
+      <w:proofErr w:type="spellEnd"/>
+      <w:r>
+        <w:rPr>
+          <w:rFonts w:cs="Times New Roman"/>
+        </w:rPr>
+        <w:t xml:space="preserve"> </w:t>
+      </w:r>
+      <w:proofErr w:type="spellStart"/>
+      <w:r>
+        <w:rPr>
+          <w:rFonts w:cs="Times New Roman"/>
+        </w:rPr>
+        <w:t>bộ</w:t>
+      </w:r>
+      <w:proofErr w:type="spellEnd"/>
+      <w:r>
+        <w:rPr>
+          <w:rFonts w:cs="Times New Roman"/>
+        </w:rPr>
+        <w:t xml:space="preserve"> </w:t>
+      </w:r>
+      <w:proofErr w:type="spellStart"/>
+      <w:r>
+        <w:rPr>
+          <w:rFonts w:cs="Times New Roman"/>
+        </w:rPr>
+        <w:t>phần</w:t>
+      </w:r>
+      <w:proofErr w:type="spellEnd"/>
+      <w:r>
+        <w:rPr>
+          <w:rFonts w:cs="Times New Roman"/>
+        </w:rPr>
+        <w:t xml:space="preserve"> </w:t>
+      </w:r>
+      <w:proofErr w:type="spellStart"/>
+      <w:r>
+        <w:rPr>
+          <w:rFonts w:cs="Times New Roman"/>
+        </w:rPr>
+        <w:t>vốn</w:t>
+      </w:r>
+      <w:proofErr w:type="spellEnd"/>
+      <w:r>
+        <w:rPr>
+          <w:rFonts w:cs="Times New Roman"/>
+        </w:rPr>
+        <w:t xml:space="preserve"> </w:t>
+      </w:r>
+      <w:proofErr w:type="spellStart"/>
+      <w:r>
+        <w:rPr>
+          <w:rFonts w:cs="Times New Roman"/>
+        </w:rPr>
+        <w:t>góp</w:t>
+      </w:r>
+      <w:proofErr w:type="spellEnd"/>
+      <w:r>
+        <w:rPr>
+          <w:rFonts w:cs="Times New Roman"/>
+        </w:rPr>
+        <w:t xml:space="preserve"> </w:t>
+      </w:r>
+      <w:proofErr w:type="spellStart"/>
+      <w:r>
+        <w:rPr>
+          <w:rFonts w:cs="Times New Roman"/>
+        </w:rPr>
+        <w:t>từ</w:t>
+      </w:r>
+      <w:proofErr w:type="spellEnd"/>
+      <w:r>
+        <w:rPr>
+          <w:rFonts w:cs="Times New Roman"/>
+        </w:rPr>
+        <w:t xml:space="preserve"> </w:t>
+      </w:r>
+      <w:r>
+        <w:rPr>
+          <w:rFonts w:cs="Times New Roman"/>
+        </w:rPr>
+        <w:t>LƯƠNG THỊ CẨM XUYẾN</w:t>
+      </w:r>
+      <w:r>
+        <w:rPr>
+          <w:rFonts w:cs="Times New Roman"/>
+        </w:rPr>
+        <w:t>)</w:t>
+      </w:r>
+    </w:p>
+    <w:p>
+      <w:pPr>
+        <w:pStyle w:val="NormalWeb"/>
+        <w:numPr>
+          <w:ilvl w:val="0"/>
+          <w:numId w:val="10"/>
+        </w:numPr>
+      </w:pPr>
+      <w:proofErr w:type="spellStart"/>
+      <w:r>
+        <w:rPr>
+          <w:b/>
+          <w:bCs/>
+        </w:rPr>
+        <w:t>Số</w:t>
+      </w:r>
+      <w:proofErr w:type="spellEnd"/>
+      <w:r>
+        <w:rPr>
+          <w:b/>
+          <w:bCs/>
+        </w:rPr>
+        <w:t xml:space="preserve"> </w:t>
+      </w:r>
+      <w:proofErr w:type="spellStart"/>
+      <w:r>
+        <w:rPr>
+          <w:b/>
+          <w:bCs/>
+        </w:rPr>
+        <w:t>định</w:t>
+      </w:r>
+      <w:proofErr w:type="spellEnd"/>
+      <w:r>
+        <w:rPr>
+          <w:b/>
+          <w:bCs/>
+        </w:rPr>
+        <w:t xml:space="preserve"> </w:t>
+      </w:r>
+      <w:proofErr w:type="spellStart"/>
+      <w:r>
+        <w:rPr>
+          <w:b/>
+          <w:bCs/>
+        </w:rPr>
+        <w:t>danh</w:t>
+      </w:r>
+      <w:proofErr w:type="spellEnd"/>
+      <w:r>
+        <w:rPr>
+          <w:b/>
+          <w:bCs/>
+        </w:rPr>
+        <w:t xml:space="preserve"> </w:t>
+      </w:r>
+      <w:proofErr w:type="spellStart"/>
+      <w:r>
+        <w:rPr>
+          <w:b/>
+          <w:bCs/>
+        </w:rPr>
+        <w:t>cá</w:t>
+      </w:r>
+      <w:proofErr w:type="spellEnd"/>
+      <w:r>
+        <w:rPr>
+          <w:b/>
+          <w:bCs/>
+        </w:rPr>
+        <w:t xml:space="preserve"> </w:t>
+      </w:r>
+      <w:proofErr w:type="spellStart"/>
+      <w:r>
+        <w:rPr>
+          <w:b/>
+          <w:bCs/>
+        </w:rPr>
+        <w:t>nhân</w:t>
+      </w:r>
+      <w:proofErr w:type="spellEnd"/>
+      <w:r>
+        <w:rPr>
+          <w:b/>
+          <w:bCs/>
+        </w:rPr>
+        <w:t>:</w:t>
+      </w:r>
+      <w:r>
+        <w:t xml:space="preserve"> 094159001639</w:t>
+      </w:r>
+    </w:p>
+    <w:p>
+      <w:pPr>
+        <w:pStyle w:val="NormalWeb"/>
+        <w:numPr>
+          <w:ilvl w:val="0"/>
+          <w:numId w:val="10"/>
+        </w:numPr>
+      </w:pPr>
+      <w:proofErr w:type="spellStart"/>
+      <w:r>
+        <w:rPr>
+          <w:b/>
+          <w:bCs/>
+        </w:rPr>
+        <w:t>Họ</w:t>
+      </w:r>
+      <w:proofErr w:type="spellEnd"/>
+      <w:r>
+        <w:rPr>
+          <w:b/>
+          <w:bCs/>
+        </w:rPr>
+        <w:t xml:space="preserve">, </w:t>
+      </w:r>
+      <w:proofErr w:type="spellStart"/>
+      <w:r>
+        <w:rPr>
+          <w:b/>
+          <w:bCs/>
+        </w:rPr>
+        <w:t>chữ</w:t>
+      </w:r>
+      <w:proofErr w:type="spellEnd"/>
+      <w:r>
+        <w:rPr>
+          <w:b/>
+          <w:bCs/>
+        </w:rPr>
+        <w:t xml:space="preserve"> </w:t>
+      </w:r>
+      <w:proofErr w:type="spellStart"/>
+      <w:r>
+        <w:rPr>
+          <w:b/>
+          <w:bCs/>
+        </w:rPr>
+        <w:t>đệm</w:t>
+      </w:r>
+      <w:proofErr w:type="spellEnd"/>
+      <w:r>
+        <w:rPr>
+          <w:b/>
+          <w:bCs/>
+        </w:rPr>
+        <w:t xml:space="preserve"> </w:t>
+      </w:r>
+      <w:proofErr w:type="spellStart"/>
+      <w:r>
+        <w:rPr>
+          <w:b/>
+          <w:bCs/>
+        </w:rPr>
+        <w:t>và</w:t>
+      </w:r>
+      <w:proofErr w:type="spellEnd"/>
+      <w:r>
+        <w:rPr>
+          <w:b/>
+          <w:bCs/>
+        </w:rPr>
+        <w:t xml:space="preserve"> </w:t>
+      </w:r>
+      <w:proofErr w:type="spellStart"/>
+      <w:r>
+        <w:rPr>
+          <w:b/>
+          <w:bCs/>
+        </w:rPr>
+        <w:t>tên</w:t>
+      </w:r>
+      <w:proofErr w:type="spellEnd"/>
+      <w:r>
+        <w:rPr>
+          <w:b/>
+          <w:bCs/>
+        </w:rPr>
+        <w:t>:</w:t>
+      </w:r>
+      <w:r>
+        <w:t xml:space="preserve"> LƯƠNG THỊ HỒNG HOA</w:t>
+      </w:r>
+    </w:p>
+    <w:p>
+      <w:pPr>
+        <w:pStyle w:val="NormalWeb"/>
+        <w:numPr>
+          <w:ilvl w:val="0"/>
+          <w:numId w:val="10"/>
+        </w:numPr>
+      </w:pPr>
+      <w:proofErr w:type="spellStart"/>
+      <w:r>
+        <w:rPr>
+          <w:b/>
+          <w:bCs/>
+        </w:rPr>
+        <w:t>Ngày</w:t>
+      </w:r>
+      <w:proofErr w:type="spellEnd"/>
+      <w:r>
+        <w:rPr>
+          <w:b/>
+          <w:bCs/>
+        </w:rPr>
+        <w:t xml:space="preserve">, </w:t>
+      </w:r>
+      <w:proofErr w:type="spellStart"/>
+      <w:r>
+        <w:rPr>
+          <w:b/>
+          <w:bCs/>
+        </w:rPr>
+        <w:t>tháng</w:t>
+      </w:r>
+      <w:proofErr w:type="spellEnd"/>
+      <w:r>
+        <w:rPr>
+          <w:b/>
+          <w:bCs/>
+        </w:rPr>
+        <w:t xml:space="preserve">, </w:t>
+      </w:r>
+      <w:proofErr w:type="spellStart"/>
+      <w:r>
+        <w:rPr>
+          <w:b/>
+          <w:bCs/>
+        </w:rPr>
+        <w:t>năm</w:t>
+      </w:r>
+      <w:proofErr w:type="spellEnd"/>
+      <w:r>
+        <w:rPr>
+          <w:b/>
+          <w:bCs/>
+        </w:rPr>
+        <w:t xml:space="preserve"> </w:t>
+      </w:r>
+      <w:proofErr w:type="spellStart"/>
+      <w:r>
+        <w:rPr>
+          <w:b/>
+          <w:bCs/>
+        </w:rPr>
+        <w:t>sinh</w:t>
+      </w:r>
+      <w:proofErr w:type="spellEnd"/>
+      <w:r>
+        <w:rPr>
+          <w:b/>
+          <w:bCs/>
+        </w:rPr>
+        <w:t>:</w:t>
+      </w:r>
+      <w:r>
+        <w:t xml:space="preserve"> 01/01/1959</w:t>
+      </w:r>
+    </w:p>
+    <w:p>
+      <w:pPr>
+        <w:pStyle w:val="NormalWeb"/>
+        <w:numPr>
+          <w:ilvl w:val="0"/>
+          <w:numId w:val="10"/>
+        </w:numPr>
+      </w:pPr>
+      <w:proofErr w:type="spellStart"/>
+      <w:r>
+        <w:rPr>
+          <w:b/>
+          <w:bCs/>
+        </w:rPr>
+        <w:t>Giới</w:t>
+      </w:r>
+      <w:proofErr w:type="spellEnd"/>
+      <w:r>
+        <w:rPr>
+          <w:b/>
+          <w:bCs/>
+        </w:rPr>
+        <w:t xml:space="preserve"> </w:t>
+      </w:r>
+      <w:proofErr w:type="spellStart"/>
+      <w:r>
+        <w:rPr>
+          <w:b/>
+          <w:bCs/>
+        </w:rPr>
+        <w:t>tính</w:t>
+      </w:r>
+      <w:proofErr w:type="spellEnd"/>
+      <w:r>
+        <w:rPr>
+          <w:b/>
+          <w:bCs/>
+        </w:rPr>
+        <w:t>:</w:t>
+      </w:r>
+      <w:r>
+        <w:t xml:space="preserve"> </w:t>
+      </w:r>
+      <w:proofErr w:type="spellStart"/>
+      <w:r>
+        <w:rPr>
+          <w:i/>
+          <w:iCs/>
+        </w:rPr>
+        <w:t>Nữ</w:t>
+      </w:r>
+      <w:proofErr w:type="spellEnd"/>
+    </w:p>
+    <w:p>
+      <w:pPr>
+        <w:pStyle w:val="NormalWeb"/>
+        <w:numPr>
+          <w:ilvl w:val="0"/>
+          <w:numId w:val="10"/>
+        </w:numPr>
+      </w:pPr>
+      <w:r>
+        <w:rPr>
+          <w:b/>
+          <w:bCs/>
+        </w:rPr>
+        <w:t xml:space="preserve">Quốc </w:t>
+      </w:r>
+      <w:proofErr w:type="spellStart"/>
+      <w:r>
+        <w:rPr>
+          <w:b/>
+          <w:bCs/>
+        </w:rPr>
+        <w:t>tịch</w:t>
+      </w:r>
+      <w:proofErr w:type="spellEnd"/>
+      <w:r>
+        <w:rPr>
+          <w:b/>
+          <w:bCs/>
+        </w:rPr>
+        <w:t>:</w:t>
+      </w:r>
+      <w:r>
+        <w:t xml:space="preserve"> Việt Nam</w:t>
+      </w:r>
+    </w:p>
+    <w:p>
+      <w:pPr>
+        <w:pStyle w:val="NormalWeb"/>
+        <w:numPr>
+          <w:ilvl w:val="0"/>
+          <w:numId w:val="10"/>
+        </w:numPr>
+      </w:pPr>
+      <w:proofErr w:type="spellStart"/>
+      <w:r>
+        <w:rPr>
+          <w:b/>
+          <w:bCs/>
+        </w:rPr>
+        <w:t>Ngày</w:t>
+      </w:r>
+      <w:proofErr w:type="spellEnd"/>
+      <w:r>
+        <w:rPr>
+          <w:b/>
+          <w:bCs/>
+        </w:rPr>
+        <w:t xml:space="preserve"> </w:t>
+      </w:r>
+      <w:proofErr w:type="spellStart"/>
+      <w:r>
+        <w:rPr>
+          <w:b/>
+          <w:bCs/>
+        </w:rPr>
+        <w:t>cấp</w:t>
+      </w:r>
+      <w:proofErr w:type="spellEnd"/>
+      <w:r>
+        <w:rPr>
+          <w:b/>
+          <w:bCs/>
+        </w:rPr>
+        <w:t xml:space="preserve"> </w:t>
+      </w:r>
+      <w:proofErr w:type="spellStart"/>
+      <w:r>
+        <w:rPr>
+          <w:b/>
+          <w:bCs/>
+        </w:rPr>
+        <w:t>căn</w:t>
+      </w:r>
+      <w:proofErr w:type="spellEnd"/>
+      <w:r>
+        <w:rPr>
+          <w:b/>
+          <w:bCs/>
+        </w:rPr>
+        <w:t xml:space="preserve"> </w:t>
+      </w:r>
+      <w:proofErr w:type="spellStart"/>
+      <w:r>
+        <w:rPr>
+          <w:b/>
+          <w:bCs/>
+        </w:rPr>
+        <w:t>cước</w:t>
+      </w:r>
+      <w:proofErr w:type="spellEnd"/>
+      <w:r>
+        <w:rPr>
+          <w:b/>
+          <w:bCs/>
+        </w:rPr>
+        <w:t>:</w:t>
+      </w:r>
+      <w:r>
+        <w:t xml:space="preserve"> 12/11/2022</w:t>
+      </w:r>
+    </w:p>
+    <w:p>
+      <w:pPr>
+        <w:pStyle w:val="NormalWeb"/>
+        <w:numPr>
+          <w:ilvl w:val="0"/>
+          <w:numId w:val="10"/>
+        </w:numPr>
+      </w:pPr>
+      <w:proofErr w:type="spellStart"/>
+      <w:r>
+        <w:rPr>
+          <w:b/>
+          <w:bCs/>
+        </w:rPr>
+        <w:t>Nơi</w:t>
+      </w:r>
+      <w:proofErr w:type="spellEnd"/>
+      <w:r>
+        <w:rPr>
+          <w:b/>
+          <w:bCs/>
+        </w:rPr>
+        <w:t xml:space="preserve"> </w:t>
+      </w:r>
+      <w:proofErr w:type="spellStart"/>
+      <w:r>
+        <w:rPr>
+          <w:b/>
+          <w:bCs/>
+        </w:rPr>
+        <w:t>cấp</w:t>
+      </w:r>
+      <w:proofErr w:type="spellEnd"/>
+      <w:r>
+        <w:rPr>
+          <w:b/>
+          <w:bCs/>
+        </w:rPr>
+        <w:t>:</w:t>
+      </w:r>
+      <w:r>
+        <w:t xml:space="preserve"> </w:t>
+      </w:r>
+      <w:proofErr w:type="spellStart"/>
+      <w:r>
+        <w:t>Bộ</w:t>
+      </w:r>
+      <w:proofErr w:type="spellEnd"/>
+      <w:r>
+        <w:t xml:space="preserve"> Công An</w:t>
+      </w:r>
+    </w:p>
+    <w:p>
+      <w:pPr>
+        <w:pStyle w:val="ListParagraph"/>
+        <w:numPr>
+          <w:ilvl w:val="0"/>
+          <w:numId w:val="10"/>
+        </w:numPr>
+        <w:spacing w:after="160" w:line="278" w:lineRule="auto"/>
+        <w:rPr>
+          <w:rFonts w:cs="Times New Roman"/>
+        </w:rPr>
+      </w:pPr>
+      <w:proofErr w:type="spellStart"/>
+      <w:r>
+        <w:rPr>
+          <w:rFonts w:cs="Times New Roman"/>
+        </w:rPr>
+        <w:t>Chức</w:t>
+      </w:r>
+      <w:proofErr w:type="spellEnd"/>
+      <w:r>
+        <w:rPr>
+          <w:rFonts w:cs="Times New Roman"/>
+        </w:rPr>
+        <w:t xml:space="preserve"> </w:t>
+      </w:r>
+      <w:proofErr w:type="spellStart"/>
+      <w:r>
+        <w:rPr>
+          <w:rFonts w:cs="Times New Roman"/>
+        </w:rPr>
+        <w:t>danh</w:t>
+      </w:r>
+      <w:proofErr w:type="spellEnd"/>
+      <w:r>
+        <w:rPr>
+          <w:rFonts w:cs="Times New Roman"/>
+        </w:rPr>
+        <w:t xml:space="preserve">: </w:t>
+      </w:r>
+      <w:proofErr w:type="spellStart"/>
+      <w:r>
+        <w:rPr>
+          <w:rFonts w:cs="Times New Roman"/>
+        </w:rPr>
+        <w:t>Chủ</w:t>
+      </w:r>
+      <w:proofErr w:type="spellEnd"/>
+      <w:r>
+        <w:rPr>
+          <w:rFonts w:cs="Times New Roman"/>
+        </w:rPr>
+        <w:t xml:space="preserve"> </w:t>
+      </w:r>
+      <w:proofErr w:type="spellStart"/>
+      <w:r>
+        <w:rPr>
+          <w:rFonts w:cs="Times New Roman"/>
+        </w:rPr>
+        <w:t>tịch</w:t>
+      </w:r>
+      <w:proofErr w:type="spellEnd"/>
+      <w:r>
+        <w:rPr>
+          <w:rFonts w:cs="Times New Roman"/>
+        </w:rPr>
+        <w:t xml:space="preserve"> </w:t>
+      </w:r>
+      <w:proofErr w:type="spellStart"/>
+      <w:r>
+        <w:rPr>
+          <w:rFonts w:cs="Times New Roman"/>
+        </w:rPr>
+        <w:t>công</w:t>
+      </w:r>
+      <w:proofErr w:type="spellEnd"/>
+      <w:r>
+        <w:rPr>
+          <w:rFonts w:cs="Times New Roman"/>
+        </w:rPr>
+        <w:t xml:space="preserve"> ty </w:t>
+      </w:r>
+      <w:proofErr w:type="spellStart"/>
+      <w:r>
+        <w:rPr>
+          <w:rFonts w:cs="Times New Roman"/>
+        </w:rPr>
+        <w:t>kiêm</w:t>
+      </w:r>
+      <w:proofErr w:type="spellEnd"/>
+      <w:r>
+        <w:rPr>
+          <w:rFonts w:cs="Times New Roman"/>
+        </w:rPr>
+        <w:t xml:space="preserve"> </w:t>
+      </w:r>
+      <w:proofErr w:type="spellStart"/>
+      <w:r>
+        <w:rPr>
+          <w:rFonts w:cs="Times New Roman"/>
+        </w:rPr>
+        <w:t>giám</w:t>
+      </w:r>
+      <w:proofErr w:type="spellEnd"/>
+      <w:r>
+        <w:rPr>
+          <w:rFonts w:cs="Times New Roman"/>
+        </w:rPr>
+        <w:t xml:space="preserve"> </w:t>
+      </w:r>
+      <w:proofErr w:type="spellStart"/>
+      <w:r>
+        <w:rPr>
+          <w:rFonts w:cs="Times New Roman"/>
+        </w:rPr>
+        <w:t>đốc</w:t>
+      </w:r>
+      <w:proofErr w:type="spellEnd"/>
+    </w:p>
+    <w:p>
+      <w:pPr>
+        <w:pStyle w:val="ListParagraph"/>
+        <w:numPr>
+          <w:ilvl w:val="0"/>
+          <w:numId w:val="10"/>
+        </w:numPr>
+        <w:spacing w:after="160" w:line="278" w:lineRule="auto"/>
+        <w:rPr>
+          <w:rFonts w:cs="Times New Roman"/>
+        </w:rPr>
+      </w:pPr>
+      <w:proofErr w:type="spellStart"/>
+      <w:r>
+        <w:rPr>
+          <w:rFonts w:cs="Times New Roman"/>
+        </w:rPr>
+        <w:t>Số</w:t>
+      </w:r>
+      <w:proofErr w:type="spellEnd"/>
+      <w:r>
+        <w:rPr>
+          <w:rFonts w:cs="Times New Roman"/>
+        </w:rPr>
+        <w:t xml:space="preserve"> </w:t>
+      </w:r>
+      <w:proofErr w:type="spellStart"/>
+      <w:r>
+        <w:rPr>
+          <w:rFonts w:cs="Times New Roman"/>
+        </w:rPr>
+        <w:t>điện</w:t>
+      </w:r>
+      <w:proofErr w:type="spellEnd"/>
+      <w:r>
+        <w:rPr>
+          <w:rFonts w:cs="Times New Roman"/>
+        </w:rPr>
+        <w:t xml:space="preserve"> </w:t>
+      </w:r>
+      <w:proofErr w:type="spellStart"/>
+      <w:r>
+        <w:rPr>
+          <w:rFonts w:cs="Times New Roman"/>
+        </w:rPr>
+        <w:t>thoại</w:t>
+      </w:r>
+      <w:proofErr w:type="spellEnd"/>
+      <w:r>
+        <w:rPr>
+          <w:rFonts w:cs="Times New Roman"/>
+        </w:rPr>
+        <w:t xml:space="preserve">: </w:t>
+      </w:r>
+      <w:r>
+        <w:rPr>
+          <w:rFonts w:cs="Times New Roman"/>
+        </w:rPr>
+        <w:t>0939730057</w:t>
+      </w:r>
+    </w:p>
+    <w:p>
+      <w:pPr>
+        <w:pStyle w:val="NormalWeb"/>
+        <w:numPr>
+          <w:ilvl w:val="0"/>
+          <w:numId w:val="11"/>
+        </w:numPr>
+      </w:pPr>
+      <w:proofErr w:type="spellStart"/>
+      <w:r>
+        <w:rPr>
+          <w:b/>
+          <w:bCs/>
+        </w:rPr>
+        <w:t>Địa</w:t>
+      </w:r>
+      <w:proofErr w:type="spellEnd"/>
+      <w:r>
+        <w:rPr>
+          <w:b/>
+          <w:bCs/>
+        </w:rPr>
+        <w:t xml:space="preserve"> </w:t>
+      </w:r>
+      <w:proofErr w:type="spellStart"/>
+      <w:r>
+        <w:rPr>
+          <w:b/>
+          <w:bCs/>
+        </w:rPr>
+        <w:t>chỉ</w:t>
+      </w:r>
+      <w:proofErr w:type="spellEnd"/>
+      <w:r>
+        <w:rPr>
+          <w:b/>
+          <w:bCs/>
+        </w:rPr>
+        <w:t xml:space="preserve"> </w:t>
+      </w:r>
+      <w:proofErr w:type="spellStart"/>
+      <w:r>
+        <w:rPr>
+          <w:b/>
+          <w:bCs/>
+        </w:rPr>
+        <w:t>thường</w:t>
+      </w:r>
+      <w:proofErr w:type="spellEnd"/>
+      <w:r>
+        <w:rPr>
+          <w:b/>
+          <w:bCs/>
+        </w:rPr>
+        <w:t xml:space="preserve"> </w:t>
+      </w:r>
+      <w:proofErr w:type="spellStart"/>
+      <w:r>
+        <w:rPr>
+          <w:b/>
+          <w:bCs/>
+        </w:rPr>
+        <w:t>trú</w:t>
+      </w:r>
+      <w:proofErr w:type="spellEnd"/>
+      <w:r>
+        <w:rPr>
+          <w:b/>
+          <w:bCs/>
+        </w:rPr>
+        <w:t>:</w:t>
+      </w:r>
+      <w:r>
+        <w:t xml:space="preserve"> </w:t>
+      </w:r>
+      <w:proofErr w:type="spellStart"/>
+      <w:r>
+        <w:t>Ấp</w:t>
+      </w:r>
+      <w:proofErr w:type="spellEnd"/>
+      <w:r>
+        <w:t xml:space="preserve"> Lai Hòa, </w:t>
+      </w:r>
+      <w:proofErr w:type="spellStart"/>
+      <w:r>
+        <w:t>Xã</w:t>
+      </w:r>
+      <w:proofErr w:type="spellEnd"/>
+      <w:r>
+        <w:t xml:space="preserve"> Lai Hòa, Thành </w:t>
+      </w:r>
+      <w:proofErr w:type="spellStart"/>
+      <w:r>
+        <w:t>phố</w:t>
+      </w:r>
+      <w:proofErr w:type="spellEnd"/>
+      <w:r>
+        <w:t xml:space="preserve"> </w:t>
+      </w:r>
+      <w:proofErr w:type="spellStart"/>
+      <w:r>
+        <w:t>Cần</w:t>
+      </w:r>
+      <w:proofErr w:type="spellEnd"/>
+      <w:r>
+        <w:t xml:space="preserve"> Thơ</w:t>
+      </w:r>
+    </w:p>
+    <w:p>
+      <w:pPr>
+        <w:pStyle w:val="NormalWeb"/>
+        <w:numPr>
+          <w:ilvl w:val="0"/>
+          <w:numId w:val="11"/>
+        </w:numPr>
+      </w:pPr>
+      <w:proofErr w:type="spellStart"/>
+      <w:r>
+        <w:rPr>
+          <w:b/>
+          <w:bCs/>
+        </w:rPr>
+        <w:t>Địa</w:t>
+      </w:r>
+      <w:proofErr w:type="spellEnd"/>
+      <w:r>
+        <w:rPr>
+          <w:b/>
+          <w:bCs/>
+        </w:rPr>
+        <w:t xml:space="preserve"> </w:t>
+      </w:r>
+      <w:proofErr w:type="spellStart"/>
+      <w:r>
+        <w:rPr>
+          <w:b/>
+          <w:bCs/>
+        </w:rPr>
+        <w:t>chỉ</w:t>
+      </w:r>
+      <w:proofErr w:type="spellEnd"/>
+      <w:r>
+        <w:rPr>
+          <w:b/>
+          <w:bCs/>
+        </w:rPr>
+        <w:t xml:space="preserve"> </w:t>
+      </w:r>
+      <w:proofErr w:type="spellStart"/>
+      <w:r>
+        <w:rPr>
+          <w:b/>
+          <w:bCs/>
+        </w:rPr>
+        <w:t>liên</w:t>
+      </w:r>
+      <w:proofErr w:type="spellEnd"/>
+      <w:r>
+        <w:rPr>
+          <w:b/>
+          <w:bCs/>
+        </w:rPr>
+        <w:t xml:space="preserve"> </w:t>
+      </w:r>
+      <w:proofErr w:type="spellStart"/>
+      <w:r>
+        <w:rPr>
+          <w:b/>
+          <w:bCs/>
+        </w:rPr>
+        <w:t>lạc</w:t>
+      </w:r>
+      <w:proofErr w:type="spellEnd"/>
+      <w:r>
+        <w:rPr>
+          <w:b/>
+          <w:bCs/>
+        </w:rPr>
+        <w:t>:</w:t>
+      </w:r>
+      <w:r>
+        <w:t xml:space="preserve"> </w:t>
+      </w:r>
+      <w:proofErr w:type="spellStart"/>
+      <w:r>
+        <w:t>số</w:t>
+      </w:r>
+      <w:proofErr w:type="spellEnd"/>
+      <w:r>
+        <w:t xml:space="preserve"> 19/9 </w:t>
+      </w:r>
+      <w:proofErr w:type="spellStart"/>
+      <w:r>
+        <w:t>khu</w:t>
+      </w:r>
+      <w:proofErr w:type="spellEnd"/>
+      <w:r>
+        <w:t xml:space="preserve"> </w:t>
+      </w:r>
+      <w:proofErr w:type="spellStart"/>
+      <w:r>
+        <w:t>phố</w:t>
+      </w:r>
+      <w:proofErr w:type="spellEnd"/>
+      <w:r>
+        <w:t xml:space="preserve"> </w:t>
+      </w:r>
+      <w:proofErr w:type="spellStart"/>
+      <w:r>
+        <w:t>đông</w:t>
+      </w:r>
+      <w:proofErr w:type="spellEnd"/>
+      <w:r>
+        <w:t xml:space="preserve"> b, </w:t>
+      </w:r>
+      <w:proofErr w:type="spellStart"/>
+      <w:r>
+        <w:t>Phường</w:t>
+      </w:r>
+      <w:proofErr w:type="spellEnd"/>
+      <w:r>
+        <w:t xml:space="preserve"> Đông Hòa, Thành </w:t>
+      </w:r>
+      <w:proofErr w:type="spellStart"/>
+      <w:r>
+        <w:t>phố</w:t>
+      </w:r>
+      <w:proofErr w:type="spellEnd"/>
+      <w:r>
+        <w:t xml:space="preserve"> </w:t>
+      </w:r>
+      <w:proofErr w:type="spellStart"/>
+      <w:r>
+        <w:t>Hồ</w:t>
+      </w:r>
+      <w:proofErr w:type="spellEnd"/>
+      <w:r>
+        <w:t xml:space="preserve"> Chí Minh</w:t>
+      </w:r>
+    </w:p>
+    <w:p>
+      <w:pPr>
+        <w:rPr>
+          <w:rFonts w:cs="Times New Roman"/>
+        </w:rPr>
+      </w:pPr>
+      <w:proofErr w:type="spellStart"/>
+      <w:r>
+        <w:rPr>
+          <w:rFonts w:cs="Times New Roman"/>
+        </w:rPr>
+        <w:t>Nội</w:t>
+      </w:r>
+      <w:proofErr w:type="spellEnd"/>
+      <w:r>
+        <w:rPr>
+          <w:rFonts w:cs="Times New Roman"/>
+        </w:rPr>
+        <w:t xml:space="preserve"> dung </w:t>
+      </w:r>
+      <w:proofErr w:type="spellStart"/>
+      <w:r>
+        <w:rPr>
+          <w:rFonts w:cs="Times New Roman"/>
+        </w:rPr>
+        <w:t>thay</w:t>
+      </w:r>
+      <w:proofErr w:type="spellEnd"/>
+      <w:r>
+        <w:rPr>
+          <w:rFonts w:cs="Times New Roman"/>
+        </w:rPr>
+        <w:t xml:space="preserve"> </w:t>
+      </w:r>
+      <w:proofErr w:type="spellStart"/>
+      <w:r>
+        <w:rPr>
+          <w:rFonts w:cs="Times New Roman"/>
+        </w:rPr>
+        <w:t>đổi</w:t>
+      </w:r>
+      <w:proofErr w:type="spellEnd"/>
+      <w:r>
+        <w:rPr>
+          <w:rFonts w:cs="Times New Roman"/>
+        </w:rPr>
+        <w:t>:</w:t>
+      </w:r>
+    </w:p>
+    <w:p>
+      <w:pPr>
+        <w:pStyle w:val="ListParagraph"/>
+        <w:numPr>
+          <w:ilvl w:val="0"/>
+          <w:numId w:val="12"/>
+        </w:numPr>
+        <w:rPr>
+          <w:rFonts w:cs="Times New Roman"/>
+        </w:rPr>
+      </w:pPr>
+      <w:proofErr w:type="spellStart"/>
+      <w:r>
+        <w:rPr>
+          <w:rFonts w:cs="Times New Roman"/>
+        </w:rPr>
+        <w:t>Ngày</w:t>
+      </w:r>
+      <w:proofErr w:type="spellEnd"/>
+      <w:r>
+        <w:rPr>
+          <w:rFonts w:cs="Times New Roman"/>
+        </w:rPr>
+        <w:t xml:space="preserve"> </w:t>
+      </w:r>
+      <w:proofErr w:type="spellStart"/>
+      <w:r>
+        <w:rPr>
+          <w:rFonts w:cs="Times New Roman"/>
+        </w:rPr>
+        <w:t>hợp</w:t>
+      </w:r>
+      <w:proofErr w:type="spellEnd"/>
+      <w:r>
+        <w:rPr>
+          <w:rFonts w:cs="Times New Roman"/>
+        </w:rPr>
+        <w:t xml:space="preserve"> </w:t>
+      </w:r>
+      <w:proofErr w:type="spellStart"/>
+      <w:r>
+        <w:rPr>
+          <w:rFonts w:cs="Times New Roman"/>
+        </w:rPr>
+        <w:t>đồng</w:t>
+      </w:r>
+      <w:proofErr w:type="spellEnd"/>
+      <w:r>
+        <w:rPr>
+          <w:rFonts w:cs="Times New Roman"/>
+        </w:rPr>
+        <w:t xml:space="preserve"> </w:t>
+      </w:r>
+      <w:proofErr w:type="spellStart"/>
+      <w:r>
+        <w:rPr>
+          <w:rFonts w:cs="Times New Roman"/>
+        </w:rPr>
+        <w:t>và</w:t>
+      </w:r>
+      <w:proofErr w:type="spellEnd"/>
+      <w:r>
+        <w:rPr>
+          <w:rFonts w:cs="Times New Roman"/>
+        </w:rPr>
+        <w:t xml:space="preserve"> </w:t>
+      </w:r>
+      <w:proofErr w:type="spellStart"/>
+      <w:r>
+        <w:rPr>
+          <w:rFonts w:cs="Times New Roman"/>
+        </w:rPr>
+        <w:t>ngày</w:t>
+      </w:r>
+      <w:proofErr w:type="spellEnd"/>
+      <w:r>
+        <w:rPr>
+          <w:rFonts w:cs="Times New Roman"/>
+        </w:rPr>
+        <w:t xml:space="preserve"> </w:t>
+      </w:r>
+      <w:proofErr w:type="spellStart"/>
+      <w:r>
+        <w:rPr>
+          <w:rFonts w:cs="Times New Roman"/>
+        </w:rPr>
+        <w:t>ký</w:t>
+      </w:r>
+      <w:proofErr w:type="spellEnd"/>
+      <w:r>
+        <w:rPr>
+          <w:rFonts w:cs="Times New Roman"/>
+        </w:rPr>
+        <w:t xml:space="preserve"> </w:t>
+      </w:r>
+      <w:proofErr w:type="spellStart"/>
+      <w:r>
+        <w:rPr>
+          <w:rFonts w:cs="Times New Roman"/>
+        </w:rPr>
+        <w:t>văn</w:t>
+      </w:r>
+      <w:proofErr w:type="spellEnd"/>
+      <w:r>
+        <w:rPr>
+          <w:rFonts w:cs="Times New Roman"/>
+        </w:rPr>
+        <w:t xml:space="preserve"> </w:t>
+      </w:r>
+      <w:proofErr w:type="spellStart"/>
+      <w:r>
+        <w:rPr>
+          <w:rFonts w:cs="Times New Roman"/>
+        </w:rPr>
+        <w:t>bản</w:t>
+      </w:r>
+      <w:proofErr w:type="spellEnd"/>
+      <w:r>
+        <w:rPr>
+          <w:rFonts w:cs="Times New Roman"/>
+        </w:rPr>
+        <w:t>: 28/07/2026</w:t>
+      </w:r>
+    </w:p>
+    <w:p>
+      <w:pPr>
+        <w:pStyle w:val="ListParagraph"/>
+        <w:numPr>
+          <w:ilvl w:val="0"/>
+          <w:numId w:val="12"/>
+        </w:numPr>
+        <w:spacing w:after="160" w:line="278" w:lineRule="auto"/>
+        <w:rPr>
+          <w:rFonts w:cs="Times New Roman"/>
+        </w:rPr>
+      </w:pPr>
+      <w:proofErr w:type="spellStart"/>
+      <w:r>
+        <w:rPr>
+          <w:rFonts w:cs="Times New Roman"/>
+        </w:rPr>
+        <w:t>Cập</w:t>
+      </w:r>
+      <w:proofErr w:type="spellEnd"/>
+      <w:r>
+        <w:rPr>
+          <w:rFonts w:cs="Times New Roman"/>
+        </w:rPr>
+        <w:t xml:space="preserve"> </w:t>
+      </w:r>
+      <w:proofErr w:type="spellStart"/>
+      <w:r>
+        <w:rPr>
+          <w:rFonts w:cs="Times New Roman"/>
+        </w:rPr>
+        <w:t>nhật</w:t>
+      </w:r>
+      <w:proofErr w:type="spellEnd"/>
+      <w:r>
+        <w:rPr>
+          <w:rFonts w:cs="Times New Roman"/>
+        </w:rPr>
+        <w:t xml:space="preserve"> </w:t>
+      </w:r>
+      <w:proofErr w:type="spellStart"/>
+      <w:r>
+        <w:rPr>
+          <w:rFonts w:cs="Times New Roman"/>
+        </w:rPr>
+        <w:t>số</w:t>
+      </w:r>
+      <w:proofErr w:type="spellEnd"/>
+      <w:r>
+        <w:rPr>
+          <w:rFonts w:cs="Times New Roman"/>
+        </w:rPr>
+        <w:t xml:space="preserve"> </w:t>
+      </w:r>
+      <w:proofErr w:type="spellStart"/>
+      <w:r>
+        <w:rPr>
+          <w:rFonts w:cs="Times New Roman"/>
+        </w:rPr>
+        <w:t>điện</w:t>
+      </w:r>
+      <w:proofErr w:type="spellEnd"/>
+      <w:r>
+        <w:rPr>
+          <w:rFonts w:cs="Times New Roman"/>
+        </w:rPr>
+        <w:t xml:space="preserve"> </w:t>
+      </w:r>
+      <w:proofErr w:type="spellStart"/>
+      <w:r>
+        <w:rPr>
+          <w:rFonts w:cs="Times New Roman"/>
+        </w:rPr>
+        <w:t>thoại</w:t>
+      </w:r>
+      <w:proofErr w:type="spellEnd"/>
+      <w:r>
+        <w:rPr>
+          <w:rFonts w:cs="Times New Roman"/>
+        </w:rPr>
+        <w:t xml:space="preserve">: </w:t>
+      </w:r>
+      <w:r>
+        <w:rPr>
+          <w:rFonts w:cs="Times New Roman"/>
+        </w:rPr>
+        <w:t>0939730057</w:t>
+      </w:r>
+    </w:p>
+    <w:p>
+      <w:pPr>
+        <w:pStyle w:val="ListParagraph"/>
+        <w:numPr>
+          <w:ilvl w:val="0"/>
+          <w:numId w:val="12"/>
+        </w:numPr>
+        <w:spacing w:after="160" w:line="278" w:lineRule="auto"/>
+        <w:rPr>
+          <w:rFonts w:cs="Times New Roman"/>
+        </w:rPr>
+      </w:pPr>
+      <w:proofErr w:type="spellStart"/>
+      <w:r>
+        <w:rPr>
+          <w:rFonts w:cs="Times New Roman"/>
+        </w:rPr>
+        <w:t>Cập</w:t>
+      </w:r>
+      <w:proofErr w:type="spellEnd"/>
+      <w:r>
+        <w:rPr>
+          <w:rFonts w:cs="Times New Roman"/>
+        </w:rPr>
+        <w:t xml:space="preserve"> </w:t>
+      </w:r>
+      <w:proofErr w:type="spellStart"/>
+      <w:r>
+        <w:rPr>
+          <w:rFonts w:cs="Times New Roman"/>
+        </w:rPr>
+        <w:t>nhật</w:t>
+      </w:r>
+      <w:proofErr w:type="spellEnd"/>
+      <w:r>
+        <w:rPr>
+          <w:rFonts w:cs="Times New Roman"/>
+        </w:rPr>
+        <w:t xml:space="preserve"> </w:t>
+      </w:r>
+      <w:proofErr w:type="spellStart"/>
+      <w:r>
+        <w:rPr>
+          <w:rFonts w:cs="Times New Roman"/>
+        </w:rPr>
+        <w:t>địa</w:t>
+      </w:r>
+      <w:proofErr w:type="spellEnd"/>
+      <w:r>
+        <w:rPr>
+          <w:rFonts w:cs="Times New Roman"/>
+        </w:rPr>
+        <w:t xml:space="preserve"> </w:t>
+      </w:r>
+      <w:proofErr w:type="spellStart"/>
+      <w:r>
+        <w:rPr>
+          <w:rFonts w:cs="Times New Roman"/>
+        </w:rPr>
+        <w:t>chỉ</w:t>
+      </w:r>
+      <w:proofErr w:type="spellEnd"/>
+      <w:r>
+        <w:rPr>
+          <w:rFonts w:cs="Times New Roman"/>
+        </w:rPr>
+        <w:t xml:space="preserve"> </w:t>
+      </w:r>
+      <w:proofErr w:type="spellStart"/>
+      <w:r>
+        <w:rPr>
+          <w:rFonts w:cs="Times New Roman"/>
+        </w:rPr>
+        <w:t>trụ</w:t>
+      </w:r>
+      <w:proofErr w:type="spellEnd"/>
+      <w:r>
+        <w:rPr>
+          <w:rFonts w:cs="Times New Roman"/>
+        </w:rPr>
+        <w:t xml:space="preserve"> </w:t>
+      </w:r>
+      <w:proofErr w:type="spellStart"/>
+      <w:r>
+        <w:rPr>
+          <w:rFonts w:cs="Times New Roman"/>
+        </w:rPr>
+        <w:t>sở</w:t>
+      </w:r>
+      <w:proofErr w:type="spellEnd"/>
+      <w:r>
+        <w:rPr>
+          <w:rFonts w:cs="Times New Roman"/>
+        </w:rPr>
+        <w:t xml:space="preserve"> do </w:t>
+      </w:r>
+      <w:proofErr w:type="spellStart"/>
+      <w:r>
+        <w:rPr>
+          <w:rFonts w:cs="Times New Roman"/>
+        </w:rPr>
+        <w:t>sáp</w:t>
+      </w:r>
+      <w:proofErr w:type="spellEnd"/>
+      <w:r>
+        <w:rPr>
+          <w:rFonts w:cs="Times New Roman"/>
+        </w:rPr>
+        <w:t xml:space="preserve"> </w:t>
+      </w:r>
+      <w:proofErr w:type="spellStart"/>
+      <w:r>
+        <w:rPr>
+          <w:rFonts w:cs="Times New Roman"/>
+        </w:rPr>
+        <w:t>nhập</w:t>
+      </w:r>
+      <w:proofErr w:type="spellEnd"/>
+      <w:r>
+        <w:rPr>
+          <w:rFonts w:cs="Times New Roman"/>
+        </w:rPr>
+        <w:t xml:space="preserve"> </w:t>
+      </w:r>
+      <w:proofErr w:type="spellStart"/>
+      <w:r>
+        <w:rPr>
+          <w:rFonts w:cs="Times New Roman"/>
+        </w:rPr>
+        <w:t>tỉnh</w:t>
+      </w:r>
+      <w:proofErr w:type="spellEnd"/>
+      <w:r>
+        <w:rPr>
+          <w:rFonts w:cs="Times New Roman"/>
+        </w:rPr>
+        <w:t xml:space="preserve"> </w:t>
+      </w:r>
+      <w:proofErr w:type="spellStart"/>
+      <w:r>
+        <w:rPr>
+          <w:rFonts w:cs="Times New Roman"/>
+        </w:rPr>
+        <w:t>thành</w:t>
+      </w:r>
+      <w:proofErr w:type="spellEnd"/>
+      <w:r>
+        <w:rPr>
+          <w:rFonts w:cs="Times New Roman"/>
+        </w:rPr>
+        <w:t xml:space="preserve">: </w:t>
+      </w:r>
+      <w:proofErr w:type="spellStart"/>
+      <w:r>
+        <w:t>Số</w:t>
+      </w:r>
+      <w:proofErr w:type="spellEnd"/>
+      <w:r>
+        <w:t xml:space="preserve"> 1253/44,Đường Khánh Bình 09,Tổ 1,Khu </w:t>
+      </w:r>
+      <w:proofErr w:type="spellStart"/>
+      <w:r>
+        <w:t>Phố</w:t>
+      </w:r>
+      <w:proofErr w:type="spellEnd"/>
+      <w:r>
+        <w:t xml:space="preserve"> Khánh Vân, </w:t>
+      </w:r>
+      <w:proofErr w:type="spellStart"/>
+      <w:r>
+        <w:t>Phường</w:t>
+      </w:r>
+      <w:proofErr w:type="spellEnd"/>
+      <w:r>
+        <w:t xml:space="preserve"> Tân </w:t>
+      </w:r>
+      <w:proofErr w:type="spellStart"/>
+      <w:r>
+        <w:t>Hiệp</w:t>
+      </w:r>
+      <w:proofErr w:type="spellEnd"/>
+      <w:r>
+        <w:t xml:space="preserve">, </w:t>
+      </w:r>
+      <w:r>
+        <w:t xml:space="preserve">Thành </w:t>
+      </w:r>
+      <w:proofErr w:type="spellStart"/>
+      <w:r>
+        <w:t>phố</w:t>
+      </w:r>
+      <w:proofErr w:type="spellEnd"/>
+      <w:r>
+        <w:t xml:space="preserve"> </w:t>
+      </w:r>
+      <w:proofErr w:type="spellStart"/>
+      <w:r>
+        <w:t>Hồ</w:t>
+      </w:r>
+      <w:proofErr w:type="spellEnd"/>
+      <w:r>
+        <w:t xml:space="preserve"> Chí Minh, Việt Nam</w:t>
+      </w:r>
+      <w:r>
+        <w:t>, Việt Nam</w:t>
       </w:r>
     </w:p>
     <w:p>
       <w:pPr>
         <w:spacing w:after="240"/>
       </w:pPr>
-      <w:proofErr w:type="spellStart"/>
-      <w:r>
-        <w:rPr>
-          <w:rFonts w:cs="Times New Roman"/>
-        </w:rPr>
-        <w:t>Địa</w:t>
-      </w:r>
-      <w:proofErr w:type="spellEnd"/>
-      <w:r>
-        <w:rPr>
-          <w:rFonts w:cs="Times New Roman"/>
-        </w:rPr>
-        <w:t xml:space="preserve"> </w:t>
-      </w:r>
-      <w:proofErr w:type="spellStart"/>
-      <w:r>
-        <w:rPr>
-          <w:rFonts w:cs="Times New Roman"/>
-        </w:rPr>
-        <w:t>chỉ</w:t>
-      </w:r>
-      <w:proofErr w:type="spellEnd"/>
-      <w:r>
-        <w:rPr>
-          <w:rFonts w:cs="Times New Roman"/>
-        </w:rPr>
-        <w:t xml:space="preserve"> </w:t>
-      </w:r>
-      <w:proofErr w:type="spellStart"/>
-      <w:r>
-        <w:rPr>
-          <w:rFonts w:cs="Times New Roman"/>
-        </w:rPr>
-        <w:t>liên</w:t>
-      </w:r>
-      <w:proofErr w:type="spellEnd"/>
-      <w:r>
-        <w:rPr>
-          <w:rFonts w:cs="Times New Roman"/>
-        </w:rPr>
-        <w:t xml:space="preserve"> </w:t>
-      </w:r>
-      <w:proofErr w:type="spellStart"/>
-      <w:r>
-        <w:rPr>
-          <w:rFonts w:cs="Times New Roman"/>
-        </w:rPr>
-        <w:t>lạc</w:t>
-      </w:r>
-      <w:proofErr w:type="spellEnd"/>
-      <w:r>
-        <w:rPr>
-          <w:rFonts w:cs="Times New Roman"/>
-        </w:rPr>
-        <w:t xml:space="preserve">: </w:t>
-      </w:r>
-      <w:proofErr w:type="spellStart"/>
-      <w:r>
-        <w:rPr>
-          <w:rFonts w:cs="Times New Roman"/>
-          <w:iCs/>
-        </w:rPr>
-        <w:t>Ấp</w:t>
-      </w:r>
-      <w:proofErr w:type="spellEnd"/>
-      <w:r>
-        <w:rPr>
-          <w:rFonts w:cs="Times New Roman"/>
-          <w:iCs/>
-        </w:rPr>
-        <w:t xml:space="preserve"> Phương </w:t>
-      </w:r>
-      <w:proofErr w:type="gramStart"/>
-      <w:r>
-        <w:rPr>
-          <w:rFonts w:cs="Times New Roman"/>
-          <w:iCs/>
-        </w:rPr>
-        <w:t>An</w:t>
-      </w:r>
-      <w:proofErr w:type="gramEnd"/>
-      <w:r>
-        <w:rPr>
-          <w:rFonts w:cs="Times New Roman"/>
-          <w:iCs/>
-        </w:rPr>
-        <w:t xml:space="preserve"> 1, </w:t>
-      </w:r>
-      <w:proofErr w:type="spellStart"/>
-      <w:r>
-        <w:rPr>
-          <w:rFonts w:cs="Times New Roman"/>
-        </w:rPr>
-        <w:t>xã</w:t>
-      </w:r>
-      <w:proofErr w:type="spellEnd"/>
-      <w:r>
-        <w:rPr>
-          <w:rFonts w:cs="Times New Roman"/>
-        </w:rPr>
-        <w:t xml:space="preserve"> Long </w:t>
-      </w:r>
-      <w:proofErr w:type="spellStart"/>
-      <w:r>
-        <w:rPr>
-          <w:rFonts w:cs="Times New Roman"/>
-        </w:rPr>
-        <w:t>Hưng</w:t>
-      </w:r>
-      <w:proofErr w:type="spellEnd"/>
-      <w:r>
-        <w:rPr>
-          <w:rFonts w:cs="Times New Roman"/>
-        </w:rPr>
-        <w:t xml:space="preserve">, </w:t>
-      </w:r>
-      <w:proofErr w:type="spellStart"/>
-      <w:r>
-        <w:rPr>
-          <w:rFonts w:cs="Times New Roman"/>
-        </w:rPr>
-        <w:t>thành</w:t>
-      </w:r>
-      <w:proofErr w:type="spellEnd"/>
-      <w:r>
-        <w:rPr>
-          <w:rFonts w:cs="Times New Roman"/>
-        </w:rPr>
-        <w:t xml:space="preserve"> </w:t>
-      </w:r>
-      <w:proofErr w:type="spellStart"/>
-      <w:r>
-        <w:rPr>
-          <w:rFonts w:cs="Times New Roman"/>
-        </w:rPr>
-        <w:t>phố</w:t>
-      </w:r>
-      <w:proofErr w:type="spellEnd"/>
-      <w:r>
-        <w:rPr>
-          <w:rFonts w:cs="Times New Roman"/>
-        </w:rPr>
-        <w:t xml:space="preserve"> </w:t>
-      </w:r>
-      <w:proofErr w:type="spellStart"/>
-      <w:r>
-        <w:rPr>
-          <w:rFonts w:cs="Times New Roman"/>
-        </w:rPr>
-        <w:t>Cần</w:t>
-      </w:r>
-      <w:proofErr w:type="spellEnd"/>
-      <w:r>
-        <w:rPr>
-          <w:rFonts w:cs="Times New Roman"/>
-        </w:rPr>
-        <w:t xml:space="preserve"> Thơ</w:t>
-      </w:r>
-      <w:r>
-        <w:rPr>
-          <w:rFonts w:cs="Times New Roman"/>
-          <w:iCs/>
-        </w:rPr>
-        <w:t>, Việt Nam</w:t>
-      </w:r>
     </w:p>
     <w:p/>
     <w:sectPr>
@@ -2859,6 +4431,417 @@
       </w:rPr>
     </w:lvl>
   </w:abstractNum>
+  <w:abstractNum w:abstractNumId="9" w15:restartNumberingAfterBreak="0">
+    <w:nsid w:val="25D0662F"/>
+    <w:multiLevelType w:val="multilevel"/>
+    <w:tmpl w:val="D1CC058E"/>
+    <w:lvl w:ilvl="0">
+      <w:start w:val="1"/>
+      <w:numFmt w:val="bullet"/>
+      <w:lvlText w:val=""/>
+      <w:lvlJc w:val="left"/>
+      <w:pPr>
+        <w:tabs>
+          <w:tab w:val="num" w:pos="720"/>
+        </w:tabs>
+        <w:ind w:left="720" w:hanging="360"/>
+      </w:pPr>
+      <w:rPr>
+        <w:rFonts w:ascii="Symbol" w:hAnsi="Symbol" w:hint="default"/>
+        <w:sz w:val="20"/>
+      </w:rPr>
+    </w:lvl>
+    <w:lvl w:ilvl="1" w:tentative="1">
+      <w:start w:val="1"/>
+      <w:numFmt w:val="bullet"/>
+      <w:lvlText w:val="o"/>
+      <w:lvlJc w:val="left"/>
+      <w:pPr>
+        <w:tabs>
+          <w:tab w:val="num" w:pos="1440"/>
+        </w:tabs>
+        <w:ind w:left="1440" w:hanging="360"/>
+      </w:pPr>
+      <w:rPr>
+        <w:rFonts w:ascii="Courier New" w:hAnsi="Courier New" w:hint="default"/>
+        <w:sz w:val="20"/>
+      </w:rPr>
+    </w:lvl>
+    <w:lvl w:ilvl="2" w:tentative="1">
+      <w:start w:val="1"/>
+      <w:numFmt w:val="bullet"/>
+      <w:lvlText w:val=""/>
+      <w:lvlJc w:val="left"/>
+      <w:pPr>
+        <w:tabs>
+          <w:tab w:val="num" w:pos="2160"/>
+        </w:tabs>
+        <w:ind w:left="2160" w:hanging="360"/>
+      </w:pPr>
+      <w:rPr>
+        <w:rFonts w:ascii="Wingdings" w:hAnsi="Wingdings" w:hint="default"/>
+        <w:sz w:val="20"/>
+      </w:rPr>
+    </w:lvl>
+    <w:lvl w:ilvl="3" w:tentative="1">
+      <w:start w:val="1"/>
+      <w:numFmt w:val="bullet"/>
+      <w:lvlText w:val=""/>
+      <w:lvlJc w:val="left"/>
+      <w:pPr>
+        <w:tabs>
+          <w:tab w:val="num" w:pos="2880"/>
+        </w:tabs>
+        <w:ind w:left="2880" w:hanging="360"/>
+      </w:pPr>
+      <w:rPr>
+        <w:rFonts w:ascii="Wingdings" w:hAnsi="Wingdings" w:hint="default"/>
+        <w:sz w:val="20"/>
+      </w:rPr>
+    </w:lvl>
+    <w:lvl w:ilvl="4" w:tentative="1">
+      <w:start w:val="1"/>
+      <w:numFmt w:val="bullet"/>
+      <w:lvlText w:val=""/>
+      <w:lvlJc w:val="left"/>
+      <w:pPr>
+        <w:tabs>
+          <w:tab w:val="num" w:pos="3600"/>
+        </w:tabs>
+        <w:ind w:left="3600" w:hanging="360"/>
+      </w:pPr>
+      <w:rPr>
+        <w:rFonts w:ascii="Wingdings" w:hAnsi="Wingdings" w:hint="default"/>
+        <w:sz w:val="20"/>
+      </w:rPr>
+    </w:lvl>
+    <w:lvl w:ilvl="5" w:tentative="1">
+      <w:start w:val="1"/>
+      <w:numFmt w:val="bullet"/>
+      <w:lvlText w:val=""/>
+      <w:lvlJc w:val="left"/>
+      <w:pPr>
+        <w:tabs>
+          <w:tab w:val="num" w:pos="4320"/>
+        </w:tabs>
+        <w:ind w:left="4320" w:hanging="360"/>
+      </w:pPr>
+      <w:rPr>
+        <w:rFonts w:ascii="Wingdings" w:hAnsi="Wingdings" w:hint="default"/>
+        <w:sz w:val="20"/>
+      </w:rPr>
+    </w:lvl>
+    <w:lvl w:ilvl="6" w:tentative="1">
+      <w:start w:val="1"/>
+      <w:numFmt w:val="bullet"/>
+      <w:lvlText w:val=""/>
+      <w:lvlJc w:val="left"/>
+      <w:pPr>
+        <w:tabs>
+          <w:tab w:val="num" w:pos="5040"/>
+        </w:tabs>
+        <w:ind w:left="5040" w:hanging="360"/>
+      </w:pPr>
+      <w:rPr>
+        <w:rFonts w:ascii="Wingdings" w:hAnsi="Wingdings" w:hint="default"/>
+        <w:sz w:val="20"/>
+      </w:rPr>
+    </w:lvl>
+    <w:lvl w:ilvl="7" w:tentative="1">
+      <w:start w:val="1"/>
+      <w:numFmt w:val="bullet"/>
+      <w:lvlText w:val=""/>
+      <w:lvlJc w:val="left"/>
+      <w:pPr>
+        <w:tabs>
+          <w:tab w:val="num" w:pos="5760"/>
+        </w:tabs>
+        <w:ind w:left="5760" w:hanging="360"/>
+      </w:pPr>
+      <w:rPr>
+        <w:rFonts w:ascii="Wingdings" w:hAnsi="Wingdings" w:hint="default"/>
+        <w:sz w:val="20"/>
+      </w:rPr>
+    </w:lvl>
+    <w:lvl w:ilvl="8" w:tentative="1">
+      <w:start w:val="1"/>
+      <w:numFmt w:val="bullet"/>
+      <w:lvlText w:val=""/>
+      <w:lvlJc w:val="left"/>
+      <w:pPr>
+        <w:tabs>
+          <w:tab w:val="num" w:pos="6480"/>
+        </w:tabs>
+        <w:ind w:left="6480" w:hanging="360"/>
+      </w:pPr>
+      <w:rPr>
+        <w:rFonts w:ascii="Wingdings" w:hAnsi="Wingdings" w:hint="default"/>
+        <w:sz w:val="20"/>
+      </w:rPr>
+    </w:lvl>
+  </w:abstractNum>
+  <w:abstractNum w:abstractNumId="10" w15:restartNumberingAfterBreak="0">
+    <w:nsid w:val="4AF84778"/>
+    <w:multiLevelType w:val="hybridMultilevel"/>
+    <w:tmpl w:val="142C5ADA"/>
+    <w:lvl w:ilvl="0" w:tplc="7F3478FE">
+      <w:start w:val="1"/>
+      <w:numFmt w:val="bullet"/>
+      <w:lvlText w:val="-"/>
+      <w:lvlJc w:val="left"/>
+      <w:pPr>
+        <w:ind w:left="720" w:hanging="360"/>
+      </w:pPr>
+      <w:rPr>
+        <w:rFonts w:ascii="Times New Roman" w:eastAsiaTheme="minorHAnsi" w:hAnsi="Times New Roman" w:cs="Times New Roman" w:hint="default"/>
+      </w:rPr>
+    </w:lvl>
+    <w:lvl w:ilvl="1" w:tplc="04090003">
+      <w:start w:val="1"/>
+      <w:numFmt w:val="bullet"/>
+      <w:lvlText w:val="o"/>
+      <w:lvlJc w:val="left"/>
+      <w:pPr>
+        <w:ind w:left="1440" w:hanging="360"/>
+      </w:pPr>
+      <w:rPr>
+        <w:rFonts w:ascii="Courier New" w:hAnsi="Courier New" w:cs="Courier New" w:hint="default"/>
+      </w:rPr>
+    </w:lvl>
+    <w:lvl w:ilvl="2" w:tplc="04090005">
+      <w:start w:val="1"/>
+      <w:numFmt w:val="bullet"/>
+      <w:lvlText w:val=""/>
+      <w:lvlJc w:val="left"/>
+      <w:pPr>
+        <w:ind w:left="2160" w:hanging="360"/>
+      </w:pPr>
+      <w:rPr>
+        <w:rFonts w:ascii="Wingdings" w:hAnsi="Wingdings" w:hint="default"/>
+      </w:rPr>
+    </w:lvl>
+    <w:lvl w:ilvl="3" w:tplc="04090001" w:tentative="1">
+      <w:start w:val="1"/>
+      <w:numFmt w:val="bullet"/>
+      <w:lvlText w:val=""/>
+      <w:lvlJc w:val="left"/>
+      <w:pPr>
+        <w:ind w:left="2880" w:hanging="360"/>
+      </w:pPr>
+      <w:rPr>
+        <w:rFonts w:ascii="Symbol" w:hAnsi="Symbol" w:hint="default"/>
+      </w:rPr>
+    </w:lvl>
+    <w:lvl w:ilvl="4" w:tplc="04090003" w:tentative="1">
+      <w:start w:val="1"/>
+      <w:numFmt w:val="bullet"/>
+      <w:lvlText w:val="o"/>
+      <w:lvlJc w:val="left"/>
+      <w:pPr>
+        <w:ind w:left="3600" w:hanging="360"/>
+      </w:pPr>
+      <w:rPr>
+        <w:rFonts w:ascii="Courier New" w:hAnsi="Courier New" w:cs="Courier New" w:hint="default"/>
+      </w:rPr>
+    </w:lvl>
+    <w:lvl w:ilvl="5" w:tplc="04090005" w:tentative="1">
+      <w:start w:val="1"/>
+      <w:numFmt w:val="bullet"/>
+      <w:lvlText w:val=""/>
+      <w:lvlJc w:val="left"/>
+      <w:pPr>
+        <w:ind w:left="4320" w:hanging="360"/>
+      </w:pPr>
+      <w:rPr>
+        <w:rFonts w:ascii="Wingdings" w:hAnsi="Wingdings" w:hint="default"/>
+      </w:rPr>
+    </w:lvl>
+    <w:lvl w:ilvl="6" w:tplc="04090001" w:tentative="1">
+      <w:start w:val="1"/>
+      <w:numFmt w:val="bullet"/>
+      <w:lvlText w:val=""/>
+      <w:lvlJc w:val="left"/>
+      <w:pPr>
+        <w:ind w:left="5040" w:hanging="360"/>
+      </w:pPr>
+      <w:rPr>
+        <w:rFonts w:ascii="Symbol" w:hAnsi="Symbol" w:hint="default"/>
+      </w:rPr>
+    </w:lvl>
+    <w:lvl w:ilvl="7" w:tplc="04090003" w:tentative="1">
+      <w:start w:val="1"/>
+      <w:numFmt w:val="bullet"/>
+      <w:lvlText w:val="o"/>
+      <w:lvlJc w:val="left"/>
+      <w:pPr>
+        <w:ind w:left="5760" w:hanging="360"/>
+      </w:pPr>
+      <w:rPr>
+        <w:rFonts w:ascii="Courier New" w:hAnsi="Courier New" w:cs="Courier New" w:hint="default"/>
+      </w:rPr>
+    </w:lvl>
+    <w:lvl w:ilvl="8" w:tplc="04090005" w:tentative="1">
+      <w:start w:val="1"/>
+      <w:numFmt w:val="bullet"/>
+      <w:lvlText w:val=""/>
+      <w:lvlJc w:val="left"/>
+      <w:pPr>
+        <w:ind w:left="6480" w:hanging="360"/>
+      </w:pPr>
+      <w:rPr>
+        <w:rFonts w:ascii="Wingdings" w:hAnsi="Wingdings" w:hint="default"/>
+      </w:rPr>
+    </w:lvl>
+  </w:abstractNum>
+  <w:abstractNum w:abstractNumId="11" w15:restartNumberingAfterBreak="0">
+    <w:nsid w:val="7F1D3ED9"/>
+    <w:multiLevelType w:val="multilevel"/>
+    <w:tmpl w:val="B9D00DDE"/>
+    <w:lvl w:ilvl="0">
+      <w:start w:val="1"/>
+      <w:numFmt w:val="bullet"/>
+      <w:lvlText w:val=""/>
+      <w:lvlJc w:val="left"/>
+      <w:pPr>
+        <w:tabs>
+          <w:tab w:val="num" w:pos="720"/>
+        </w:tabs>
+        <w:ind w:left="720" w:hanging="360"/>
+      </w:pPr>
+      <w:rPr>
+        <w:rFonts w:ascii="Symbol" w:hAnsi="Symbol" w:hint="default"/>
+        <w:sz w:val="20"/>
+      </w:rPr>
+    </w:lvl>
+    <w:lvl w:ilvl="1" w:tentative="1">
+      <w:start w:val="1"/>
+      <w:numFmt w:val="bullet"/>
+      <w:lvlText w:val="o"/>
+      <w:lvlJc w:val="left"/>
+      <w:pPr>
+        <w:tabs>
+          <w:tab w:val="num" w:pos="1440"/>
+        </w:tabs>
+        <w:ind w:left="1440" w:hanging="360"/>
+      </w:pPr>
+      <w:rPr>
+        <w:rFonts w:ascii="Courier New" w:hAnsi="Courier New" w:hint="default"/>
+        <w:sz w:val="20"/>
+      </w:rPr>
+    </w:lvl>
+    <w:lvl w:ilvl="2" w:tentative="1">
+      <w:start w:val="1"/>
+      <w:numFmt w:val="bullet"/>
+      <w:lvlText w:val=""/>
+      <w:lvlJc w:val="left"/>
+      <w:pPr>
+        <w:tabs>
+          <w:tab w:val="num" w:pos="2160"/>
+        </w:tabs>
+        <w:ind w:left="2160" w:hanging="360"/>
+      </w:pPr>
+      <w:rPr>
+        <w:rFonts w:ascii="Wingdings" w:hAnsi="Wingdings" w:hint="default"/>
+        <w:sz w:val="20"/>
+      </w:rPr>
+    </w:lvl>
+    <w:lvl w:ilvl="3" w:tentative="1">
+      <w:start w:val="1"/>
+      <w:numFmt w:val="bullet"/>
+      <w:lvlText w:val=""/>
+      <w:lvlJc w:val="left"/>
+      <w:pPr>
+        <w:tabs>
+          <w:tab w:val="num" w:pos="2880"/>
+        </w:tabs>
+        <w:ind w:left="2880" w:hanging="360"/>
+      </w:pPr>
+      <w:rPr>
+        <w:rFonts w:ascii="Wingdings" w:hAnsi="Wingdings" w:hint="default"/>
+        <w:sz w:val="20"/>
+      </w:rPr>
+    </w:lvl>
+    <w:lvl w:ilvl="4" w:tentative="1">
+      <w:start w:val="1"/>
+      <w:numFmt w:val="bullet"/>
+      <w:lvlText w:val=""/>
+      <w:lvlJc w:val="left"/>
+      <w:pPr>
+        <w:tabs>
+          <w:tab w:val="num" w:pos="3600"/>
+        </w:tabs>
+        <w:ind w:left="3600" w:hanging="360"/>
+      </w:pPr>
+      <w:rPr>
+        <w:rFonts w:ascii="Wingdings" w:hAnsi="Wingdings" w:hint="default"/>
+        <w:sz w:val="20"/>
+      </w:rPr>
+    </w:lvl>
+    <w:lvl w:ilvl="5" w:tentative="1">
+      <w:start w:val="1"/>
+      <w:numFmt w:val="bullet"/>
+      <w:lvlText w:val=""/>
+      <w:lvlJc w:val="left"/>
+      <w:pPr>
+        <w:tabs>
+          <w:tab w:val="num" w:pos="4320"/>
+        </w:tabs>
+        <w:ind w:left="4320" w:hanging="360"/>
+      </w:pPr>
+      <w:rPr>
+        <w:rFonts w:ascii="Wingdings" w:hAnsi="Wingdings" w:hint="default"/>
+        <w:sz w:val="20"/>
+      </w:rPr>
+    </w:lvl>
+    <w:lvl w:ilvl="6" w:tentative="1">
+      <w:start w:val="1"/>
+      <w:numFmt w:val="bullet"/>
+      <w:lvlText w:val=""/>
+      <w:lvlJc w:val="left"/>
+      <w:pPr>
+        <w:tabs>
+          <w:tab w:val="num" w:pos="5040"/>
+        </w:tabs>
+        <w:ind w:left="5040" w:hanging="360"/>
+      </w:pPr>
+      <w:rPr>
+        <w:rFonts w:ascii="Wingdings" w:hAnsi="Wingdings" w:hint="default"/>
+        <w:sz w:val="20"/>
+      </w:rPr>
+    </w:lvl>
+    <w:lvl w:ilvl="7" w:tentative="1">
+      <w:start w:val="1"/>
+      <w:numFmt w:val="bullet"/>
+      <w:lvlText w:val=""/>
+      <w:lvlJc w:val="left"/>
+      <w:pPr>
+        <w:tabs>
+          <w:tab w:val="num" w:pos="5760"/>
+        </w:tabs>
+        <w:ind w:left="5760" w:hanging="360"/>
+      </w:pPr>
+      <w:rPr>
+        <w:rFonts w:ascii="Wingdings" w:hAnsi="Wingdings" w:hint="default"/>
+        <w:sz w:val="20"/>
+      </w:rPr>
+    </w:lvl>
+    <w:lvl w:ilvl="8" w:tentative="1">
+      <w:start w:val="1"/>
+      <w:numFmt w:val="bullet"/>
+      <w:lvlText w:val=""/>
+      <w:lvlJc w:val="left"/>
+      <w:pPr>
+        <w:tabs>
+          <w:tab w:val="num" w:pos="6480"/>
+        </w:tabs>
+        <w:ind w:left="6480" w:hanging="360"/>
+      </w:pPr>
+      <w:rPr>
+        <w:rFonts w:ascii="Wingdings" w:hAnsi="Wingdings" w:hint="default"/>
+        <w:sz w:val="20"/>
+      </w:rPr>
+    </w:lvl>
+  </w:abstractNum>
   <w:num w:numId="1" w16cid:durableId="596788723">
     <w:abstractNumId w:val="8"/>
   </w:num>
@@ -2885,6 +4868,15 @@
   </w:num>
   <w:num w:numId="9" w16cid:durableId="935867851">
     <w:abstractNumId w:val="0"/>
+  </w:num>
+  <w:num w:numId="10" w16cid:durableId="1545798453">
+    <w:abstractNumId w:val="11"/>
+  </w:num>
+  <w:num w:numId="11" w16cid:durableId="1294481070">
+    <w:abstractNumId w:val="9"/>
+  </w:num>
+  <w:num w:numId="12" w16cid:durableId="1579707513">
+    <w:abstractNumId w:val="10"/>
   </w:num>
 </w:numbering>
 </file>
@@ -3497,6 +5489,7 @@
   <w:style w:type="character" w:default="1" w:styleId="DefaultParagraphFont">
     <w:name w:val="Default Paragraph Font"/>
     <w:uiPriority w:val="1"/>
+    <w:semiHidden/>
     <w:unhideWhenUsed/>
   </w:style>
   <w:style w:type="table" w:default="1" w:styleId="TableNormal">
@@ -14272,6 +16265,22 @@
       </w:tcPr>
     </w:tblStylePr>
   </w:style>
+  <w:style w:type="paragraph" w:styleId="NormalWeb">
+    <w:name w:val="Normal (Web)"/>
+    <w:basedOn w:val="Normal"/>
+    <w:uiPriority w:val="99"/>
+    <w:semiHidden/>
+    <w:unhideWhenUsed/>
+    <w:rsid w:val="00354616"/>
+    <w:pPr>
+      <w:spacing w:before="100" w:beforeAutospacing="1" w:after="100" w:afterAutospacing="1" w:line="240" w:lineRule="auto"/>
+    </w:pPr>
+    <w:rPr>
+      <w:rFonts w:eastAsia="Times New Roman" w:cs="Times New Roman"/>
+      <w:color w:val="auto"/>
+      <w:szCs w:val="24"/>
+    </w:rPr>
+  </w:style>
 </w:styles>
 </file>
 

--- a/CÔNG TY TNHH KHUÔN MẪU TRƯỜNG PHÁT/GPKD_TRUONG_PHAT_28-10-24.docx
+++ b/CÔNG TY TNHH KHUÔN MẪU TRƯỜNG PHÁT/GPKD_TRUONG_PHAT_28-10-24.docx
@@ -122,59 +122,14 @@
       <w:pPr>
         <w:spacing w:after="60"/>
       </w:pPr>
-      <w:proofErr w:type="spellStart"/>
       <w:r>
-        <w:t>Số</w:t>
-      </w:r>
-      <w:proofErr w:type="spellEnd"/>
-      <w:r>
-        <w:t xml:space="preserve"> 1253/44,Đường Khánh Bình 09,Tổ 1,Khu </w:t>
-      </w:r>
-      <w:proofErr w:type="spellStart"/>
-      <w:r>
-        <w:t>Phố</w:t>
-      </w:r>
-      <w:proofErr w:type="spellEnd"/>
-      <w:r>
-        <w:t xml:space="preserve"> Khánh Vân, </w:t>
-      </w:r>
-      <w:proofErr w:type="spellStart"/>
-      <w:r>
-        <w:t>Phường</w:t>
-      </w:r>
-      <w:proofErr w:type="spellEnd"/>
-      <w:r>
-        <w:t xml:space="preserve"> Tân </w:t>
-      </w:r>
-      <w:proofErr w:type="spellStart"/>
-      <w:r>
-        <w:t>Hiệp</w:t>
-      </w:r>
-      <w:proofErr w:type="spellEnd"/>
-      <w:r>
-        <w:t xml:space="preserve">, </w:t>
+        <w:t xml:space="preserve">Số 1253/44,Đường Khánh Bình 09,Tổ 1,Khu Phố Khánh Vân, Phường Tân Hiệp, </w:t>
       </w:r>
       <w:r>
-        <w:t xml:space="preserve">Thành </w:t>
-      </w:r>
-      <w:proofErr w:type="spellStart"/>
-      <w:r>
-        <w:t>phố</w:t>
-      </w:r>
-      <w:proofErr w:type="spellEnd"/>
-      <w:r>
-        <w:t xml:space="preserve"> </w:t>
-      </w:r>
-      <w:proofErr w:type="spellStart"/>
-      <w:r>
-        <w:t>Hồ</w:t>
-      </w:r>
-      <w:proofErr w:type="spellEnd"/>
-      <w:r>
-        <w:t xml:space="preserve"> Chí Minh, Việt Nam</w:t>
+        <w:t>Thành phố</w:t>
       </w:r>
       <w:r>
-        <w:t>, Việt Nam</w:t>
+        <w:t xml:space="preserve"> Hồ Chí Minh, Việt Nam</w:t>
       </w:r>
     </w:p>
     <w:tbl>
@@ -295,85 +250,26 @@
           <w:rFonts w:cs="Times New Roman"/>
         </w:rPr>
       </w:pPr>
-      <w:proofErr w:type="spellStart"/>
       <w:r>
         <w:rPr>
           <w:rFonts w:cs="Times New Roman"/>
         </w:rPr>
-        <w:t>Họ</w:t>
+        <w:t xml:space="preserve">Họ và tên: LƯƠNG THỊ CẨM XUYẾN </w:t>
       </w:r>
-      <w:proofErr w:type="spellEnd"/>
+    </w:p>
+    <w:p>
+      <w:pPr>
+        <w:rPr>
+          <w:rFonts w:cs="Times New Roman"/>
+          <w:iCs/>
+        </w:rPr>
+      </w:pPr>
       <w:r>
         <w:rPr>
           <w:rFonts w:cs="Times New Roman"/>
         </w:rPr>
-        <w:t xml:space="preserve"> </w:t>
+        <w:t xml:space="preserve">Giới tính: </w:t>
       </w:r>
-      <w:proofErr w:type="spellStart"/>
-      <w:r>
-        <w:rPr>
-          <w:rFonts w:cs="Times New Roman"/>
-        </w:rPr>
-        <w:t>và</w:t>
-      </w:r>
-      <w:proofErr w:type="spellEnd"/>
-      <w:r>
-        <w:rPr>
-          <w:rFonts w:cs="Times New Roman"/>
-        </w:rPr>
-        <w:t xml:space="preserve"> </w:t>
-      </w:r>
-      <w:proofErr w:type="spellStart"/>
-      <w:r>
-        <w:rPr>
-          <w:rFonts w:cs="Times New Roman"/>
-        </w:rPr>
-        <w:t>tên</w:t>
-      </w:r>
-      <w:proofErr w:type="spellEnd"/>
-      <w:r>
-        <w:rPr>
-          <w:rFonts w:cs="Times New Roman"/>
-        </w:rPr>
-        <w:t xml:space="preserve">: LƯƠNG THỊ CẨM XUYẾN </w:t>
-      </w:r>
-    </w:p>
-    <w:p>
-      <w:pPr>
-        <w:rPr>
-          <w:rFonts w:cs="Times New Roman"/>
-          <w:iCs/>
-        </w:rPr>
-      </w:pPr>
-      <w:proofErr w:type="spellStart"/>
-      <w:r>
-        <w:rPr>
-          <w:rFonts w:cs="Times New Roman"/>
-        </w:rPr>
-        <w:t>Giới</w:t>
-      </w:r>
-      <w:proofErr w:type="spellEnd"/>
-      <w:r>
-        <w:rPr>
-          <w:rFonts w:cs="Times New Roman"/>
-        </w:rPr>
-        <w:t xml:space="preserve"> </w:t>
-      </w:r>
-      <w:proofErr w:type="spellStart"/>
-      <w:r>
-        <w:rPr>
-          <w:rFonts w:cs="Times New Roman"/>
-        </w:rPr>
-        <w:t>tính</w:t>
-      </w:r>
-      <w:proofErr w:type="spellEnd"/>
-      <w:r>
-        <w:rPr>
-          <w:rFonts w:cs="Times New Roman"/>
-        </w:rPr>
-        <w:t xml:space="preserve">: </w:t>
-      </w:r>
-      <w:proofErr w:type="spellStart"/>
       <w:r>
         <w:rPr>
           <w:rFonts w:cs="Times New Roman"/>
@@ -381,7 +277,6 @@
         </w:rPr>
         <w:t>Nữ</w:t>
       </w:r>
-      <w:proofErr w:type="spellEnd"/>
     </w:p>
     <w:p>
       <w:pPr>
@@ -393,21 +288,7 @@
         <w:rPr>
           <w:rFonts w:cs="Times New Roman"/>
         </w:rPr>
-        <w:t xml:space="preserve"> Sinh </w:t>
-      </w:r>
-      <w:proofErr w:type="spellStart"/>
-      <w:r>
-        <w:rPr>
-          <w:rFonts w:cs="Times New Roman"/>
-        </w:rPr>
-        <w:t>ngày</w:t>
-      </w:r>
-      <w:proofErr w:type="spellEnd"/>
-      <w:r>
-        <w:rPr>
-          <w:rFonts w:cs="Times New Roman"/>
-        </w:rPr>
-        <w:t xml:space="preserve">: </w:t>
+        <w:t xml:space="preserve"> Sinh ngày: </w:t>
       </w:r>
       <w:r>
         <w:rPr>
@@ -429,33 +310,11 @@
           <w:rFonts w:cs="Times New Roman"/>
         </w:rPr>
       </w:pPr>
-      <w:proofErr w:type="spellStart"/>
       <w:r>
         <w:rPr>
           <w:rFonts w:cs="Times New Roman"/>
         </w:rPr>
-        <w:t>Dân</w:t>
-      </w:r>
-      <w:proofErr w:type="spellEnd"/>
-      <w:r>
-        <w:rPr>
-          <w:rFonts w:cs="Times New Roman"/>
-        </w:rPr>
-        <w:t xml:space="preserve"> </w:t>
-      </w:r>
-      <w:proofErr w:type="spellStart"/>
-      <w:r>
-        <w:rPr>
-          <w:rFonts w:cs="Times New Roman"/>
-        </w:rPr>
-        <w:t>tộc</w:t>
-      </w:r>
-      <w:proofErr w:type="spellEnd"/>
-      <w:r>
-        <w:rPr>
-          <w:rFonts w:cs="Times New Roman"/>
-        </w:rPr>
-        <w:t xml:space="preserve">: </w:t>
+        <w:t xml:space="preserve">Dân tộc: </w:t>
       </w:r>
       <w:r>
         <w:rPr>
@@ -481,21 +340,7 @@
         <w:rPr>
           <w:rFonts w:cs="Times New Roman"/>
         </w:rPr>
-        <w:t xml:space="preserve">Quốc </w:t>
-      </w:r>
-      <w:proofErr w:type="spellStart"/>
-      <w:r>
-        <w:rPr>
-          <w:rFonts w:cs="Times New Roman"/>
-        </w:rPr>
-        <w:t>tịch</w:t>
-      </w:r>
-      <w:proofErr w:type="spellEnd"/>
-      <w:r>
-        <w:rPr>
-          <w:rFonts w:cs="Times New Roman"/>
-        </w:rPr>
-        <w:t xml:space="preserve">: </w:t>
+        <w:t xml:space="preserve">Quốc tịch: </w:t>
       </w:r>
       <w:r>
         <w:rPr>
@@ -517,191 +362,19 @@
           <w:rFonts w:cs="Times New Roman"/>
         </w:rPr>
       </w:pPr>
-      <w:proofErr w:type="spellStart"/>
       <w:r>
         <w:rPr>
           <w:rFonts w:cs="Times New Roman"/>
         </w:rPr>
-        <w:t>Loại</w:t>
+        <w:t xml:space="preserve">Loại giấy tờ pháp lý của cá nhân: </w:t>
       </w:r>
-      <w:proofErr w:type="spellEnd"/>
-      <w:r>
-        <w:rPr>
-          <w:rFonts w:cs="Times New Roman"/>
-        </w:rPr>
-        <w:t xml:space="preserve"> </w:t>
-      </w:r>
-      <w:proofErr w:type="spellStart"/>
-      <w:r>
-        <w:rPr>
-          <w:rFonts w:cs="Times New Roman"/>
-        </w:rPr>
-        <w:t>giấy</w:t>
-      </w:r>
-      <w:proofErr w:type="spellEnd"/>
-      <w:r>
-        <w:rPr>
-          <w:rFonts w:cs="Times New Roman"/>
-        </w:rPr>
-        <w:t xml:space="preserve"> </w:t>
-      </w:r>
-      <w:proofErr w:type="spellStart"/>
-      <w:r>
-        <w:rPr>
-          <w:rFonts w:cs="Times New Roman"/>
-        </w:rPr>
-        <w:t>tờ</w:t>
-      </w:r>
-      <w:proofErr w:type="spellEnd"/>
-      <w:r>
-        <w:rPr>
-          <w:rFonts w:cs="Times New Roman"/>
-        </w:rPr>
-        <w:t xml:space="preserve"> </w:t>
-      </w:r>
-      <w:proofErr w:type="spellStart"/>
-      <w:r>
-        <w:rPr>
-          <w:rFonts w:cs="Times New Roman"/>
-        </w:rPr>
-        <w:t>pháp</w:t>
-      </w:r>
-      <w:proofErr w:type="spellEnd"/>
-      <w:r>
-        <w:rPr>
-          <w:rFonts w:cs="Times New Roman"/>
-        </w:rPr>
-        <w:t xml:space="preserve"> </w:t>
-      </w:r>
-      <w:proofErr w:type="spellStart"/>
-      <w:r>
-        <w:rPr>
-          <w:rFonts w:cs="Times New Roman"/>
-        </w:rPr>
-        <w:t>lý</w:t>
-      </w:r>
-      <w:proofErr w:type="spellEnd"/>
-      <w:r>
-        <w:rPr>
-          <w:rFonts w:cs="Times New Roman"/>
-        </w:rPr>
-        <w:t xml:space="preserve"> </w:t>
-      </w:r>
-      <w:proofErr w:type="spellStart"/>
-      <w:r>
-        <w:rPr>
-          <w:rFonts w:cs="Times New Roman"/>
-        </w:rPr>
-        <w:t>của</w:t>
-      </w:r>
-      <w:proofErr w:type="spellEnd"/>
-      <w:r>
-        <w:rPr>
-          <w:rFonts w:cs="Times New Roman"/>
-        </w:rPr>
-        <w:t xml:space="preserve"> </w:t>
-      </w:r>
-      <w:proofErr w:type="spellStart"/>
-      <w:r>
-        <w:rPr>
-          <w:rFonts w:cs="Times New Roman"/>
-        </w:rPr>
-        <w:t>cá</w:t>
-      </w:r>
-      <w:proofErr w:type="spellEnd"/>
-      <w:r>
-        <w:rPr>
-          <w:rFonts w:cs="Times New Roman"/>
-        </w:rPr>
-        <w:t xml:space="preserve"> </w:t>
-      </w:r>
-      <w:proofErr w:type="spellStart"/>
-      <w:r>
-        <w:rPr>
-          <w:rFonts w:cs="Times New Roman"/>
-        </w:rPr>
-        <w:t>nhân</w:t>
-      </w:r>
-      <w:proofErr w:type="spellEnd"/>
-      <w:r>
-        <w:rPr>
-          <w:rFonts w:cs="Times New Roman"/>
-        </w:rPr>
-        <w:t xml:space="preserve">: </w:t>
-      </w:r>
-      <w:proofErr w:type="spellStart"/>
       <w:r>
         <w:rPr>
           <w:rFonts w:cs="Times New Roman"/>
           <w:iCs/>
         </w:rPr>
-        <w:t>Thẻ</w:t>
+        <w:t>Thẻ căn cước công dân</w:t>
       </w:r>
-      <w:proofErr w:type="spellEnd"/>
-      <w:r>
-        <w:rPr>
-          <w:rFonts w:cs="Times New Roman"/>
-          <w:iCs/>
-        </w:rPr>
-        <w:t xml:space="preserve"> </w:t>
-      </w:r>
-      <w:proofErr w:type="spellStart"/>
-      <w:r>
-        <w:rPr>
-          <w:rFonts w:cs="Times New Roman"/>
-          <w:iCs/>
-        </w:rPr>
-        <w:t>căn</w:t>
-      </w:r>
-      <w:proofErr w:type="spellEnd"/>
-      <w:r>
-        <w:rPr>
-          <w:rFonts w:cs="Times New Roman"/>
-          <w:iCs/>
-        </w:rPr>
-        <w:t xml:space="preserve"> </w:t>
-      </w:r>
-      <w:proofErr w:type="spellStart"/>
-      <w:r>
-        <w:rPr>
-          <w:rFonts w:cs="Times New Roman"/>
-          <w:iCs/>
-        </w:rPr>
-        <w:t>cước</w:t>
-      </w:r>
-      <w:proofErr w:type="spellEnd"/>
-      <w:r>
-        <w:rPr>
-          <w:rFonts w:cs="Times New Roman"/>
-          <w:iCs/>
-        </w:rPr>
-        <w:t xml:space="preserve"> </w:t>
-      </w:r>
-      <w:proofErr w:type="spellStart"/>
-      <w:r>
-        <w:rPr>
-          <w:rFonts w:cs="Times New Roman"/>
-          <w:iCs/>
-        </w:rPr>
-        <w:t>công</w:t>
-      </w:r>
-      <w:proofErr w:type="spellEnd"/>
-      <w:r>
-        <w:rPr>
-          <w:rFonts w:cs="Times New Roman"/>
-          <w:iCs/>
-        </w:rPr>
-        <w:t xml:space="preserve"> </w:t>
-      </w:r>
-      <w:proofErr w:type="spellStart"/>
-      <w:r>
-        <w:rPr>
-          <w:rFonts w:cs="Times New Roman"/>
-          <w:iCs/>
-        </w:rPr>
-        <w:t>dân</w:t>
-      </w:r>
-      <w:proofErr w:type="spellEnd"/>
       <w:r>
         <w:rPr>
           <w:rFonts w:cs="Times New Roman"/>
@@ -715,117 +388,11 @@
           <w:rFonts w:cs="Times New Roman"/>
         </w:rPr>
       </w:pPr>
-      <w:proofErr w:type="spellStart"/>
       <w:r>
         <w:rPr>
           <w:rFonts w:cs="Times New Roman"/>
         </w:rPr>
-        <w:t>Số</w:t>
-      </w:r>
-      <w:proofErr w:type="spellEnd"/>
-      <w:r>
-        <w:rPr>
-          <w:rFonts w:cs="Times New Roman"/>
-        </w:rPr>
-        <w:t xml:space="preserve"> </w:t>
-      </w:r>
-      <w:proofErr w:type="spellStart"/>
-      <w:r>
-        <w:rPr>
-          <w:rFonts w:cs="Times New Roman"/>
-        </w:rPr>
-        <w:t>giấy</w:t>
-      </w:r>
-      <w:proofErr w:type="spellEnd"/>
-      <w:r>
-        <w:rPr>
-          <w:rFonts w:cs="Times New Roman"/>
-        </w:rPr>
-        <w:t xml:space="preserve"> </w:t>
-      </w:r>
-      <w:proofErr w:type="spellStart"/>
-      <w:r>
-        <w:rPr>
-          <w:rFonts w:cs="Times New Roman"/>
-        </w:rPr>
-        <w:t>tờ</w:t>
-      </w:r>
-      <w:proofErr w:type="spellEnd"/>
-      <w:r>
-        <w:rPr>
-          <w:rFonts w:cs="Times New Roman"/>
-        </w:rPr>
-        <w:t xml:space="preserve"> </w:t>
-      </w:r>
-      <w:proofErr w:type="spellStart"/>
-      <w:r>
-        <w:rPr>
-          <w:rFonts w:cs="Times New Roman"/>
-        </w:rPr>
-        <w:t>pháp</w:t>
-      </w:r>
-      <w:proofErr w:type="spellEnd"/>
-      <w:r>
-        <w:rPr>
-          <w:rFonts w:cs="Times New Roman"/>
-        </w:rPr>
-        <w:t xml:space="preserve"> </w:t>
-      </w:r>
-      <w:proofErr w:type="spellStart"/>
-      <w:r>
-        <w:rPr>
-          <w:rFonts w:cs="Times New Roman"/>
-        </w:rPr>
-        <w:t>lý</w:t>
-      </w:r>
-      <w:proofErr w:type="spellEnd"/>
-      <w:r>
-        <w:rPr>
-          <w:rFonts w:cs="Times New Roman"/>
-        </w:rPr>
-        <w:t xml:space="preserve"> </w:t>
-      </w:r>
-      <w:proofErr w:type="spellStart"/>
-      <w:r>
-        <w:rPr>
-          <w:rFonts w:cs="Times New Roman"/>
-        </w:rPr>
-        <w:t>của</w:t>
-      </w:r>
-      <w:proofErr w:type="spellEnd"/>
-      <w:r>
-        <w:rPr>
-          <w:rFonts w:cs="Times New Roman"/>
-        </w:rPr>
-        <w:t xml:space="preserve"> </w:t>
-      </w:r>
-      <w:proofErr w:type="spellStart"/>
-      <w:r>
-        <w:rPr>
-          <w:rFonts w:cs="Times New Roman"/>
-        </w:rPr>
-        <w:t>cá</w:t>
-      </w:r>
-      <w:proofErr w:type="spellEnd"/>
-      <w:r>
-        <w:rPr>
-          <w:rFonts w:cs="Times New Roman"/>
-        </w:rPr>
-        <w:t xml:space="preserve"> </w:t>
-      </w:r>
-      <w:proofErr w:type="spellStart"/>
-      <w:r>
-        <w:rPr>
-          <w:rFonts w:cs="Times New Roman"/>
-        </w:rPr>
-        <w:t>nhân</w:t>
-      </w:r>
-      <w:proofErr w:type="spellEnd"/>
-      <w:r>
-        <w:rPr>
-          <w:rFonts w:cs="Times New Roman"/>
-        </w:rPr>
-        <w:t xml:space="preserve">: </w:t>
+        <w:t xml:space="preserve">Số giấy tờ pháp lý của cá nhân: </w:t>
       </w:r>
       <w:r>
         <w:rPr>
@@ -847,33 +414,11 @@
           <w:rFonts w:cs="Times New Roman"/>
         </w:rPr>
       </w:pPr>
-      <w:proofErr w:type="spellStart"/>
       <w:r>
         <w:rPr>
           <w:rFonts w:cs="Times New Roman"/>
         </w:rPr>
-        <w:t>Ngày</w:t>
-      </w:r>
-      <w:proofErr w:type="spellEnd"/>
-      <w:r>
-        <w:rPr>
-          <w:rFonts w:cs="Times New Roman"/>
-        </w:rPr>
-        <w:t xml:space="preserve"> </w:t>
-      </w:r>
-      <w:proofErr w:type="spellStart"/>
-      <w:r>
-        <w:rPr>
-          <w:rFonts w:cs="Times New Roman"/>
-        </w:rPr>
-        <w:t>cấp</w:t>
-      </w:r>
-      <w:proofErr w:type="spellEnd"/>
-      <w:r>
-        <w:rPr>
-          <w:rFonts w:cs="Times New Roman"/>
-        </w:rPr>
-        <w:t xml:space="preserve">: </w:t>
+        <w:t xml:space="preserve">Ngày cấp: </w:t>
       </w:r>
       <w:r>
         <w:rPr>
@@ -886,221 +431,15 @@
         <w:rPr>
           <w:rFonts w:cs="Times New Roman"/>
         </w:rPr>
-        <w:t xml:space="preserve"> </w:t>
+        <w:t xml:space="preserve"> Nơi cấp: </w:t>
       </w:r>
-      <w:proofErr w:type="spellStart"/>
-      <w:r>
-        <w:rPr>
-          <w:rFonts w:cs="Times New Roman"/>
-        </w:rPr>
-        <w:t>Nơi</w:t>
-      </w:r>
-      <w:proofErr w:type="spellEnd"/>
-      <w:r>
-        <w:rPr>
-          <w:rFonts w:cs="Times New Roman"/>
-        </w:rPr>
-        <w:t xml:space="preserve"> </w:t>
-      </w:r>
-      <w:proofErr w:type="spellStart"/>
-      <w:r>
-        <w:rPr>
-          <w:rFonts w:cs="Times New Roman"/>
-        </w:rPr>
-        <w:t>cấp</w:t>
-      </w:r>
-      <w:proofErr w:type="spellEnd"/>
-      <w:r>
-        <w:rPr>
-          <w:rFonts w:cs="Times New Roman"/>
-        </w:rPr>
-        <w:t xml:space="preserve">: </w:t>
-      </w:r>
-      <w:proofErr w:type="spellStart"/>
       <w:r>
         <w:rPr>
           <w:rFonts w:cs="Times New Roman"/>
           <w:iCs/>
         </w:rPr>
-        <w:t>Cục</w:t>
+        <w:t>Cục cảnh sát quản lý hành chính về trật tự xã hội</w:t>
       </w:r>
-      <w:proofErr w:type="spellEnd"/>
-      <w:r>
-        <w:rPr>
-          <w:rFonts w:cs="Times New Roman"/>
-          <w:iCs/>
-        </w:rPr>
-        <w:t xml:space="preserve"> </w:t>
-      </w:r>
-      <w:proofErr w:type="spellStart"/>
-      <w:r>
-        <w:rPr>
-          <w:rFonts w:cs="Times New Roman"/>
-          <w:iCs/>
-        </w:rPr>
-        <w:t>cảnh</w:t>
-      </w:r>
-      <w:proofErr w:type="spellEnd"/>
-      <w:r>
-        <w:rPr>
-          <w:rFonts w:cs="Times New Roman"/>
-          <w:iCs/>
-        </w:rPr>
-        <w:t xml:space="preserve"> </w:t>
-      </w:r>
-      <w:proofErr w:type="spellStart"/>
-      <w:r>
-        <w:rPr>
-          <w:rFonts w:cs="Times New Roman"/>
-          <w:iCs/>
-        </w:rPr>
-        <w:t>sát</w:t>
-      </w:r>
-      <w:proofErr w:type="spellEnd"/>
-      <w:r>
-        <w:rPr>
-          <w:rFonts w:cs="Times New Roman"/>
-          <w:iCs/>
-        </w:rPr>
-        <w:t xml:space="preserve"> </w:t>
-      </w:r>
-      <w:proofErr w:type="spellStart"/>
-      <w:r>
-        <w:rPr>
-          <w:rFonts w:cs="Times New Roman"/>
-          <w:iCs/>
-        </w:rPr>
-        <w:t>quản</w:t>
-      </w:r>
-      <w:proofErr w:type="spellEnd"/>
-      <w:r>
-        <w:rPr>
-          <w:rFonts w:cs="Times New Roman"/>
-          <w:iCs/>
-        </w:rPr>
-        <w:t xml:space="preserve"> </w:t>
-      </w:r>
-      <w:proofErr w:type="spellStart"/>
-      <w:r>
-        <w:rPr>
-          <w:rFonts w:cs="Times New Roman"/>
-          <w:iCs/>
-        </w:rPr>
-        <w:t>lý</w:t>
-      </w:r>
-      <w:proofErr w:type="spellEnd"/>
-      <w:r>
-        <w:rPr>
-          <w:rFonts w:cs="Times New Roman"/>
-          <w:iCs/>
-        </w:rPr>
-        <w:t xml:space="preserve"> </w:t>
-      </w:r>
-      <w:proofErr w:type="spellStart"/>
-      <w:r>
-        <w:rPr>
-          <w:rFonts w:cs="Times New Roman"/>
-          <w:iCs/>
-        </w:rPr>
-        <w:t>hành</w:t>
-      </w:r>
-      <w:proofErr w:type="spellEnd"/>
-      <w:r>
-        <w:rPr>
-          <w:rFonts w:cs="Times New Roman"/>
-          <w:iCs/>
-        </w:rPr>
-        <w:t xml:space="preserve"> </w:t>
-      </w:r>
-      <w:proofErr w:type="spellStart"/>
-      <w:r>
-        <w:rPr>
-          <w:rFonts w:cs="Times New Roman"/>
-          <w:iCs/>
-        </w:rPr>
-        <w:t>chính</w:t>
-      </w:r>
-      <w:proofErr w:type="spellEnd"/>
-      <w:r>
-        <w:rPr>
-          <w:rFonts w:cs="Times New Roman"/>
-          <w:iCs/>
-        </w:rPr>
-        <w:t xml:space="preserve"> </w:t>
-      </w:r>
-      <w:proofErr w:type="spellStart"/>
-      <w:r>
-        <w:rPr>
-          <w:rFonts w:cs="Times New Roman"/>
-          <w:iCs/>
-        </w:rPr>
-        <w:t>về</w:t>
-      </w:r>
-      <w:proofErr w:type="spellEnd"/>
-      <w:r>
-        <w:rPr>
-          <w:rFonts w:cs="Times New Roman"/>
-          <w:iCs/>
-        </w:rPr>
-        <w:t xml:space="preserve"> </w:t>
-      </w:r>
-      <w:proofErr w:type="spellStart"/>
-      <w:r>
-        <w:rPr>
-          <w:rFonts w:cs="Times New Roman"/>
-          <w:iCs/>
-        </w:rPr>
-        <w:t>trật</w:t>
-      </w:r>
-      <w:proofErr w:type="spellEnd"/>
-      <w:r>
-        <w:rPr>
-          <w:rFonts w:cs="Times New Roman"/>
-          <w:iCs/>
-        </w:rPr>
-        <w:t xml:space="preserve"> </w:t>
-      </w:r>
-      <w:proofErr w:type="spellStart"/>
-      <w:r>
-        <w:rPr>
-          <w:rFonts w:cs="Times New Roman"/>
-          <w:iCs/>
-        </w:rPr>
-        <w:t>tự</w:t>
-      </w:r>
-      <w:proofErr w:type="spellEnd"/>
-      <w:r>
-        <w:rPr>
-          <w:rFonts w:cs="Times New Roman"/>
-          <w:iCs/>
-        </w:rPr>
-        <w:t xml:space="preserve"> </w:t>
-      </w:r>
-      <w:proofErr w:type="spellStart"/>
-      <w:r>
-        <w:rPr>
-          <w:rFonts w:cs="Times New Roman"/>
-          <w:iCs/>
-        </w:rPr>
-        <w:t>xã</w:t>
-      </w:r>
-      <w:proofErr w:type="spellEnd"/>
-      <w:r>
-        <w:rPr>
-          <w:rFonts w:cs="Times New Roman"/>
-          <w:iCs/>
-        </w:rPr>
-        <w:t xml:space="preserve"> </w:t>
-      </w:r>
-      <w:proofErr w:type="spellStart"/>
-      <w:r>
-        <w:rPr>
-          <w:rFonts w:cs="Times New Roman"/>
-          <w:iCs/>
-        </w:rPr>
-        <w:t>hội</w:t>
-      </w:r>
-      <w:proofErr w:type="spellEnd"/>
       <w:r>
         <w:rPr>
           <w:rFonts w:cs="Times New Roman"/>
@@ -1114,147 +453,24 @@
           <w:rFonts w:cs="Times New Roman"/>
         </w:rPr>
       </w:pPr>
-      <w:proofErr w:type="spellStart"/>
       <w:r>
         <w:rPr>
           <w:rFonts w:cs="Times New Roman"/>
         </w:rPr>
-        <w:t>Địa</w:t>
+        <w:t xml:space="preserve">Địa chỉ thường trú: </w:t>
       </w:r>
-      <w:proofErr w:type="spellEnd"/>
-      <w:r>
-        <w:rPr>
-          <w:rFonts w:cs="Times New Roman"/>
-        </w:rPr>
-        <w:t xml:space="preserve"> </w:t>
-      </w:r>
-      <w:proofErr w:type="spellStart"/>
-      <w:r>
-        <w:rPr>
-          <w:rFonts w:cs="Times New Roman"/>
-        </w:rPr>
-        <w:t>chỉ</w:t>
-      </w:r>
-      <w:proofErr w:type="spellEnd"/>
-      <w:r>
-        <w:rPr>
-          <w:rFonts w:cs="Times New Roman"/>
-        </w:rPr>
-        <w:t xml:space="preserve"> </w:t>
-      </w:r>
-      <w:proofErr w:type="spellStart"/>
-      <w:r>
-        <w:rPr>
-          <w:rFonts w:cs="Times New Roman"/>
-        </w:rPr>
-        <w:t>thường</w:t>
-      </w:r>
-      <w:proofErr w:type="spellEnd"/>
-      <w:r>
-        <w:rPr>
-          <w:rFonts w:cs="Times New Roman"/>
-        </w:rPr>
-        <w:t xml:space="preserve"> </w:t>
-      </w:r>
-      <w:proofErr w:type="spellStart"/>
-      <w:r>
-        <w:rPr>
-          <w:rFonts w:cs="Times New Roman"/>
-        </w:rPr>
-        <w:t>trú</w:t>
-      </w:r>
-      <w:proofErr w:type="spellEnd"/>
-      <w:r>
-        <w:rPr>
-          <w:rFonts w:cs="Times New Roman"/>
-        </w:rPr>
-        <w:t xml:space="preserve">: </w:t>
-      </w:r>
-      <w:proofErr w:type="spellStart"/>
       <w:r>
         <w:rPr>
           <w:rFonts w:cs="Times New Roman"/>
           <w:iCs/>
         </w:rPr>
-        <w:t>Ấp</w:t>
+        <w:t xml:space="preserve">Ấp Phương An 1, </w:t>
       </w:r>
-      <w:proofErr w:type="spellEnd"/>
-      <w:r>
-        <w:rPr>
-          <w:rFonts w:cs="Times New Roman"/>
-          <w:iCs/>
-        </w:rPr>
-        <w:t xml:space="preserve"> Phương An 1, </w:t>
-      </w:r>
-      <w:proofErr w:type="spellStart"/>
       <w:r>
         <w:rPr>
           <w:rFonts w:cs="Times New Roman"/>
         </w:rPr>
-        <w:t>xã</w:t>
-      </w:r>
-      <w:proofErr w:type="spellEnd"/>
-      <w:r>
-        <w:rPr>
-          <w:rFonts w:cs="Times New Roman"/>
-        </w:rPr>
-        <w:t xml:space="preserve"> Long </w:t>
-      </w:r>
-      <w:proofErr w:type="spellStart"/>
-      <w:r>
-        <w:rPr>
-          <w:rFonts w:cs="Times New Roman"/>
-        </w:rPr>
-        <w:t>Hưng</w:t>
-      </w:r>
-      <w:proofErr w:type="spellEnd"/>
-      <w:r>
-        <w:rPr>
-          <w:rFonts w:cs="Times New Roman"/>
-        </w:rPr>
-        <w:t xml:space="preserve">, </w:t>
-      </w:r>
-      <w:proofErr w:type="spellStart"/>
-      <w:r>
-        <w:rPr>
-          <w:rFonts w:cs="Times New Roman"/>
-        </w:rPr>
-        <w:t>thành</w:t>
-      </w:r>
-      <w:proofErr w:type="spellEnd"/>
-      <w:r>
-        <w:rPr>
-          <w:rFonts w:cs="Times New Roman"/>
-        </w:rPr>
-        <w:t xml:space="preserve"> </w:t>
-      </w:r>
-      <w:proofErr w:type="spellStart"/>
-      <w:r>
-        <w:rPr>
-          <w:rFonts w:cs="Times New Roman"/>
-        </w:rPr>
-        <w:t>phố</w:t>
-      </w:r>
-      <w:proofErr w:type="spellEnd"/>
-      <w:r>
-        <w:rPr>
-          <w:rFonts w:cs="Times New Roman"/>
-        </w:rPr>
-        <w:t xml:space="preserve"> </w:t>
-      </w:r>
-      <w:proofErr w:type="spellStart"/>
-      <w:r>
-        <w:rPr>
-          <w:rFonts w:cs="Times New Roman"/>
-        </w:rPr>
-        <w:t>Cần</w:t>
-      </w:r>
-      <w:proofErr w:type="spellEnd"/>
-      <w:r>
-        <w:rPr>
-          <w:rFonts w:cs="Times New Roman"/>
-        </w:rPr>
-        <w:t xml:space="preserve"> Thơ</w:t>
+        <w:t>xã Long Hưng, thành phố Cần Thơ</w:t>
       </w:r>
       <w:r>
         <w:rPr>
@@ -1274,147 +490,24 @@
       <w:pPr>
         <w:spacing w:after="60"/>
       </w:pPr>
-      <w:proofErr w:type="spellStart"/>
       <w:r>
         <w:rPr>
           <w:rFonts w:cs="Times New Roman"/>
         </w:rPr>
-        <w:t>Địa</w:t>
+        <w:t xml:space="preserve">Địa chỉ liên lạc: </w:t>
       </w:r>
-      <w:proofErr w:type="spellEnd"/>
-      <w:r>
-        <w:rPr>
-          <w:rFonts w:cs="Times New Roman"/>
-        </w:rPr>
-        <w:t xml:space="preserve"> </w:t>
-      </w:r>
-      <w:proofErr w:type="spellStart"/>
-      <w:r>
-        <w:rPr>
-          <w:rFonts w:cs="Times New Roman"/>
-        </w:rPr>
-        <w:t>chỉ</w:t>
-      </w:r>
-      <w:proofErr w:type="spellEnd"/>
-      <w:r>
-        <w:rPr>
-          <w:rFonts w:cs="Times New Roman"/>
-        </w:rPr>
-        <w:t xml:space="preserve"> </w:t>
-      </w:r>
-      <w:proofErr w:type="spellStart"/>
-      <w:r>
-        <w:rPr>
-          <w:rFonts w:cs="Times New Roman"/>
-        </w:rPr>
-        <w:t>liên</w:t>
-      </w:r>
-      <w:proofErr w:type="spellEnd"/>
-      <w:r>
-        <w:rPr>
-          <w:rFonts w:cs="Times New Roman"/>
-        </w:rPr>
-        <w:t xml:space="preserve"> </w:t>
-      </w:r>
-      <w:proofErr w:type="spellStart"/>
-      <w:r>
-        <w:rPr>
-          <w:rFonts w:cs="Times New Roman"/>
-        </w:rPr>
-        <w:t>lạc</w:t>
-      </w:r>
-      <w:proofErr w:type="spellEnd"/>
-      <w:r>
-        <w:rPr>
-          <w:rFonts w:cs="Times New Roman"/>
-        </w:rPr>
-        <w:t xml:space="preserve">: </w:t>
-      </w:r>
-      <w:proofErr w:type="spellStart"/>
       <w:r>
         <w:rPr>
           <w:rFonts w:cs="Times New Roman"/>
           <w:iCs/>
         </w:rPr>
-        <w:t>Ấp</w:t>
+        <w:t xml:space="preserve">Ấp Phương An 1, </w:t>
       </w:r>
-      <w:proofErr w:type="spellEnd"/>
-      <w:r>
-        <w:rPr>
-          <w:rFonts w:cs="Times New Roman"/>
-          <w:iCs/>
-        </w:rPr>
-        <w:t xml:space="preserve"> Phương An 1, </w:t>
-      </w:r>
-      <w:proofErr w:type="spellStart"/>
       <w:r>
         <w:rPr>
           <w:rFonts w:cs="Times New Roman"/>
         </w:rPr>
-        <w:t>xã</w:t>
-      </w:r>
-      <w:proofErr w:type="spellEnd"/>
-      <w:r>
-        <w:rPr>
-          <w:rFonts w:cs="Times New Roman"/>
-        </w:rPr>
-        <w:t xml:space="preserve"> Long </w:t>
-      </w:r>
-      <w:proofErr w:type="spellStart"/>
-      <w:r>
-        <w:rPr>
-          <w:rFonts w:cs="Times New Roman"/>
-        </w:rPr>
-        <w:t>Hưng</w:t>
-      </w:r>
-      <w:proofErr w:type="spellEnd"/>
-      <w:r>
-        <w:rPr>
-          <w:rFonts w:cs="Times New Roman"/>
-        </w:rPr>
-        <w:t xml:space="preserve">, </w:t>
-      </w:r>
-      <w:proofErr w:type="spellStart"/>
-      <w:r>
-        <w:rPr>
-          <w:rFonts w:cs="Times New Roman"/>
-        </w:rPr>
-        <w:t>thành</w:t>
-      </w:r>
-      <w:proofErr w:type="spellEnd"/>
-      <w:r>
-        <w:rPr>
-          <w:rFonts w:cs="Times New Roman"/>
-        </w:rPr>
-        <w:t xml:space="preserve"> </w:t>
-      </w:r>
-      <w:proofErr w:type="spellStart"/>
-      <w:r>
-        <w:rPr>
-          <w:rFonts w:cs="Times New Roman"/>
-        </w:rPr>
-        <w:t>phố</w:t>
-      </w:r>
-      <w:proofErr w:type="spellEnd"/>
-      <w:r>
-        <w:rPr>
-          <w:rFonts w:cs="Times New Roman"/>
-        </w:rPr>
-        <w:t xml:space="preserve"> </w:t>
-      </w:r>
-      <w:proofErr w:type="spellStart"/>
-      <w:r>
-        <w:rPr>
-          <w:rFonts w:cs="Times New Roman"/>
-        </w:rPr>
-        <w:t>Cần</w:t>
-      </w:r>
-      <w:proofErr w:type="spellEnd"/>
-      <w:r>
-        <w:rPr>
-          <w:rFonts w:cs="Times New Roman"/>
-        </w:rPr>
-        <w:t xml:space="preserve"> Thơ</w:t>
+        <w:t>xã Long Hưng, thành phố Cần Thơ</w:t>
       </w:r>
       <w:r>
         <w:rPr>
@@ -1458,85 +551,26 @@
           <w:rFonts w:cs="Times New Roman"/>
         </w:rPr>
       </w:pPr>
-      <w:proofErr w:type="spellStart"/>
       <w:r>
         <w:rPr>
           <w:rFonts w:cs="Times New Roman"/>
         </w:rPr>
-        <w:t>Họ</w:t>
+        <w:t xml:space="preserve">Họ và tên: LƯƠNG THỊ CẨM XUYẾN </w:t>
       </w:r>
-      <w:proofErr w:type="spellEnd"/>
+    </w:p>
+    <w:p>
+      <w:pPr>
+        <w:rPr>
+          <w:rFonts w:cs="Times New Roman"/>
+          <w:iCs/>
+        </w:rPr>
+      </w:pPr>
       <w:r>
         <w:rPr>
           <w:rFonts w:cs="Times New Roman"/>
         </w:rPr>
-        <w:t xml:space="preserve"> </w:t>
+        <w:t xml:space="preserve">Giới tính: </w:t>
       </w:r>
-      <w:proofErr w:type="spellStart"/>
-      <w:r>
-        <w:rPr>
-          <w:rFonts w:cs="Times New Roman"/>
-        </w:rPr>
-        <w:t>và</w:t>
-      </w:r>
-      <w:proofErr w:type="spellEnd"/>
-      <w:r>
-        <w:rPr>
-          <w:rFonts w:cs="Times New Roman"/>
-        </w:rPr>
-        <w:t xml:space="preserve"> </w:t>
-      </w:r>
-      <w:proofErr w:type="spellStart"/>
-      <w:r>
-        <w:rPr>
-          <w:rFonts w:cs="Times New Roman"/>
-        </w:rPr>
-        <w:t>tên</w:t>
-      </w:r>
-      <w:proofErr w:type="spellEnd"/>
-      <w:r>
-        <w:rPr>
-          <w:rFonts w:cs="Times New Roman"/>
-        </w:rPr>
-        <w:t xml:space="preserve">: LƯƠNG THỊ CẨM XUYẾN </w:t>
-      </w:r>
-    </w:p>
-    <w:p>
-      <w:pPr>
-        <w:rPr>
-          <w:rFonts w:cs="Times New Roman"/>
-          <w:iCs/>
-        </w:rPr>
-      </w:pPr>
-      <w:proofErr w:type="spellStart"/>
-      <w:r>
-        <w:rPr>
-          <w:rFonts w:cs="Times New Roman"/>
-        </w:rPr>
-        <w:t>Giới</w:t>
-      </w:r>
-      <w:proofErr w:type="spellEnd"/>
-      <w:r>
-        <w:rPr>
-          <w:rFonts w:cs="Times New Roman"/>
-        </w:rPr>
-        <w:t xml:space="preserve"> </w:t>
-      </w:r>
-      <w:proofErr w:type="spellStart"/>
-      <w:r>
-        <w:rPr>
-          <w:rFonts w:cs="Times New Roman"/>
-        </w:rPr>
-        <w:t>tính</w:t>
-      </w:r>
-      <w:proofErr w:type="spellEnd"/>
-      <w:r>
-        <w:rPr>
-          <w:rFonts w:cs="Times New Roman"/>
-        </w:rPr>
-        <w:t xml:space="preserve">: </w:t>
-      </w:r>
-      <w:proofErr w:type="spellStart"/>
       <w:r>
         <w:rPr>
           <w:rFonts w:cs="Times New Roman"/>
@@ -1544,7 +578,6 @@
         </w:rPr>
         <w:t>Nữ</w:t>
       </w:r>
-      <w:proofErr w:type="spellEnd"/>
     </w:p>
     <w:p>
       <w:pPr>
@@ -1556,21 +589,7 @@
         <w:rPr>
           <w:rFonts w:cs="Times New Roman"/>
         </w:rPr>
-        <w:t xml:space="preserve"> Sinh </w:t>
-      </w:r>
-      <w:proofErr w:type="spellStart"/>
-      <w:r>
-        <w:rPr>
-          <w:rFonts w:cs="Times New Roman"/>
-        </w:rPr>
-        <w:t>ngày</w:t>
-      </w:r>
-      <w:proofErr w:type="spellEnd"/>
-      <w:r>
-        <w:rPr>
-          <w:rFonts w:cs="Times New Roman"/>
-        </w:rPr>
-        <w:t xml:space="preserve">: </w:t>
+        <w:t xml:space="preserve"> Sinh ngày: </w:t>
       </w:r>
       <w:r>
         <w:rPr>
@@ -1592,33 +611,11 @@
           <w:rFonts w:cs="Times New Roman"/>
         </w:rPr>
       </w:pPr>
-      <w:proofErr w:type="spellStart"/>
       <w:r>
         <w:rPr>
           <w:rFonts w:cs="Times New Roman"/>
         </w:rPr>
-        <w:t>Dân</w:t>
-      </w:r>
-      <w:proofErr w:type="spellEnd"/>
-      <w:r>
-        <w:rPr>
-          <w:rFonts w:cs="Times New Roman"/>
-        </w:rPr>
-        <w:t xml:space="preserve"> </w:t>
-      </w:r>
-      <w:proofErr w:type="spellStart"/>
-      <w:r>
-        <w:rPr>
-          <w:rFonts w:cs="Times New Roman"/>
-        </w:rPr>
-        <w:t>tộc</w:t>
-      </w:r>
-      <w:proofErr w:type="spellEnd"/>
-      <w:r>
-        <w:rPr>
-          <w:rFonts w:cs="Times New Roman"/>
-        </w:rPr>
-        <w:t xml:space="preserve">: </w:t>
+        <w:t xml:space="preserve">Dân tộc: </w:t>
       </w:r>
       <w:r>
         <w:rPr>
@@ -1644,21 +641,7 @@
         <w:rPr>
           <w:rFonts w:cs="Times New Roman"/>
         </w:rPr>
-        <w:t xml:space="preserve">Quốc </w:t>
-      </w:r>
-      <w:proofErr w:type="spellStart"/>
-      <w:r>
-        <w:rPr>
-          <w:rFonts w:cs="Times New Roman"/>
-        </w:rPr>
-        <w:t>tịch</w:t>
-      </w:r>
-      <w:proofErr w:type="spellEnd"/>
-      <w:r>
-        <w:rPr>
-          <w:rFonts w:cs="Times New Roman"/>
-        </w:rPr>
-        <w:t xml:space="preserve">: </w:t>
+        <w:t xml:space="preserve">Quốc tịch: </w:t>
       </w:r>
       <w:r>
         <w:rPr>
@@ -1680,191 +663,19 @@
           <w:rFonts w:cs="Times New Roman"/>
         </w:rPr>
       </w:pPr>
-      <w:proofErr w:type="spellStart"/>
       <w:r>
         <w:rPr>
           <w:rFonts w:cs="Times New Roman"/>
         </w:rPr>
-        <w:t>Loại</w:t>
+        <w:t xml:space="preserve">Loại giấy tờ pháp lý của cá nhân: </w:t>
       </w:r>
-      <w:proofErr w:type="spellEnd"/>
-      <w:r>
-        <w:rPr>
-          <w:rFonts w:cs="Times New Roman"/>
-        </w:rPr>
-        <w:t xml:space="preserve"> </w:t>
-      </w:r>
-      <w:proofErr w:type="spellStart"/>
-      <w:r>
-        <w:rPr>
-          <w:rFonts w:cs="Times New Roman"/>
-        </w:rPr>
-        <w:t>giấy</w:t>
-      </w:r>
-      <w:proofErr w:type="spellEnd"/>
-      <w:r>
-        <w:rPr>
-          <w:rFonts w:cs="Times New Roman"/>
-        </w:rPr>
-        <w:t xml:space="preserve"> </w:t>
-      </w:r>
-      <w:proofErr w:type="spellStart"/>
-      <w:r>
-        <w:rPr>
-          <w:rFonts w:cs="Times New Roman"/>
-        </w:rPr>
-        <w:t>tờ</w:t>
-      </w:r>
-      <w:proofErr w:type="spellEnd"/>
-      <w:r>
-        <w:rPr>
-          <w:rFonts w:cs="Times New Roman"/>
-        </w:rPr>
-        <w:t xml:space="preserve"> </w:t>
-      </w:r>
-      <w:proofErr w:type="spellStart"/>
-      <w:r>
-        <w:rPr>
-          <w:rFonts w:cs="Times New Roman"/>
-        </w:rPr>
-        <w:t>pháp</w:t>
-      </w:r>
-      <w:proofErr w:type="spellEnd"/>
-      <w:r>
-        <w:rPr>
-          <w:rFonts w:cs="Times New Roman"/>
-        </w:rPr>
-        <w:t xml:space="preserve"> </w:t>
-      </w:r>
-      <w:proofErr w:type="spellStart"/>
-      <w:r>
-        <w:rPr>
-          <w:rFonts w:cs="Times New Roman"/>
-        </w:rPr>
-        <w:t>lý</w:t>
-      </w:r>
-      <w:proofErr w:type="spellEnd"/>
-      <w:r>
-        <w:rPr>
-          <w:rFonts w:cs="Times New Roman"/>
-        </w:rPr>
-        <w:t xml:space="preserve"> </w:t>
-      </w:r>
-      <w:proofErr w:type="spellStart"/>
-      <w:r>
-        <w:rPr>
-          <w:rFonts w:cs="Times New Roman"/>
-        </w:rPr>
-        <w:t>của</w:t>
-      </w:r>
-      <w:proofErr w:type="spellEnd"/>
-      <w:r>
-        <w:rPr>
-          <w:rFonts w:cs="Times New Roman"/>
-        </w:rPr>
-        <w:t xml:space="preserve"> </w:t>
-      </w:r>
-      <w:proofErr w:type="spellStart"/>
-      <w:r>
-        <w:rPr>
-          <w:rFonts w:cs="Times New Roman"/>
-        </w:rPr>
-        <w:t>cá</w:t>
-      </w:r>
-      <w:proofErr w:type="spellEnd"/>
-      <w:r>
-        <w:rPr>
-          <w:rFonts w:cs="Times New Roman"/>
-        </w:rPr>
-        <w:t xml:space="preserve"> </w:t>
-      </w:r>
-      <w:proofErr w:type="spellStart"/>
-      <w:r>
-        <w:rPr>
-          <w:rFonts w:cs="Times New Roman"/>
-        </w:rPr>
-        <w:t>nhân</w:t>
-      </w:r>
-      <w:proofErr w:type="spellEnd"/>
-      <w:r>
-        <w:rPr>
-          <w:rFonts w:cs="Times New Roman"/>
-        </w:rPr>
-        <w:t xml:space="preserve">: </w:t>
-      </w:r>
-      <w:proofErr w:type="spellStart"/>
       <w:r>
         <w:rPr>
           <w:rFonts w:cs="Times New Roman"/>
           <w:iCs/>
         </w:rPr>
-        <w:t>Thẻ</w:t>
+        <w:t>Thẻ căn cước công dân</w:t>
       </w:r>
-      <w:proofErr w:type="spellEnd"/>
-      <w:r>
-        <w:rPr>
-          <w:rFonts w:cs="Times New Roman"/>
-          <w:iCs/>
-        </w:rPr>
-        <w:t xml:space="preserve"> </w:t>
-      </w:r>
-      <w:proofErr w:type="spellStart"/>
-      <w:r>
-        <w:rPr>
-          <w:rFonts w:cs="Times New Roman"/>
-          <w:iCs/>
-        </w:rPr>
-        <w:t>căn</w:t>
-      </w:r>
-      <w:proofErr w:type="spellEnd"/>
-      <w:r>
-        <w:rPr>
-          <w:rFonts w:cs="Times New Roman"/>
-          <w:iCs/>
-        </w:rPr>
-        <w:t xml:space="preserve"> </w:t>
-      </w:r>
-      <w:proofErr w:type="spellStart"/>
-      <w:r>
-        <w:rPr>
-          <w:rFonts w:cs="Times New Roman"/>
-          <w:iCs/>
-        </w:rPr>
-        <w:t>cước</w:t>
-      </w:r>
-      <w:proofErr w:type="spellEnd"/>
-      <w:r>
-        <w:rPr>
-          <w:rFonts w:cs="Times New Roman"/>
-          <w:iCs/>
-        </w:rPr>
-        <w:t xml:space="preserve"> </w:t>
-      </w:r>
-      <w:proofErr w:type="spellStart"/>
-      <w:r>
-        <w:rPr>
-          <w:rFonts w:cs="Times New Roman"/>
-          <w:iCs/>
-        </w:rPr>
-        <w:t>công</w:t>
-      </w:r>
-      <w:proofErr w:type="spellEnd"/>
-      <w:r>
-        <w:rPr>
-          <w:rFonts w:cs="Times New Roman"/>
-          <w:iCs/>
-        </w:rPr>
-        <w:t xml:space="preserve"> </w:t>
-      </w:r>
-      <w:proofErr w:type="spellStart"/>
-      <w:r>
-        <w:rPr>
-          <w:rFonts w:cs="Times New Roman"/>
-          <w:iCs/>
-        </w:rPr>
-        <w:t>dân</w:t>
-      </w:r>
-      <w:proofErr w:type="spellEnd"/>
       <w:r>
         <w:rPr>
           <w:rFonts w:cs="Times New Roman"/>
@@ -1878,117 +689,11 @@
           <w:rFonts w:cs="Times New Roman"/>
         </w:rPr>
       </w:pPr>
-      <w:proofErr w:type="spellStart"/>
       <w:r>
         <w:rPr>
           <w:rFonts w:cs="Times New Roman"/>
         </w:rPr>
-        <w:t>Số</w:t>
-      </w:r>
-      <w:proofErr w:type="spellEnd"/>
-      <w:r>
-        <w:rPr>
-          <w:rFonts w:cs="Times New Roman"/>
-        </w:rPr>
-        <w:t xml:space="preserve"> </w:t>
-      </w:r>
-      <w:proofErr w:type="spellStart"/>
-      <w:r>
-        <w:rPr>
-          <w:rFonts w:cs="Times New Roman"/>
-        </w:rPr>
-        <w:t>giấy</w:t>
-      </w:r>
-      <w:proofErr w:type="spellEnd"/>
-      <w:r>
-        <w:rPr>
-          <w:rFonts w:cs="Times New Roman"/>
-        </w:rPr>
-        <w:t xml:space="preserve"> </w:t>
-      </w:r>
-      <w:proofErr w:type="spellStart"/>
-      <w:r>
-        <w:rPr>
-          <w:rFonts w:cs="Times New Roman"/>
-        </w:rPr>
-        <w:t>tờ</w:t>
-      </w:r>
-      <w:proofErr w:type="spellEnd"/>
-      <w:r>
-        <w:rPr>
-          <w:rFonts w:cs="Times New Roman"/>
-        </w:rPr>
-        <w:t xml:space="preserve"> </w:t>
-      </w:r>
-      <w:proofErr w:type="spellStart"/>
-      <w:r>
-        <w:rPr>
-          <w:rFonts w:cs="Times New Roman"/>
-        </w:rPr>
-        <w:t>pháp</w:t>
-      </w:r>
-      <w:proofErr w:type="spellEnd"/>
-      <w:r>
-        <w:rPr>
-          <w:rFonts w:cs="Times New Roman"/>
-        </w:rPr>
-        <w:t xml:space="preserve"> </w:t>
-      </w:r>
-      <w:proofErr w:type="spellStart"/>
-      <w:r>
-        <w:rPr>
-          <w:rFonts w:cs="Times New Roman"/>
-        </w:rPr>
-        <w:t>lý</w:t>
-      </w:r>
-      <w:proofErr w:type="spellEnd"/>
-      <w:r>
-        <w:rPr>
-          <w:rFonts w:cs="Times New Roman"/>
-        </w:rPr>
-        <w:t xml:space="preserve"> </w:t>
-      </w:r>
-      <w:proofErr w:type="spellStart"/>
-      <w:r>
-        <w:rPr>
-          <w:rFonts w:cs="Times New Roman"/>
-        </w:rPr>
-        <w:t>của</w:t>
-      </w:r>
-      <w:proofErr w:type="spellEnd"/>
-      <w:r>
-        <w:rPr>
-          <w:rFonts w:cs="Times New Roman"/>
-        </w:rPr>
-        <w:t xml:space="preserve"> </w:t>
-      </w:r>
-      <w:proofErr w:type="spellStart"/>
-      <w:r>
-        <w:rPr>
-          <w:rFonts w:cs="Times New Roman"/>
-        </w:rPr>
-        <w:t>cá</w:t>
-      </w:r>
-      <w:proofErr w:type="spellEnd"/>
-      <w:r>
-        <w:rPr>
-          <w:rFonts w:cs="Times New Roman"/>
-        </w:rPr>
-        <w:t xml:space="preserve"> </w:t>
-      </w:r>
-      <w:proofErr w:type="spellStart"/>
-      <w:r>
-        <w:rPr>
-          <w:rFonts w:cs="Times New Roman"/>
-        </w:rPr>
-        <w:t>nhân</w:t>
-      </w:r>
-      <w:proofErr w:type="spellEnd"/>
-      <w:r>
-        <w:rPr>
-          <w:rFonts w:cs="Times New Roman"/>
-        </w:rPr>
-        <w:t xml:space="preserve">: </w:t>
+        <w:t xml:space="preserve">Số giấy tờ pháp lý của cá nhân: </w:t>
       </w:r>
       <w:r>
         <w:rPr>
@@ -2010,33 +715,11 @@
           <w:rFonts w:cs="Times New Roman"/>
         </w:rPr>
       </w:pPr>
-      <w:proofErr w:type="spellStart"/>
       <w:r>
         <w:rPr>
           <w:rFonts w:cs="Times New Roman"/>
         </w:rPr>
-        <w:t>Ngày</w:t>
-      </w:r>
-      <w:proofErr w:type="spellEnd"/>
-      <w:r>
-        <w:rPr>
-          <w:rFonts w:cs="Times New Roman"/>
-        </w:rPr>
-        <w:t xml:space="preserve"> </w:t>
-      </w:r>
-      <w:proofErr w:type="spellStart"/>
-      <w:r>
-        <w:rPr>
-          <w:rFonts w:cs="Times New Roman"/>
-        </w:rPr>
-        <w:t>cấp</w:t>
-      </w:r>
-      <w:proofErr w:type="spellEnd"/>
-      <w:r>
-        <w:rPr>
-          <w:rFonts w:cs="Times New Roman"/>
-        </w:rPr>
-        <w:t xml:space="preserve">: </w:t>
+        <w:t xml:space="preserve">Ngày cấp: </w:t>
       </w:r>
       <w:r>
         <w:rPr>
@@ -2049,221 +732,15 @@
         <w:rPr>
           <w:rFonts w:cs="Times New Roman"/>
         </w:rPr>
-        <w:t xml:space="preserve"> </w:t>
+        <w:t xml:space="preserve"> Nơi cấp: </w:t>
       </w:r>
-      <w:proofErr w:type="spellStart"/>
-      <w:r>
-        <w:rPr>
-          <w:rFonts w:cs="Times New Roman"/>
-        </w:rPr>
-        <w:t>Nơi</w:t>
-      </w:r>
-      <w:proofErr w:type="spellEnd"/>
-      <w:r>
-        <w:rPr>
-          <w:rFonts w:cs="Times New Roman"/>
-        </w:rPr>
-        <w:t xml:space="preserve"> </w:t>
-      </w:r>
-      <w:proofErr w:type="spellStart"/>
-      <w:r>
-        <w:rPr>
-          <w:rFonts w:cs="Times New Roman"/>
-        </w:rPr>
-        <w:t>cấp</w:t>
-      </w:r>
-      <w:proofErr w:type="spellEnd"/>
-      <w:r>
-        <w:rPr>
-          <w:rFonts w:cs="Times New Roman"/>
-        </w:rPr>
-        <w:t xml:space="preserve">: </w:t>
-      </w:r>
-      <w:proofErr w:type="spellStart"/>
       <w:r>
         <w:rPr>
           <w:rFonts w:cs="Times New Roman"/>
           <w:iCs/>
         </w:rPr>
-        <w:t>Cục</w:t>
+        <w:t>Cục cảnh sát quản lý hành chính về trật tự xã hội</w:t>
       </w:r>
-      <w:proofErr w:type="spellEnd"/>
-      <w:r>
-        <w:rPr>
-          <w:rFonts w:cs="Times New Roman"/>
-          <w:iCs/>
-        </w:rPr>
-        <w:t xml:space="preserve"> </w:t>
-      </w:r>
-      <w:proofErr w:type="spellStart"/>
-      <w:r>
-        <w:rPr>
-          <w:rFonts w:cs="Times New Roman"/>
-          <w:iCs/>
-        </w:rPr>
-        <w:t>cảnh</w:t>
-      </w:r>
-      <w:proofErr w:type="spellEnd"/>
-      <w:r>
-        <w:rPr>
-          <w:rFonts w:cs="Times New Roman"/>
-          <w:iCs/>
-        </w:rPr>
-        <w:t xml:space="preserve"> </w:t>
-      </w:r>
-      <w:proofErr w:type="spellStart"/>
-      <w:r>
-        <w:rPr>
-          <w:rFonts w:cs="Times New Roman"/>
-          <w:iCs/>
-        </w:rPr>
-        <w:t>sát</w:t>
-      </w:r>
-      <w:proofErr w:type="spellEnd"/>
-      <w:r>
-        <w:rPr>
-          <w:rFonts w:cs="Times New Roman"/>
-          <w:iCs/>
-        </w:rPr>
-        <w:t xml:space="preserve"> </w:t>
-      </w:r>
-      <w:proofErr w:type="spellStart"/>
-      <w:r>
-        <w:rPr>
-          <w:rFonts w:cs="Times New Roman"/>
-          <w:iCs/>
-        </w:rPr>
-        <w:t>quản</w:t>
-      </w:r>
-      <w:proofErr w:type="spellEnd"/>
-      <w:r>
-        <w:rPr>
-          <w:rFonts w:cs="Times New Roman"/>
-          <w:iCs/>
-        </w:rPr>
-        <w:t xml:space="preserve"> </w:t>
-      </w:r>
-      <w:proofErr w:type="spellStart"/>
-      <w:r>
-        <w:rPr>
-          <w:rFonts w:cs="Times New Roman"/>
-          <w:iCs/>
-        </w:rPr>
-        <w:t>lý</w:t>
-      </w:r>
-      <w:proofErr w:type="spellEnd"/>
-      <w:r>
-        <w:rPr>
-          <w:rFonts w:cs="Times New Roman"/>
-          <w:iCs/>
-        </w:rPr>
-        <w:t xml:space="preserve"> </w:t>
-      </w:r>
-      <w:proofErr w:type="spellStart"/>
-      <w:r>
-        <w:rPr>
-          <w:rFonts w:cs="Times New Roman"/>
-          <w:iCs/>
-        </w:rPr>
-        <w:t>hành</w:t>
-      </w:r>
-      <w:proofErr w:type="spellEnd"/>
-      <w:r>
-        <w:rPr>
-          <w:rFonts w:cs="Times New Roman"/>
-          <w:iCs/>
-        </w:rPr>
-        <w:t xml:space="preserve"> </w:t>
-      </w:r>
-      <w:proofErr w:type="spellStart"/>
-      <w:r>
-        <w:rPr>
-          <w:rFonts w:cs="Times New Roman"/>
-          <w:iCs/>
-        </w:rPr>
-        <w:t>chính</w:t>
-      </w:r>
-      <w:proofErr w:type="spellEnd"/>
-      <w:r>
-        <w:rPr>
-          <w:rFonts w:cs="Times New Roman"/>
-          <w:iCs/>
-        </w:rPr>
-        <w:t xml:space="preserve"> </w:t>
-      </w:r>
-      <w:proofErr w:type="spellStart"/>
-      <w:r>
-        <w:rPr>
-          <w:rFonts w:cs="Times New Roman"/>
-          <w:iCs/>
-        </w:rPr>
-        <w:t>về</w:t>
-      </w:r>
-      <w:proofErr w:type="spellEnd"/>
-      <w:r>
-        <w:rPr>
-          <w:rFonts w:cs="Times New Roman"/>
-          <w:iCs/>
-        </w:rPr>
-        <w:t xml:space="preserve"> </w:t>
-      </w:r>
-      <w:proofErr w:type="spellStart"/>
-      <w:r>
-        <w:rPr>
-          <w:rFonts w:cs="Times New Roman"/>
-          <w:iCs/>
-        </w:rPr>
-        <w:t>trật</w:t>
-      </w:r>
-      <w:proofErr w:type="spellEnd"/>
-      <w:r>
-        <w:rPr>
-          <w:rFonts w:cs="Times New Roman"/>
-          <w:iCs/>
-        </w:rPr>
-        <w:t xml:space="preserve"> </w:t>
-      </w:r>
-      <w:proofErr w:type="spellStart"/>
-      <w:r>
-        <w:rPr>
-          <w:rFonts w:cs="Times New Roman"/>
-          <w:iCs/>
-        </w:rPr>
-        <w:t>tự</w:t>
-      </w:r>
-      <w:proofErr w:type="spellEnd"/>
-      <w:r>
-        <w:rPr>
-          <w:rFonts w:cs="Times New Roman"/>
-          <w:iCs/>
-        </w:rPr>
-        <w:t xml:space="preserve"> </w:t>
-      </w:r>
-      <w:proofErr w:type="spellStart"/>
-      <w:r>
-        <w:rPr>
-          <w:rFonts w:cs="Times New Roman"/>
-          <w:iCs/>
-        </w:rPr>
-        <w:t>xã</w:t>
-      </w:r>
-      <w:proofErr w:type="spellEnd"/>
-      <w:r>
-        <w:rPr>
-          <w:rFonts w:cs="Times New Roman"/>
-          <w:iCs/>
-        </w:rPr>
-        <w:t xml:space="preserve"> </w:t>
-      </w:r>
-      <w:proofErr w:type="spellStart"/>
-      <w:r>
-        <w:rPr>
-          <w:rFonts w:cs="Times New Roman"/>
-          <w:iCs/>
-        </w:rPr>
-        <w:t>hội</w:t>
-      </w:r>
-      <w:proofErr w:type="spellEnd"/>
       <w:r>
         <w:rPr>
           <w:rFonts w:cs="Times New Roman"/>
@@ -2277,147 +754,24 @@
           <w:rFonts w:cs="Times New Roman"/>
         </w:rPr>
       </w:pPr>
-      <w:proofErr w:type="spellStart"/>
       <w:r>
         <w:rPr>
           <w:rFonts w:cs="Times New Roman"/>
         </w:rPr>
-        <w:t>Địa</w:t>
+        <w:t xml:space="preserve">Địa chỉ thường trú: </w:t>
       </w:r>
-      <w:proofErr w:type="spellEnd"/>
-      <w:r>
-        <w:rPr>
-          <w:rFonts w:cs="Times New Roman"/>
-        </w:rPr>
-        <w:t xml:space="preserve"> </w:t>
-      </w:r>
-      <w:proofErr w:type="spellStart"/>
-      <w:r>
-        <w:rPr>
-          <w:rFonts w:cs="Times New Roman"/>
-        </w:rPr>
-        <w:t>chỉ</w:t>
-      </w:r>
-      <w:proofErr w:type="spellEnd"/>
-      <w:r>
-        <w:rPr>
-          <w:rFonts w:cs="Times New Roman"/>
-        </w:rPr>
-        <w:t xml:space="preserve"> </w:t>
-      </w:r>
-      <w:proofErr w:type="spellStart"/>
-      <w:r>
-        <w:rPr>
-          <w:rFonts w:cs="Times New Roman"/>
-        </w:rPr>
-        <w:t>thường</w:t>
-      </w:r>
-      <w:proofErr w:type="spellEnd"/>
-      <w:r>
-        <w:rPr>
-          <w:rFonts w:cs="Times New Roman"/>
-        </w:rPr>
-        <w:t xml:space="preserve"> </w:t>
-      </w:r>
-      <w:proofErr w:type="spellStart"/>
-      <w:r>
-        <w:rPr>
-          <w:rFonts w:cs="Times New Roman"/>
-        </w:rPr>
-        <w:t>trú</w:t>
-      </w:r>
-      <w:proofErr w:type="spellEnd"/>
-      <w:r>
-        <w:rPr>
-          <w:rFonts w:cs="Times New Roman"/>
-        </w:rPr>
-        <w:t xml:space="preserve">: </w:t>
-      </w:r>
-      <w:proofErr w:type="spellStart"/>
       <w:r>
         <w:rPr>
           <w:rFonts w:cs="Times New Roman"/>
           <w:iCs/>
         </w:rPr>
-        <w:t>Ấp</w:t>
+        <w:t xml:space="preserve">Ấp Phương An 1, </w:t>
       </w:r>
-      <w:proofErr w:type="spellEnd"/>
-      <w:r>
-        <w:rPr>
-          <w:rFonts w:cs="Times New Roman"/>
-          <w:iCs/>
-        </w:rPr>
-        <w:t xml:space="preserve"> Phương An 1, </w:t>
-      </w:r>
-      <w:proofErr w:type="spellStart"/>
       <w:r>
         <w:rPr>
           <w:rFonts w:cs="Times New Roman"/>
         </w:rPr>
-        <w:t>xã</w:t>
-      </w:r>
-      <w:proofErr w:type="spellEnd"/>
-      <w:r>
-        <w:rPr>
-          <w:rFonts w:cs="Times New Roman"/>
-        </w:rPr>
-        <w:t xml:space="preserve"> Long </w:t>
-      </w:r>
-      <w:proofErr w:type="spellStart"/>
-      <w:r>
-        <w:rPr>
-          <w:rFonts w:cs="Times New Roman"/>
-        </w:rPr>
-        <w:t>Hưng</w:t>
-      </w:r>
-      <w:proofErr w:type="spellEnd"/>
-      <w:r>
-        <w:rPr>
-          <w:rFonts w:cs="Times New Roman"/>
-        </w:rPr>
-        <w:t xml:space="preserve">, </w:t>
-      </w:r>
-      <w:proofErr w:type="spellStart"/>
-      <w:r>
-        <w:rPr>
-          <w:rFonts w:cs="Times New Roman"/>
-        </w:rPr>
-        <w:t>thành</w:t>
-      </w:r>
-      <w:proofErr w:type="spellEnd"/>
-      <w:r>
-        <w:rPr>
-          <w:rFonts w:cs="Times New Roman"/>
-        </w:rPr>
-        <w:t xml:space="preserve"> </w:t>
-      </w:r>
-      <w:proofErr w:type="spellStart"/>
-      <w:r>
-        <w:rPr>
-          <w:rFonts w:cs="Times New Roman"/>
-        </w:rPr>
-        <w:t>phố</w:t>
-      </w:r>
-      <w:proofErr w:type="spellEnd"/>
-      <w:r>
-        <w:rPr>
-          <w:rFonts w:cs="Times New Roman"/>
-        </w:rPr>
-        <w:t xml:space="preserve"> </w:t>
-      </w:r>
-      <w:proofErr w:type="spellStart"/>
-      <w:r>
-        <w:rPr>
-          <w:rFonts w:cs="Times New Roman"/>
-        </w:rPr>
-        <w:t>Cần</w:t>
-      </w:r>
-      <w:proofErr w:type="spellEnd"/>
-      <w:r>
-        <w:rPr>
-          <w:rFonts w:cs="Times New Roman"/>
-        </w:rPr>
-        <w:t xml:space="preserve"> Thơ</w:t>
+        <w:t>xã Long Hưng, thành phố Cần Thơ</w:t>
       </w:r>
       <w:r>
         <w:rPr>
@@ -2441,147 +795,24 @@
           <w:iCs/>
         </w:rPr>
       </w:pPr>
-      <w:proofErr w:type="spellStart"/>
       <w:r>
         <w:rPr>
           <w:rFonts w:cs="Times New Roman"/>
         </w:rPr>
-        <w:t>Địa</w:t>
+        <w:t xml:space="preserve">Địa chỉ liên lạc: </w:t>
       </w:r>
-      <w:proofErr w:type="spellEnd"/>
-      <w:r>
-        <w:rPr>
-          <w:rFonts w:cs="Times New Roman"/>
-        </w:rPr>
-        <w:t xml:space="preserve"> </w:t>
-      </w:r>
-      <w:proofErr w:type="spellStart"/>
-      <w:r>
-        <w:rPr>
-          <w:rFonts w:cs="Times New Roman"/>
-        </w:rPr>
-        <w:t>chỉ</w:t>
-      </w:r>
-      <w:proofErr w:type="spellEnd"/>
-      <w:r>
-        <w:rPr>
-          <w:rFonts w:cs="Times New Roman"/>
-        </w:rPr>
-        <w:t xml:space="preserve"> </w:t>
-      </w:r>
-      <w:proofErr w:type="spellStart"/>
-      <w:r>
-        <w:rPr>
-          <w:rFonts w:cs="Times New Roman"/>
-        </w:rPr>
-        <w:t>liên</w:t>
-      </w:r>
-      <w:proofErr w:type="spellEnd"/>
-      <w:r>
-        <w:rPr>
-          <w:rFonts w:cs="Times New Roman"/>
-        </w:rPr>
-        <w:t xml:space="preserve"> </w:t>
-      </w:r>
-      <w:proofErr w:type="spellStart"/>
-      <w:r>
-        <w:rPr>
-          <w:rFonts w:cs="Times New Roman"/>
-        </w:rPr>
-        <w:t>lạc</w:t>
-      </w:r>
-      <w:proofErr w:type="spellEnd"/>
-      <w:r>
-        <w:rPr>
-          <w:rFonts w:cs="Times New Roman"/>
-        </w:rPr>
-        <w:t xml:space="preserve">: </w:t>
-      </w:r>
-      <w:proofErr w:type="spellStart"/>
       <w:r>
         <w:rPr>
           <w:rFonts w:cs="Times New Roman"/>
           <w:iCs/>
         </w:rPr>
-        <w:t>Ấp</w:t>
+        <w:t xml:space="preserve">Ấp Phương An 1, </w:t>
       </w:r>
-      <w:proofErr w:type="spellEnd"/>
-      <w:r>
-        <w:rPr>
-          <w:rFonts w:cs="Times New Roman"/>
-          <w:iCs/>
-        </w:rPr>
-        <w:t xml:space="preserve"> Phương An 1, </w:t>
-      </w:r>
-      <w:proofErr w:type="spellStart"/>
       <w:r>
         <w:rPr>
           <w:rFonts w:cs="Times New Roman"/>
         </w:rPr>
-        <w:t>xã</w:t>
-      </w:r>
-      <w:proofErr w:type="spellEnd"/>
-      <w:r>
-        <w:rPr>
-          <w:rFonts w:cs="Times New Roman"/>
-        </w:rPr>
-        <w:t xml:space="preserve"> Long </w:t>
-      </w:r>
-      <w:proofErr w:type="spellStart"/>
-      <w:r>
-        <w:rPr>
-          <w:rFonts w:cs="Times New Roman"/>
-        </w:rPr>
-        <w:t>Hưng</w:t>
-      </w:r>
-      <w:proofErr w:type="spellEnd"/>
-      <w:r>
-        <w:rPr>
-          <w:rFonts w:cs="Times New Roman"/>
-        </w:rPr>
-        <w:t xml:space="preserve">, </w:t>
-      </w:r>
-      <w:proofErr w:type="spellStart"/>
-      <w:r>
-        <w:rPr>
-          <w:rFonts w:cs="Times New Roman"/>
-        </w:rPr>
-        <w:t>thành</w:t>
-      </w:r>
-      <w:proofErr w:type="spellEnd"/>
-      <w:r>
-        <w:rPr>
-          <w:rFonts w:cs="Times New Roman"/>
-        </w:rPr>
-        <w:t xml:space="preserve"> </w:t>
-      </w:r>
-      <w:proofErr w:type="spellStart"/>
-      <w:r>
-        <w:rPr>
-          <w:rFonts w:cs="Times New Roman"/>
-        </w:rPr>
-        <w:t>phố</w:t>
-      </w:r>
-      <w:proofErr w:type="spellEnd"/>
-      <w:r>
-        <w:rPr>
-          <w:rFonts w:cs="Times New Roman"/>
-        </w:rPr>
-        <w:t xml:space="preserve"> </w:t>
-      </w:r>
-      <w:proofErr w:type="spellStart"/>
-      <w:r>
-        <w:rPr>
-          <w:rFonts w:cs="Times New Roman"/>
-        </w:rPr>
-        <w:t>Cần</w:t>
-      </w:r>
-      <w:proofErr w:type="spellEnd"/>
-      <w:r>
-        <w:rPr>
-          <w:rFonts w:cs="Times New Roman"/>
-        </w:rPr>
-        <w:t xml:space="preserve"> Thơ</w:t>
+        <w:t>xã Long Hưng, thành phố Cần Thơ</w:t>
       </w:r>
       <w:r>
         <w:rPr>
@@ -2610,259 +841,7 @@
         <w:rPr>
           <w:rFonts w:cs="Times New Roman"/>
         </w:rPr>
-        <w:t xml:space="preserve">6. </w:t>
-      </w:r>
-      <w:proofErr w:type="spellStart"/>
-      <w:r>
-        <w:rPr>
-          <w:rFonts w:cs="Times New Roman"/>
-        </w:rPr>
-        <w:t>Chủ</w:t>
-      </w:r>
-      <w:proofErr w:type="spellEnd"/>
-      <w:r>
-        <w:rPr>
-          <w:rFonts w:cs="Times New Roman"/>
-        </w:rPr>
-        <w:t xml:space="preserve"> </w:t>
-      </w:r>
-      <w:proofErr w:type="spellStart"/>
-      <w:r>
-        <w:rPr>
-          <w:rFonts w:cs="Times New Roman"/>
-        </w:rPr>
-        <w:t>sở</w:t>
-      </w:r>
-      <w:proofErr w:type="spellEnd"/>
-      <w:r>
-        <w:rPr>
-          <w:rFonts w:cs="Times New Roman"/>
-        </w:rPr>
-        <w:t xml:space="preserve"> </w:t>
-      </w:r>
-      <w:proofErr w:type="spellStart"/>
-      <w:r>
-        <w:rPr>
-          <w:rFonts w:cs="Times New Roman"/>
-        </w:rPr>
-        <w:t>hữu</w:t>
-      </w:r>
-      <w:proofErr w:type="spellEnd"/>
-      <w:r>
-        <w:rPr>
-          <w:rFonts w:cs="Times New Roman"/>
-        </w:rPr>
-        <w:t xml:space="preserve"> </w:t>
-      </w:r>
-      <w:proofErr w:type="spellStart"/>
-      <w:r>
-        <w:rPr>
-          <w:rFonts w:cs="Times New Roman"/>
-        </w:rPr>
-        <w:t>và</w:t>
-      </w:r>
-      <w:proofErr w:type="spellEnd"/>
-      <w:r>
-        <w:rPr>
-          <w:rFonts w:cs="Times New Roman"/>
-        </w:rPr>
-        <w:t xml:space="preserve"> </w:t>
-      </w:r>
-      <w:proofErr w:type="spellStart"/>
-      <w:r>
-        <w:rPr>
-          <w:rFonts w:cs="Times New Roman"/>
-        </w:rPr>
-        <w:t>đại</w:t>
-      </w:r>
-      <w:proofErr w:type="spellEnd"/>
-      <w:r>
-        <w:rPr>
-          <w:rFonts w:cs="Times New Roman"/>
-        </w:rPr>
-        <w:t xml:space="preserve"> </w:t>
-      </w:r>
-      <w:proofErr w:type="spellStart"/>
-      <w:r>
-        <w:rPr>
-          <w:rFonts w:cs="Times New Roman"/>
-        </w:rPr>
-        <w:t>diện</w:t>
-      </w:r>
-      <w:proofErr w:type="spellEnd"/>
-      <w:r>
-        <w:rPr>
-          <w:rFonts w:cs="Times New Roman"/>
-        </w:rPr>
-        <w:t xml:space="preserve"> </w:t>
-      </w:r>
-      <w:proofErr w:type="spellStart"/>
-      <w:r>
-        <w:rPr>
-          <w:rFonts w:cs="Times New Roman"/>
-        </w:rPr>
-        <w:t>pháp</w:t>
-      </w:r>
-      <w:proofErr w:type="spellEnd"/>
-      <w:r>
-        <w:rPr>
-          <w:rFonts w:cs="Times New Roman"/>
-        </w:rPr>
-        <w:t xml:space="preserve"> </w:t>
-      </w:r>
-      <w:proofErr w:type="spellStart"/>
-      <w:r>
-        <w:rPr>
-          <w:rFonts w:cs="Times New Roman"/>
-        </w:rPr>
-        <w:t>luật</w:t>
-      </w:r>
-      <w:proofErr w:type="spellEnd"/>
-      <w:r>
-        <w:rPr>
-          <w:rFonts w:cs="Times New Roman"/>
-        </w:rPr>
-        <w:t xml:space="preserve"> </w:t>
-      </w:r>
-      <w:proofErr w:type="spellStart"/>
-      <w:r>
-        <w:rPr>
-          <w:rFonts w:cs="Times New Roman"/>
-        </w:rPr>
-        <w:t>mới</w:t>
-      </w:r>
-      <w:proofErr w:type="spellEnd"/>
-      <w:r>
-        <w:rPr>
-          <w:rFonts w:cs="Times New Roman"/>
-        </w:rPr>
-        <w:t>(</w:t>
-      </w:r>
-      <w:proofErr w:type="spellStart"/>
-      <w:r>
-        <w:rPr>
-          <w:rFonts w:cs="Times New Roman"/>
-        </w:rPr>
-        <w:t>nhận</w:t>
-      </w:r>
-      <w:proofErr w:type="spellEnd"/>
-      <w:r>
-        <w:rPr>
-          <w:rFonts w:cs="Times New Roman"/>
-        </w:rPr>
-        <w:t xml:space="preserve"> </w:t>
-      </w:r>
-      <w:proofErr w:type="spellStart"/>
-      <w:r>
-        <w:rPr>
-          <w:rFonts w:cs="Times New Roman"/>
-        </w:rPr>
-        <w:t>chuyển</w:t>
-      </w:r>
-      <w:proofErr w:type="spellEnd"/>
-      <w:r>
-        <w:rPr>
-          <w:rFonts w:cs="Times New Roman"/>
-        </w:rPr>
-        <w:t xml:space="preserve"> </w:t>
-      </w:r>
-      <w:proofErr w:type="spellStart"/>
-      <w:r>
-        <w:rPr>
-          <w:rFonts w:cs="Times New Roman"/>
-        </w:rPr>
-        <w:t>nhượng</w:t>
-      </w:r>
-      <w:proofErr w:type="spellEnd"/>
-      <w:r>
-        <w:rPr>
-          <w:rFonts w:cs="Times New Roman"/>
-        </w:rPr>
-        <w:t xml:space="preserve"> </w:t>
-      </w:r>
-      <w:proofErr w:type="spellStart"/>
-      <w:r>
-        <w:rPr>
-          <w:rFonts w:cs="Times New Roman"/>
-        </w:rPr>
-        <w:t>toàn</w:t>
-      </w:r>
-      <w:proofErr w:type="spellEnd"/>
-      <w:r>
-        <w:rPr>
-          <w:rFonts w:cs="Times New Roman"/>
-        </w:rPr>
-        <w:t xml:space="preserve"> </w:t>
-      </w:r>
-      <w:proofErr w:type="spellStart"/>
-      <w:r>
-        <w:rPr>
-          <w:rFonts w:cs="Times New Roman"/>
-        </w:rPr>
-        <w:t>bộ</w:t>
-      </w:r>
-      <w:proofErr w:type="spellEnd"/>
-      <w:r>
-        <w:rPr>
-          <w:rFonts w:cs="Times New Roman"/>
-        </w:rPr>
-        <w:t xml:space="preserve"> </w:t>
-      </w:r>
-      <w:proofErr w:type="spellStart"/>
-      <w:r>
-        <w:rPr>
-          <w:rFonts w:cs="Times New Roman"/>
-        </w:rPr>
-        <w:t>phần</w:t>
-      </w:r>
-      <w:proofErr w:type="spellEnd"/>
-      <w:r>
-        <w:rPr>
-          <w:rFonts w:cs="Times New Roman"/>
-        </w:rPr>
-        <w:t xml:space="preserve"> </w:t>
-      </w:r>
-      <w:proofErr w:type="spellStart"/>
-      <w:r>
-        <w:rPr>
-          <w:rFonts w:cs="Times New Roman"/>
-        </w:rPr>
-        <w:t>vốn</w:t>
-      </w:r>
-      <w:proofErr w:type="spellEnd"/>
-      <w:r>
-        <w:rPr>
-          <w:rFonts w:cs="Times New Roman"/>
-        </w:rPr>
-        <w:t xml:space="preserve"> </w:t>
-      </w:r>
-      <w:proofErr w:type="spellStart"/>
-      <w:r>
-        <w:rPr>
-          <w:rFonts w:cs="Times New Roman"/>
-        </w:rPr>
-        <w:t>góp</w:t>
-      </w:r>
-      <w:proofErr w:type="spellEnd"/>
-      <w:r>
-        <w:rPr>
-          <w:rFonts w:cs="Times New Roman"/>
-        </w:rPr>
-        <w:t xml:space="preserve"> </w:t>
-      </w:r>
-      <w:proofErr w:type="spellStart"/>
-      <w:r>
-        <w:rPr>
-          <w:rFonts w:cs="Times New Roman"/>
-        </w:rPr>
-        <w:t>từ</w:t>
-      </w:r>
-      <w:proofErr w:type="spellEnd"/>
-      <w:r>
-        <w:rPr>
-          <w:rFonts w:cs="Times New Roman"/>
-        </w:rPr>
-        <w:t xml:space="preserve"> </w:t>
+        <w:t xml:space="preserve">6. Chủ sở hữu và đại diện pháp luật mới(nhận chuyển nhượng toàn bộ phần vốn góp từ </w:t>
       </w:r>
       <w:r>
         <w:rPr>
@@ -2885,85 +864,12 @@
           <w:numId w:val="10"/>
         </w:numPr>
       </w:pPr>
-      <w:proofErr w:type="spellStart"/>
       <w:r>
         <w:rPr>
           <w:b/>
           <w:bCs/>
         </w:rPr>
-        <w:t>Số</w:t>
-      </w:r>
-      <w:proofErr w:type="spellEnd"/>
-      <w:r>
-        <w:rPr>
-          <w:b/>
-          <w:bCs/>
-        </w:rPr>
-        <w:t xml:space="preserve"> </w:t>
-      </w:r>
-      <w:proofErr w:type="spellStart"/>
-      <w:r>
-        <w:rPr>
-          <w:b/>
-          <w:bCs/>
-        </w:rPr>
-        <w:t>định</w:t>
-      </w:r>
-      <w:proofErr w:type="spellEnd"/>
-      <w:r>
-        <w:rPr>
-          <w:b/>
-          <w:bCs/>
-        </w:rPr>
-        <w:t xml:space="preserve"> </w:t>
-      </w:r>
-      <w:proofErr w:type="spellStart"/>
-      <w:r>
-        <w:rPr>
-          <w:b/>
-          <w:bCs/>
-        </w:rPr>
-        <w:t>danh</w:t>
-      </w:r>
-      <w:proofErr w:type="spellEnd"/>
-      <w:r>
-        <w:rPr>
-          <w:b/>
-          <w:bCs/>
-        </w:rPr>
-        <w:t xml:space="preserve"> </w:t>
-      </w:r>
-      <w:proofErr w:type="spellStart"/>
-      <w:r>
-        <w:rPr>
-          <w:b/>
-          <w:bCs/>
-        </w:rPr>
-        <w:t>cá</w:t>
-      </w:r>
-      <w:proofErr w:type="spellEnd"/>
-      <w:r>
-        <w:rPr>
-          <w:b/>
-          <w:bCs/>
-        </w:rPr>
-        <w:t xml:space="preserve"> </w:t>
-      </w:r>
-      <w:proofErr w:type="spellStart"/>
-      <w:r>
-        <w:rPr>
-          <w:b/>
-          <w:bCs/>
-        </w:rPr>
-        <w:t>nhân</w:t>
-      </w:r>
-      <w:proofErr w:type="spellEnd"/>
-      <w:r>
-        <w:rPr>
-          <w:b/>
-          <w:bCs/>
-        </w:rPr>
-        <w:t>:</w:t>
+        <w:t>Số định danh cá nhân:</w:t>
       </w:r>
       <w:r>
         <w:t xml:space="preserve"> 094159001639</w:t>
@@ -2977,85 +883,12 @@
           <w:numId w:val="10"/>
         </w:numPr>
       </w:pPr>
-      <w:proofErr w:type="spellStart"/>
       <w:r>
         <w:rPr>
           <w:b/>
           <w:bCs/>
         </w:rPr>
-        <w:t>Họ</w:t>
-      </w:r>
-      <w:proofErr w:type="spellEnd"/>
-      <w:r>
-        <w:rPr>
-          <w:b/>
-          <w:bCs/>
-        </w:rPr>
-        <w:t xml:space="preserve">, </w:t>
-      </w:r>
-      <w:proofErr w:type="spellStart"/>
-      <w:r>
-        <w:rPr>
-          <w:b/>
-          <w:bCs/>
-        </w:rPr>
-        <w:t>chữ</w:t>
-      </w:r>
-      <w:proofErr w:type="spellEnd"/>
-      <w:r>
-        <w:rPr>
-          <w:b/>
-          <w:bCs/>
-        </w:rPr>
-        <w:t xml:space="preserve"> </w:t>
-      </w:r>
-      <w:proofErr w:type="spellStart"/>
-      <w:r>
-        <w:rPr>
-          <w:b/>
-          <w:bCs/>
-        </w:rPr>
-        <w:t>đệm</w:t>
-      </w:r>
-      <w:proofErr w:type="spellEnd"/>
-      <w:r>
-        <w:rPr>
-          <w:b/>
-          <w:bCs/>
-        </w:rPr>
-        <w:t xml:space="preserve"> </w:t>
-      </w:r>
-      <w:proofErr w:type="spellStart"/>
-      <w:r>
-        <w:rPr>
-          <w:b/>
-          <w:bCs/>
-        </w:rPr>
-        <w:t>và</w:t>
-      </w:r>
-      <w:proofErr w:type="spellEnd"/>
-      <w:r>
-        <w:rPr>
-          <w:b/>
-          <w:bCs/>
-        </w:rPr>
-        <w:t xml:space="preserve"> </w:t>
-      </w:r>
-      <w:proofErr w:type="spellStart"/>
-      <w:r>
-        <w:rPr>
-          <w:b/>
-          <w:bCs/>
-        </w:rPr>
-        <w:t>tên</w:t>
-      </w:r>
-      <w:proofErr w:type="spellEnd"/>
-      <w:r>
-        <w:rPr>
-          <w:b/>
-          <w:bCs/>
-        </w:rPr>
-        <w:t>:</w:t>
+        <w:t>Họ, chữ đệm và tên:</w:t>
       </w:r>
       <w:r>
         <w:t xml:space="preserve"> LƯƠNG THỊ HỒNG HOA</w:t>
@@ -3069,69 +902,12 @@
           <w:numId w:val="10"/>
         </w:numPr>
       </w:pPr>
-      <w:proofErr w:type="spellStart"/>
       <w:r>
         <w:rPr>
           <w:b/>
           <w:bCs/>
         </w:rPr>
-        <w:t>Ngày</w:t>
-      </w:r>
-      <w:proofErr w:type="spellEnd"/>
-      <w:r>
-        <w:rPr>
-          <w:b/>
-          <w:bCs/>
-        </w:rPr>
-        <w:t xml:space="preserve">, </w:t>
-      </w:r>
-      <w:proofErr w:type="spellStart"/>
-      <w:r>
-        <w:rPr>
-          <w:b/>
-          <w:bCs/>
-        </w:rPr>
-        <w:t>tháng</w:t>
-      </w:r>
-      <w:proofErr w:type="spellEnd"/>
-      <w:r>
-        <w:rPr>
-          <w:b/>
-          <w:bCs/>
-        </w:rPr>
-        <w:t xml:space="preserve">, </w:t>
-      </w:r>
-      <w:proofErr w:type="spellStart"/>
-      <w:r>
-        <w:rPr>
-          <w:b/>
-          <w:bCs/>
-        </w:rPr>
-        <w:t>năm</w:t>
-      </w:r>
-      <w:proofErr w:type="spellEnd"/>
-      <w:r>
-        <w:rPr>
-          <w:b/>
-          <w:bCs/>
-        </w:rPr>
-        <w:t xml:space="preserve"> </w:t>
-      </w:r>
-      <w:proofErr w:type="spellStart"/>
-      <w:r>
-        <w:rPr>
-          <w:b/>
-          <w:bCs/>
-        </w:rPr>
-        <w:t>sinh</w:t>
-      </w:r>
-      <w:proofErr w:type="spellEnd"/>
-      <w:r>
-        <w:rPr>
-          <w:b/>
-          <w:bCs/>
-        </w:rPr>
-        <w:t>:</w:t>
+        <w:t>Ngày, tháng, năm sinh:</w:t>
       </w:r>
       <w:r>
         <w:t xml:space="preserve"> 01/01/1959</w:t>
@@ -3145,42 +921,16 @@
           <w:numId w:val="10"/>
         </w:numPr>
       </w:pPr>
-      <w:proofErr w:type="spellStart"/>
       <w:r>
         <w:rPr>
           <w:b/>
           <w:bCs/>
         </w:rPr>
-        <w:t>Giới</w:t>
-      </w:r>
-      <w:proofErr w:type="spellEnd"/>
-      <w:r>
-        <w:rPr>
-          <w:b/>
-          <w:bCs/>
-        </w:rPr>
-        <w:t xml:space="preserve"> </w:t>
-      </w:r>
-      <w:proofErr w:type="spellStart"/>
-      <w:r>
-        <w:rPr>
-          <w:b/>
-          <w:bCs/>
-        </w:rPr>
-        <w:t>tính</w:t>
-      </w:r>
-      <w:proofErr w:type="spellEnd"/>
-      <w:r>
-        <w:rPr>
-          <w:b/>
-          <w:bCs/>
-        </w:rPr>
-        <w:t>:</w:t>
+        <w:t>Giới tính:</w:t>
       </w:r>
       <w:r>
         <w:t xml:space="preserve"> </w:t>
       </w:r>
-      <w:proofErr w:type="spellStart"/>
       <w:r>
         <w:rPr>
           <w:i/>
@@ -3188,7 +938,6 @@
         </w:rPr>
         <w:t>Nữ</w:t>
       </w:r>
-      <w:proofErr w:type="spellEnd"/>
     </w:p>
     <w:p>
       <w:pPr>
@@ -3203,23 +952,7 @@
           <w:b/>
           <w:bCs/>
         </w:rPr>
-        <w:t xml:space="preserve">Quốc </w:t>
-      </w:r>
-      <w:proofErr w:type="spellStart"/>
-      <w:r>
-        <w:rPr>
-          <w:b/>
-          <w:bCs/>
-        </w:rPr>
-        <w:t>tịch</w:t>
-      </w:r>
-      <w:proofErr w:type="spellEnd"/>
-      <w:r>
-        <w:rPr>
-          <w:b/>
-          <w:bCs/>
-        </w:rPr>
-        <w:t>:</w:t>
+        <w:t>Quốc tịch:</w:t>
       </w:r>
       <w:r>
         <w:t xml:space="preserve"> Việt Nam</w:t>
@@ -3233,69 +966,12 @@
           <w:numId w:val="10"/>
         </w:numPr>
       </w:pPr>
-      <w:proofErr w:type="spellStart"/>
       <w:r>
         <w:rPr>
           <w:b/>
           <w:bCs/>
         </w:rPr>
-        <w:t>Ngày</w:t>
-      </w:r>
-      <w:proofErr w:type="spellEnd"/>
-      <w:r>
-        <w:rPr>
-          <w:b/>
-          <w:bCs/>
-        </w:rPr>
-        <w:t xml:space="preserve"> </w:t>
-      </w:r>
-      <w:proofErr w:type="spellStart"/>
-      <w:r>
-        <w:rPr>
-          <w:b/>
-          <w:bCs/>
-        </w:rPr>
-        <w:t>cấp</w:t>
-      </w:r>
-      <w:proofErr w:type="spellEnd"/>
-      <w:r>
-        <w:rPr>
-          <w:b/>
-          <w:bCs/>
-        </w:rPr>
-        <w:t xml:space="preserve"> </w:t>
-      </w:r>
-      <w:proofErr w:type="spellStart"/>
-      <w:r>
-        <w:rPr>
-          <w:b/>
-          <w:bCs/>
-        </w:rPr>
-        <w:t>căn</w:t>
-      </w:r>
-      <w:proofErr w:type="spellEnd"/>
-      <w:r>
-        <w:rPr>
-          <w:b/>
-          <w:bCs/>
-        </w:rPr>
-        <w:t xml:space="preserve"> </w:t>
-      </w:r>
-      <w:proofErr w:type="spellStart"/>
-      <w:r>
-        <w:rPr>
-          <w:b/>
-          <w:bCs/>
-        </w:rPr>
-        <w:t>cước</w:t>
-      </w:r>
-      <w:proofErr w:type="spellEnd"/>
-      <w:r>
-        <w:rPr>
-          <w:b/>
-          <w:bCs/>
-        </w:rPr>
-        <w:t>:</w:t>
+        <w:t>Ngày cấp căn cước:</w:t>
       </w:r>
       <w:r>
         <w:t xml:space="preserve"> 12/11/2022</w:t>
@@ -3309,48 +985,15 @@
           <w:numId w:val="10"/>
         </w:numPr>
       </w:pPr>
-      <w:proofErr w:type="spellStart"/>
       <w:r>
         <w:rPr>
           <w:b/>
           <w:bCs/>
         </w:rPr>
-        <w:t>Nơi</w:t>
-      </w:r>
-      <w:proofErr w:type="spellEnd"/>
-      <w:r>
-        <w:rPr>
-          <w:b/>
-          <w:bCs/>
-        </w:rPr>
-        <w:t xml:space="preserve"> </w:t>
-      </w:r>
-      <w:proofErr w:type="spellStart"/>
-      <w:r>
-        <w:rPr>
-          <w:b/>
-          <w:bCs/>
-        </w:rPr>
-        <w:t>cấp</w:t>
-      </w:r>
-      <w:proofErr w:type="spellEnd"/>
-      <w:r>
-        <w:rPr>
-          <w:b/>
-          <w:bCs/>
-        </w:rPr>
-        <w:t>:</w:t>
+        <w:t>Nơi cấp:</w:t>
       </w:r>
       <w:r>
-        <w:t xml:space="preserve"> </w:t>
-      </w:r>
-      <w:proofErr w:type="spellStart"/>
-      <w:r>
-        <w:t>Bộ</w:t>
-      </w:r>
-      <w:proofErr w:type="spellEnd"/>
-      <w:r>
-        <w:t xml:space="preserve"> Công An</w:t>
+        <w:t xml:space="preserve"> Bộ Công An</w:t>
       </w:r>
     </w:p>
     <w:p>
@@ -3365,112 +1008,12 @@
           <w:rFonts w:cs="Times New Roman"/>
         </w:rPr>
       </w:pPr>
-      <w:proofErr w:type="spellStart"/>
       <w:r>
         <w:rPr>
           <w:rFonts w:cs="Times New Roman"/>
         </w:rPr>
-        <w:t>Chức</w:t>
+        <w:t>Chức danh: Chủ tịch công ty kiêm giám đốc</w:t>
       </w:r>
-      <w:proofErr w:type="spellEnd"/>
-      <w:r>
-        <w:rPr>
-          <w:rFonts w:cs="Times New Roman"/>
-        </w:rPr>
-        <w:t xml:space="preserve"> </w:t>
-      </w:r>
-      <w:proofErr w:type="spellStart"/>
-      <w:r>
-        <w:rPr>
-          <w:rFonts w:cs="Times New Roman"/>
-        </w:rPr>
-        <w:t>danh</w:t>
-      </w:r>
-      <w:proofErr w:type="spellEnd"/>
-      <w:r>
-        <w:rPr>
-          <w:rFonts w:cs="Times New Roman"/>
-        </w:rPr>
-        <w:t xml:space="preserve">: </w:t>
-      </w:r>
-      <w:proofErr w:type="spellStart"/>
-      <w:r>
-        <w:rPr>
-          <w:rFonts w:cs="Times New Roman"/>
-        </w:rPr>
-        <w:t>Chủ</w:t>
-      </w:r>
-      <w:proofErr w:type="spellEnd"/>
-      <w:r>
-        <w:rPr>
-          <w:rFonts w:cs="Times New Roman"/>
-        </w:rPr>
-        <w:t xml:space="preserve"> </w:t>
-      </w:r>
-      <w:proofErr w:type="spellStart"/>
-      <w:r>
-        <w:rPr>
-          <w:rFonts w:cs="Times New Roman"/>
-        </w:rPr>
-        <w:t>tịch</w:t>
-      </w:r>
-      <w:proofErr w:type="spellEnd"/>
-      <w:r>
-        <w:rPr>
-          <w:rFonts w:cs="Times New Roman"/>
-        </w:rPr>
-        <w:t xml:space="preserve"> </w:t>
-      </w:r>
-      <w:proofErr w:type="spellStart"/>
-      <w:r>
-        <w:rPr>
-          <w:rFonts w:cs="Times New Roman"/>
-        </w:rPr>
-        <w:t>công</w:t>
-      </w:r>
-      <w:proofErr w:type="spellEnd"/>
-      <w:r>
-        <w:rPr>
-          <w:rFonts w:cs="Times New Roman"/>
-        </w:rPr>
-        <w:t xml:space="preserve"> ty </w:t>
-      </w:r>
-      <w:proofErr w:type="spellStart"/>
-      <w:r>
-        <w:rPr>
-          <w:rFonts w:cs="Times New Roman"/>
-        </w:rPr>
-        <w:t>kiêm</w:t>
-      </w:r>
-      <w:proofErr w:type="spellEnd"/>
-      <w:r>
-        <w:rPr>
-          <w:rFonts w:cs="Times New Roman"/>
-        </w:rPr>
-        <w:t xml:space="preserve"> </w:t>
-      </w:r>
-      <w:proofErr w:type="spellStart"/>
-      <w:r>
-        <w:rPr>
-          <w:rFonts w:cs="Times New Roman"/>
-        </w:rPr>
-        <w:t>giám</w:t>
-      </w:r>
-      <w:proofErr w:type="spellEnd"/>
-      <w:r>
-        <w:rPr>
-          <w:rFonts w:cs="Times New Roman"/>
-        </w:rPr>
-        <w:t xml:space="preserve"> </w:t>
-      </w:r>
-      <w:proofErr w:type="spellStart"/>
-      <w:r>
-        <w:rPr>
-          <w:rFonts w:cs="Times New Roman"/>
-        </w:rPr>
-        <w:t>đốc</w:t>
-      </w:r>
-      <w:proofErr w:type="spellEnd"/>
     </w:p>
     <w:p>
       <w:pPr>
@@ -3484,47 +1027,11 @@
           <w:rFonts w:cs="Times New Roman"/>
         </w:rPr>
       </w:pPr>
-      <w:proofErr w:type="spellStart"/>
       <w:r>
         <w:rPr>
           <w:rFonts w:cs="Times New Roman"/>
         </w:rPr>
-        <w:t>Số</w:t>
-      </w:r>
-      <w:proofErr w:type="spellEnd"/>
-      <w:r>
-        <w:rPr>
-          <w:rFonts w:cs="Times New Roman"/>
-        </w:rPr>
-        <w:t xml:space="preserve"> </w:t>
-      </w:r>
-      <w:proofErr w:type="spellStart"/>
-      <w:r>
-        <w:rPr>
-          <w:rFonts w:cs="Times New Roman"/>
-        </w:rPr>
-        <w:t>điện</w:t>
-      </w:r>
-      <w:proofErr w:type="spellEnd"/>
-      <w:r>
-        <w:rPr>
-          <w:rFonts w:cs="Times New Roman"/>
-        </w:rPr>
-        <w:t xml:space="preserve"> </w:t>
-      </w:r>
-      <w:proofErr w:type="spellStart"/>
-      <w:r>
-        <w:rPr>
-          <w:rFonts w:cs="Times New Roman"/>
-        </w:rPr>
-        <w:t>thoại</w:t>
-      </w:r>
-      <w:proofErr w:type="spellEnd"/>
-      <w:r>
-        <w:rPr>
-          <w:rFonts w:cs="Times New Roman"/>
-        </w:rPr>
-        <w:t xml:space="preserve">: </w:t>
+        <w:t xml:space="preserve">Số điện thoại: </w:t>
       </w:r>
       <w:r>
         <w:rPr>
@@ -3541,285 +1048,47 @@
           <w:numId w:val="11"/>
         </w:numPr>
       </w:pPr>
-      <w:proofErr w:type="spellStart"/>
       <w:r>
         <w:rPr>
           <w:b/>
           <w:bCs/>
         </w:rPr>
-        <w:t>Địa</w:t>
+        <w:t>Địa chỉ thường trú:</w:t>
       </w:r>
-      <w:proofErr w:type="spellEnd"/>
+      <w:r>
+        <w:t xml:space="preserve"> Ấp Lai Hòa, Xã Lai Hòa, Thành phố Cần Thơ</w:t>
+      </w:r>
+    </w:p>
+    <w:p>
+      <w:pPr>
+        <w:pStyle w:val="NormalWeb"/>
+        <w:numPr>
+          <w:ilvl w:val="0"/>
+          <w:numId w:val="11"/>
+        </w:numPr>
+      </w:pPr>
       <w:r>
         <w:rPr>
           <w:b/>
           <w:bCs/>
         </w:rPr>
-        <w:t xml:space="preserve"> </w:t>
-      </w:r>
-      <w:proofErr w:type="spellStart"/>
-      <w:r>
-        <w:rPr>
-          <w:b/>
-          <w:bCs/>
-        </w:rPr>
-        <w:t>chỉ</w:t>
-      </w:r>
-      <w:proofErr w:type="spellEnd"/>
-      <w:r>
-        <w:rPr>
-          <w:b/>
-          <w:bCs/>
-        </w:rPr>
-        <w:t xml:space="preserve"> </w:t>
-      </w:r>
-      <w:proofErr w:type="spellStart"/>
-      <w:r>
-        <w:rPr>
-          <w:b/>
-          <w:bCs/>
-        </w:rPr>
-        <w:t>thường</w:t>
-      </w:r>
-      <w:proofErr w:type="spellEnd"/>
-      <w:r>
-        <w:rPr>
-          <w:b/>
-          <w:bCs/>
-        </w:rPr>
-        <w:t xml:space="preserve"> </w:t>
-      </w:r>
-      <w:proofErr w:type="spellStart"/>
-      <w:r>
-        <w:rPr>
-          <w:b/>
-          <w:bCs/>
-        </w:rPr>
-        <w:t>trú</w:t>
-      </w:r>
-      <w:proofErr w:type="spellEnd"/>
-      <w:r>
-        <w:rPr>
-          <w:b/>
-          <w:bCs/>
-        </w:rPr>
-        <w:t>:</w:t>
+        <w:t>Địa chỉ liên lạc:</w:t>
       </w:r>
       <w:r>
-        <w:t xml:space="preserve"> </w:t>
-      </w:r>
-      <w:proofErr w:type="spellStart"/>
-      <w:r>
-        <w:t>Ấp</w:t>
-      </w:r>
-      <w:proofErr w:type="spellEnd"/>
-      <w:r>
-        <w:t xml:space="preserve"> Lai Hòa, </w:t>
-      </w:r>
-      <w:proofErr w:type="spellStart"/>
-      <w:r>
-        <w:t>Xã</w:t>
-      </w:r>
-      <w:proofErr w:type="spellEnd"/>
-      <w:r>
-        <w:t xml:space="preserve"> Lai Hòa, Thành </w:t>
-      </w:r>
-      <w:proofErr w:type="spellStart"/>
-      <w:r>
-        <w:t>phố</w:t>
-      </w:r>
-      <w:proofErr w:type="spellEnd"/>
-      <w:r>
-        <w:t xml:space="preserve"> </w:t>
-      </w:r>
-      <w:proofErr w:type="spellStart"/>
-      <w:r>
-        <w:t>Cần</w:t>
-      </w:r>
-      <w:proofErr w:type="spellEnd"/>
-      <w:r>
-        <w:t xml:space="preserve"> Thơ</w:t>
+        <w:t xml:space="preserve"> số 19/9 khu phố đông b, Phường Đông Hòa, Thành phố Hồ Chí Minh</w:t>
       </w:r>
     </w:p>
     <w:p>
       <w:pPr>
-        <w:pStyle w:val="NormalWeb"/>
-        <w:numPr>
-          <w:ilvl w:val="0"/>
-          <w:numId w:val="11"/>
-        </w:numPr>
-      </w:pPr>
-      <w:proofErr w:type="spellStart"/>
-      <w:r>
-        <w:rPr>
-          <w:b/>
-          <w:bCs/>
-        </w:rPr>
-        <w:t>Địa</w:t>
-      </w:r>
-      <w:proofErr w:type="spellEnd"/>
-      <w:r>
-        <w:rPr>
-          <w:b/>
-          <w:bCs/>
-        </w:rPr>
-        <w:t xml:space="preserve"> </w:t>
-      </w:r>
-      <w:proofErr w:type="spellStart"/>
-      <w:r>
-        <w:rPr>
-          <w:b/>
-          <w:bCs/>
-        </w:rPr>
-        <w:t>chỉ</w:t>
-      </w:r>
-      <w:proofErr w:type="spellEnd"/>
-      <w:r>
-        <w:rPr>
-          <w:b/>
-          <w:bCs/>
-        </w:rPr>
-        <w:t xml:space="preserve"> </w:t>
-      </w:r>
-      <w:proofErr w:type="spellStart"/>
-      <w:r>
-        <w:rPr>
-          <w:b/>
-          <w:bCs/>
-        </w:rPr>
-        <w:t>liên</w:t>
-      </w:r>
-      <w:proofErr w:type="spellEnd"/>
-      <w:r>
-        <w:rPr>
-          <w:b/>
-          <w:bCs/>
-        </w:rPr>
-        <w:t xml:space="preserve"> </w:t>
-      </w:r>
-      <w:proofErr w:type="spellStart"/>
-      <w:r>
-        <w:rPr>
-          <w:b/>
-          <w:bCs/>
-        </w:rPr>
-        <w:t>lạc</w:t>
-      </w:r>
-      <w:proofErr w:type="spellEnd"/>
-      <w:r>
-        <w:rPr>
-          <w:b/>
-          <w:bCs/>
-        </w:rPr>
-        <w:t>:</w:t>
-      </w:r>
-      <w:r>
-        <w:t xml:space="preserve"> </w:t>
-      </w:r>
-      <w:proofErr w:type="spellStart"/>
-      <w:r>
-        <w:t>số</w:t>
-      </w:r>
-      <w:proofErr w:type="spellEnd"/>
-      <w:r>
-        <w:t xml:space="preserve"> 19/9 </w:t>
-      </w:r>
-      <w:proofErr w:type="spellStart"/>
-      <w:r>
-        <w:t>khu</w:t>
-      </w:r>
-      <w:proofErr w:type="spellEnd"/>
-      <w:r>
-        <w:t xml:space="preserve"> </w:t>
-      </w:r>
-      <w:proofErr w:type="spellStart"/>
-      <w:r>
-        <w:t>phố</w:t>
-      </w:r>
-      <w:proofErr w:type="spellEnd"/>
-      <w:r>
-        <w:t xml:space="preserve"> </w:t>
-      </w:r>
-      <w:proofErr w:type="spellStart"/>
-      <w:r>
-        <w:t>đông</w:t>
-      </w:r>
-      <w:proofErr w:type="spellEnd"/>
-      <w:r>
-        <w:t xml:space="preserve"> b, </w:t>
-      </w:r>
-      <w:proofErr w:type="spellStart"/>
-      <w:r>
-        <w:t>Phường</w:t>
-      </w:r>
-      <w:proofErr w:type="spellEnd"/>
-      <w:r>
-        <w:t xml:space="preserve"> Đông Hòa, Thành </w:t>
-      </w:r>
-      <w:proofErr w:type="spellStart"/>
-      <w:r>
-        <w:t>phố</w:t>
-      </w:r>
-      <w:proofErr w:type="spellEnd"/>
-      <w:r>
-        <w:t xml:space="preserve"> </w:t>
-      </w:r>
-      <w:proofErr w:type="spellStart"/>
-      <w:r>
-        <w:t>Hồ</w:t>
-      </w:r>
-      <w:proofErr w:type="spellEnd"/>
-      <w:r>
-        <w:t xml:space="preserve"> Chí Minh</w:t>
-      </w:r>
-    </w:p>
-    <w:p>
-      <w:pPr>
         <w:rPr>
           <w:rFonts w:cs="Times New Roman"/>
         </w:rPr>
       </w:pPr>
-      <w:proofErr w:type="spellStart"/>
       <w:r>
         <w:rPr>
           <w:rFonts w:cs="Times New Roman"/>
         </w:rPr>
-        <w:t>Nội</w:t>
-      </w:r>
-      <w:proofErr w:type="spellEnd"/>
-      <w:r>
-        <w:rPr>
-          <w:rFonts w:cs="Times New Roman"/>
-        </w:rPr>
-        <w:t xml:space="preserve"> dung </w:t>
-      </w:r>
-      <w:proofErr w:type="spellStart"/>
-      <w:r>
-        <w:rPr>
-          <w:rFonts w:cs="Times New Roman"/>
-        </w:rPr>
-        <w:t>thay</w:t>
-      </w:r>
-      <w:proofErr w:type="spellEnd"/>
-      <w:r>
-        <w:rPr>
-          <w:rFonts w:cs="Times New Roman"/>
-        </w:rPr>
-        <w:t xml:space="preserve"> </w:t>
-      </w:r>
-      <w:proofErr w:type="spellStart"/>
-      <w:r>
-        <w:rPr>
-          <w:rFonts w:cs="Times New Roman"/>
-        </w:rPr>
-        <w:t>đổi</w:t>
-      </w:r>
-      <w:proofErr w:type="spellEnd"/>
-      <w:r>
-        <w:rPr>
-          <w:rFonts w:cs="Times New Roman"/>
-        </w:rPr>
-        <w:t>:</w:t>
+        <w:t>Nội dung thay đổi:</w:t>
       </w:r>
     </w:p>
     <w:p>
@@ -3833,117 +1102,11 @@
           <w:rFonts w:cs="Times New Roman"/>
         </w:rPr>
       </w:pPr>
-      <w:proofErr w:type="spellStart"/>
       <w:r>
         <w:rPr>
           <w:rFonts w:cs="Times New Roman"/>
         </w:rPr>
-        <w:t>Ngày</w:t>
-      </w:r>
-      <w:proofErr w:type="spellEnd"/>
-      <w:r>
-        <w:rPr>
-          <w:rFonts w:cs="Times New Roman"/>
-        </w:rPr>
-        <w:t xml:space="preserve"> </w:t>
-      </w:r>
-      <w:proofErr w:type="spellStart"/>
-      <w:r>
-        <w:rPr>
-          <w:rFonts w:cs="Times New Roman"/>
-        </w:rPr>
-        <w:t>hợp</w:t>
-      </w:r>
-      <w:proofErr w:type="spellEnd"/>
-      <w:r>
-        <w:rPr>
-          <w:rFonts w:cs="Times New Roman"/>
-        </w:rPr>
-        <w:t xml:space="preserve"> </w:t>
-      </w:r>
-      <w:proofErr w:type="spellStart"/>
-      <w:r>
-        <w:rPr>
-          <w:rFonts w:cs="Times New Roman"/>
-        </w:rPr>
-        <w:t>đồng</w:t>
-      </w:r>
-      <w:proofErr w:type="spellEnd"/>
-      <w:r>
-        <w:rPr>
-          <w:rFonts w:cs="Times New Roman"/>
-        </w:rPr>
-        <w:t xml:space="preserve"> </w:t>
-      </w:r>
-      <w:proofErr w:type="spellStart"/>
-      <w:r>
-        <w:rPr>
-          <w:rFonts w:cs="Times New Roman"/>
-        </w:rPr>
-        <w:t>và</w:t>
-      </w:r>
-      <w:proofErr w:type="spellEnd"/>
-      <w:r>
-        <w:rPr>
-          <w:rFonts w:cs="Times New Roman"/>
-        </w:rPr>
-        <w:t xml:space="preserve"> </w:t>
-      </w:r>
-      <w:proofErr w:type="spellStart"/>
-      <w:r>
-        <w:rPr>
-          <w:rFonts w:cs="Times New Roman"/>
-        </w:rPr>
-        <w:t>ngày</w:t>
-      </w:r>
-      <w:proofErr w:type="spellEnd"/>
-      <w:r>
-        <w:rPr>
-          <w:rFonts w:cs="Times New Roman"/>
-        </w:rPr>
-        <w:t xml:space="preserve"> </w:t>
-      </w:r>
-      <w:proofErr w:type="spellStart"/>
-      <w:r>
-        <w:rPr>
-          <w:rFonts w:cs="Times New Roman"/>
-        </w:rPr>
-        <w:t>ký</w:t>
-      </w:r>
-      <w:proofErr w:type="spellEnd"/>
-      <w:r>
-        <w:rPr>
-          <w:rFonts w:cs="Times New Roman"/>
-        </w:rPr>
-        <w:t xml:space="preserve"> </w:t>
-      </w:r>
-      <w:proofErr w:type="spellStart"/>
-      <w:r>
-        <w:rPr>
-          <w:rFonts w:cs="Times New Roman"/>
-        </w:rPr>
-        <w:t>văn</w:t>
-      </w:r>
-      <w:proofErr w:type="spellEnd"/>
-      <w:r>
-        <w:rPr>
-          <w:rFonts w:cs="Times New Roman"/>
-        </w:rPr>
-        <w:t xml:space="preserve"> </w:t>
-      </w:r>
-      <w:proofErr w:type="spellStart"/>
-      <w:r>
-        <w:rPr>
-          <w:rFonts w:cs="Times New Roman"/>
-        </w:rPr>
-        <w:t>bản</w:t>
-      </w:r>
-      <w:proofErr w:type="spellEnd"/>
-      <w:r>
-        <w:rPr>
-          <w:rFonts w:cs="Times New Roman"/>
-        </w:rPr>
-        <w:t>: 28/07/2026</w:t>
+        <w:t>Ngày hợp đồng và ngày ký văn bản: 28/07/2026</w:t>
       </w:r>
     </w:p>
     <w:p>
@@ -3958,75 +1121,11 @@
           <w:rFonts w:cs="Times New Roman"/>
         </w:rPr>
       </w:pPr>
-      <w:proofErr w:type="spellStart"/>
       <w:r>
         <w:rPr>
           <w:rFonts w:cs="Times New Roman"/>
         </w:rPr>
-        <w:t>Cập</w:t>
-      </w:r>
-      <w:proofErr w:type="spellEnd"/>
-      <w:r>
-        <w:rPr>
-          <w:rFonts w:cs="Times New Roman"/>
-        </w:rPr>
-        <w:t xml:space="preserve"> </w:t>
-      </w:r>
-      <w:proofErr w:type="spellStart"/>
-      <w:r>
-        <w:rPr>
-          <w:rFonts w:cs="Times New Roman"/>
-        </w:rPr>
-        <w:t>nhật</w:t>
-      </w:r>
-      <w:proofErr w:type="spellEnd"/>
-      <w:r>
-        <w:rPr>
-          <w:rFonts w:cs="Times New Roman"/>
-        </w:rPr>
-        <w:t xml:space="preserve"> </w:t>
-      </w:r>
-      <w:proofErr w:type="spellStart"/>
-      <w:r>
-        <w:rPr>
-          <w:rFonts w:cs="Times New Roman"/>
-        </w:rPr>
-        <w:t>số</w:t>
-      </w:r>
-      <w:proofErr w:type="spellEnd"/>
-      <w:r>
-        <w:rPr>
-          <w:rFonts w:cs="Times New Roman"/>
-        </w:rPr>
-        <w:t xml:space="preserve"> </w:t>
-      </w:r>
-      <w:proofErr w:type="spellStart"/>
-      <w:r>
-        <w:rPr>
-          <w:rFonts w:cs="Times New Roman"/>
-        </w:rPr>
-        <w:t>điện</w:t>
-      </w:r>
-      <w:proofErr w:type="spellEnd"/>
-      <w:r>
-        <w:rPr>
-          <w:rFonts w:cs="Times New Roman"/>
-        </w:rPr>
-        <w:t xml:space="preserve"> </w:t>
-      </w:r>
-      <w:proofErr w:type="spellStart"/>
-      <w:r>
-        <w:rPr>
-          <w:rFonts w:cs="Times New Roman"/>
-        </w:rPr>
-        <w:t>thoại</w:t>
-      </w:r>
-      <w:proofErr w:type="spellEnd"/>
-      <w:r>
-        <w:rPr>
-          <w:rFonts w:cs="Times New Roman"/>
-        </w:rPr>
-        <w:t xml:space="preserve">: </w:t>
+        <w:t xml:space="preserve">Cập nhật số điện thoại: </w:t>
       </w:r>
       <w:r>
         <w:rPr>
@@ -4047,196 +1146,20 @@
           <w:rFonts w:cs="Times New Roman"/>
         </w:rPr>
       </w:pPr>
-      <w:proofErr w:type="spellStart"/>
       <w:r>
         <w:rPr>
           <w:rFonts w:cs="Times New Roman"/>
         </w:rPr>
-        <w:t>Cập</w:t>
-      </w:r>
-      <w:proofErr w:type="spellEnd"/>
-      <w:r>
-        <w:rPr>
-          <w:rFonts w:cs="Times New Roman"/>
-        </w:rPr>
-        <w:t xml:space="preserve"> </w:t>
-      </w:r>
-      <w:proofErr w:type="spellStart"/>
-      <w:r>
-        <w:rPr>
-          <w:rFonts w:cs="Times New Roman"/>
-        </w:rPr>
-        <w:t>nhật</w:t>
-      </w:r>
-      <w:proofErr w:type="spellEnd"/>
-      <w:r>
-        <w:rPr>
-          <w:rFonts w:cs="Times New Roman"/>
-        </w:rPr>
-        <w:t xml:space="preserve"> </w:t>
-      </w:r>
-      <w:proofErr w:type="spellStart"/>
-      <w:r>
-        <w:rPr>
-          <w:rFonts w:cs="Times New Roman"/>
-        </w:rPr>
-        <w:t>địa</w:t>
-      </w:r>
-      <w:proofErr w:type="spellEnd"/>
-      <w:r>
-        <w:rPr>
-          <w:rFonts w:cs="Times New Roman"/>
-        </w:rPr>
-        <w:t xml:space="preserve"> </w:t>
-      </w:r>
-      <w:proofErr w:type="spellStart"/>
-      <w:r>
-        <w:rPr>
-          <w:rFonts w:cs="Times New Roman"/>
-        </w:rPr>
-        <w:t>chỉ</w:t>
-      </w:r>
-      <w:proofErr w:type="spellEnd"/>
-      <w:r>
-        <w:rPr>
-          <w:rFonts w:cs="Times New Roman"/>
-        </w:rPr>
-        <w:t xml:space="preserve"> </w:t>
-      </w:r>
-      <w:proofErr w:type="spellStart"/>
-      <w:r>
-        <w:rPr>
-          <w:rFonts w:cs="Times New Roman"/>
-        </w:rPr>
-        <w:t>trụ</w:t>
-      </w:r>
-      <w:proofErr w:type="spellEnd"/>
-      <w:r>
-        <w:rPr>
-          <w:rFonts w:cs="Times New Roman"/>
-        </w:rPr>
-        <w:t xml:space="preserve"> </w:t>
-      </w:r>
-      <w:proofErr w:type="spellStart"/>
-      <w:r>
-        <w:rPr>
-          <w:rFonts w:cs="Times New Roman"/>
-        </w:rPr>
-        <w:t>sở</w:t>
-      </w:r>
-      <w:proofErr w:type="spellEnd"/>
-      <w:r>
-        <w:rPr>
-          <w:rFonts w:cs="Times New Roman"/>
-        </w:rPr>
-        <w:t xml:space="preserve"> do </w:t>
-      </w:r>
-      <w:proofErr w:type="spellStart"/>
-      <w:r>
-        <w:rPr>
-          <w:rFonts w:cs="Times New Roman"/>
-        </w:rPr>
-        <w:t>sáp</w:t>
-      </w:r>
-      <w:proofErr w:type="spellEnd"/>
-      <w:r>
-        <w:rPr>
-          <w:rFonts w:cs="Times New Roman"/>
-        </w:rPr>
-        <w:t xml:space="preserve"> </w:t>
-      </w:r>
-      <w:proofErr w:type="spellStart"/>
-      <w:r>
-        <w:rPr>
-          <w:rFonts w:cs="Times New Roman"/>
-        </w:rPr>
-        <w:t>nhập</w:t>
-      </w:r>
-      <w:proofErr w:type="spellEnd"/>
-      <w:r>
-        <w:rPr>
-          <w:rFonts w:cs="Times New Roman"/>
-        </w:rPr>
-        <w:t xml:space="preserve"> </w:t>
-      </w:r>
-      <w:proofErr w:type="spellStart"/>
-      <w:r>
-        <w:rPr>
-          <w:rFonts w:cs="Times New Roman"/>
-        </w:rPr>
-        <w:t>tỉnh</w:t>
-      </w:r>
-      <w:proofErr w:type="spellEnd"/>
-      <w:r>
-        <w:rPr>
-          <w:rFonts w:cs="Times New Roman"/>
-        </w:rPr>
-        <w:t xml:space="preserve"> </w:t>
-      </w:r>
-      <w:proofErr w:type="spellStart"/>
-      <w:r>
-        <w:rPr>
-          <w:rFonts w:cs="Times New Roman"/>
-        </w:rPr>
-        <w:t>thành</w:t>
-      </w:r>
-      <w:proofErr w:type="spellEnd"/>
-      <w:r>
-        <w:rPr>
-          <w:rFonts w:cs="Times New Roman"/>
-        </w:rPr>
-        <w:t xml:space="preserve">: </w:t>
-      </w:r>
-      <w:proofErr w:type="spellStart"/>
-      <w:r>
-        <w:t>Số</w:t>
-      </w:r>
-      <w:proofErr w:type="spellEnd"/>
-      <w:r>
-        <w:t xml:space="preserve"> 1253/44,Đường Khánh Bình 09,Tổ 1,Khu </w:t>
-      </w:r>
-      <w:proofErr w:type="spellStart"/>
-      <w:r>
-        <w:t>Phố</w:t>
-      </w:r>
-      <w:proofErr w:type="spellEnd"/>
-      <w:r>
-        <w:t xml:space="preserve"> Khánh Vân, </w:t>
-      </w:r>
-      <w:proofErr w:type="spellStart"/>
-      <w:r>
-        <w:t>Phường</w:t>
-      </w:r>
-      <w:proofErr w:type="spellEnd"/>
-      <w:r>
-        <w:t xml:space="preserve"> Tân </w:t>
-      </w:r>
-      <w:proofErr w:type="spellStart"/>
-      <w:r>
-        <w:t>Hiệp</w:t>
-      </w:r>
-      <w:proofErr w:type="spellEnd"/>
-      <w:r>
-        <w:t xml:space="preserve">, </w:t>
+        <w:t xml:space="preserve">Cập nhật địa chỉ trụ sở do sáp nhập tỉnh thành: </w:t>
       </w:r>
       <w:r>
-        <w:t xml:space="preserve">Thành </w:t>
+        <w:t xml:space="preserve">Số 1253/44,Đường Khánh Bình 09,Tổ 1,Khu Phố Khánh Vân, Phường Tân Hiệp, </w:t>
       </w:r>
-      <w:proofErr w:type="spellStart"/>
       <w:r>
-        <w:t>phố</w:t>
+        <w:t>Thành phố</w:t>
       </w:r>
-      <w:proofErr w:type="spellEnd"/>
       <w:r>
-        <w:t xml:space="preserve"> </w:t>
-      </w:r>
-      <w:proofErr w:type="spellStart"/>
-      <w:r>
-        <w:t>Hồ</w:t>
-      </w:r>
-      <w:proofErr w:type="spellEnd"/>
-      <w:r>
-        <w:t xml:space="preserve"> Chí Minh, Việt Nam</w:t>
+        <w:t xml:space="preserve"> Hồ Chí Minh, Việt Nam</w:t>
       </w:r>
       <w:r>
         <w:t>, Việt Nam</w:t>
